--- a/Trillium supplemental tables.docx
+++ b/Trillium supplemental tables.docx
@@ -6253,7 +6253,3064 @@
           <w:szCs w:val="24"/>
         </w:rPr>
         <w:lastRenderedPageBreak/>
-        <w:t xml:space="preserve">Table S5. </w:t>
+        <w:t xml:space="preserve">Table S5. Number of Hemiptera morphotypes caught and tested, and their phytoplasma positivity rate. Phytoplasma infection was determined </w:t>
+      </w:r>
+      <w:r>
+        <w:rPr>
+          <w:rFonts w:ascii="Times New Roman" w:hAnsi="Times New Roman" w:cs="Times New Roman"/>
+          <w:sz w:val="24"/>
+          <w:szCs w:val="24"/>
+        </w:rPr>
+        <w:t xml:space="preserve">with a nested polymerase chain reaction using two universal phytoplasma primer pairs R16mF2/R1 and R16F2n/R2 (Gundersen &amp; Lee 1996), and </w:t>
+      </w:r>
+      <w:r>
+        <w:rPr>
+          <w:rFonts w:ascii="Times New Roman" w:hAnsi="Times New Roman" w:cs="Times New Roman"/>
+          <w:sz w:val="24"/>
+          <w:szCs w:val="24"/>
+        </w:rPr>
+        <w:t xml:space="preserve">we </w:t>
+      </w:r>
+      <w:r>
+        <w:rPr>
+          <w:rFonts w:ascii="Times New Roman" w:hAnsi="Times New Roman" w:cs="Times New Roman"/>
+          <w:sz w:val="24"/>
+          <w:szCs w:val="24"/>
+        </w:rPr>
+        <w:t>visualised the presence of phytoplasma using gel electrophoresis.</w:t>
+      </w:r>
+      <w:r>
+        <w:rPr>
+          <w:rFonts w:ascii="Times New Roman" w:hAnsi="Times New Roman" w:cs="Times New Roman"/>
+          <w:sz w:val="24"/>
+          <w:szCs w:val="24"/>
+        </w:rPr>
+        <w:t xml:space="preserve"> We determined leafhopper morphotypes 1 and 3 were likely the same species by morphology, but differing in sample freshness/time since mortality.</w:t>
+      </w:r>
+    </w:p>
+    <w:tbl>
+      <w:tblPr>
+        <w:tblStyle w:val="TableGrid"/>
+        <w:tblW w:w="0" w:type="auto"/>
+        <w:tblLook w:val="04A0" w:firstRow="1" w:lastRow="0" w:firstColumn="1" w:lastColumn="0" w:noHBand="0" w:noVBand="1"/>
+      </w:tblPr>
+      <w:tblGrid>
+        <w:gridCol w:w="2547"/>
+        <w:gridCol w:w="1854"/>
+        <w:gridCol w:w="1831"/>
+        <w:gridCol w:w="2268"/>
+        <w:gridCol w:w="2552"/>
+      </w:tblGrid>
+      <w:tr>
+        <w:tc>
+          <w:tcPr>
+            <w:tcW w:w="2547" w:type="dxa"/>
+          </w:tcPr>
+          <w:p>
+            <w:pPr>
+              <w:rPr>
+                <w:rFonts w:ascii="Times New Roman" w:hAnsi="Times New Roman" w:cs="Times New Roman"/>
+                <w:b/>
+                <w:bCs/>
+                <w:sz w:val="24"/>
+                <w:szCs w:val="24"/>
+              </w:rPr>
+            </w:pPr>
+            <w:r>
+              <w:rPr>
+                <w:rFonts w:ascii="Times New Roman" w:hAnsi="Times New Roman" w:cs="Times New Roman"/>
+                <w:b/>
+                <w:bCs/>
+                <w:sz w:val="24"/>
+                <w:szCs w:val="24"/>
+              </w:rPr>
+              <w:t>Morphotype</w:t>
+            </w:r>
+          </w:p>
+        </w:tc>
+        <w:tc>
+          <w:tcPr>
+            <w:tcW w:w="1854" w:type="dxa"/>
+          </w:tcPr>
+          <w:p>
+            <w:pPr>
+              <w:rPr>
+                <w:rFonts w:ascii="Times New Roman" w:hAnsi="Times New Roman" w:cs="Times New Roman"/>
+                <w:b/>
+                <w:bCs/>
+                <w:sz w:val="24"/>
+                <w:szCs w:val="24"/>
+              </w:rPr>
+            </w:pPr>
+            <w:r>
+              <w:rPr>
+                <w:rFonts w:ascii="Times New Roman" w:hAnsi="Times New Roman" w:cs="Times New Roman"/>
+                <w:b/>
+                <w:bCs/>
+                <w:sz w:val="24"/>
+                <w:szCs w:val="24"/>
+              </w:rPr>
+              <w:t>Number caught</w:t>
+            </w:r>
+          </w:p>
+        </w:tc>
+        <w:tc>
+          <w:tcPr>
+            <w:tcW w:w="1831" w:type="dxa"/>
+          </w:tcPr>
+          <w:p>
+            <w:pPr>
+              <w:rPr>
+                <w:rFonts w:ascii="Times New Roman" w:hAnsi="Times New Roman" w:cs="Times New Roman"/>
+                <w:b/>
+                <w:bCs/>
+                <w:sz w:val="24"/>
+                <w:szCs w:val="24"/>
+              </w:rPr>
+            </w:pPr>
+            <w:r>
+              <w:rPr>
+                <w:rFonts w:ascii="Times New Roman" w:hAnsi="Times New Roman" w:cs="Times New Roman"/>
+                <w:b/>
+                <w:bCs/>
+                <w:sz w:val="24"/>
+                <w:szCs w:val="24"/>
+              </w:rPr>
+              <w:t>Number tested</w:t>
+            </w:r>
+          </w:p>
+        </w:tc>
+        <w:tc>
+          <w:tcPr>
+            <w:tcW w:w="2268" w:type="dxa"/>
+          </w:tcPr>
+          <w:p>
+            <w:pPr>
+              <w:rPr>
+                <w:rFonts w:ascii="Times New Roman" w:hAnsi="Times New Roman" w:cs="Times New Roman"/>
+                <w:b/>
+                <w:bCs/>
+                <w:sz w:val="24"/>
+                <w:szCs w:val="24"/>
+              </w:rPr>
+            </w:pPr>
+            <w:r>
+              <w:rPr>
+                <w:rFonts w:ascii="Times New Roman" w:hAnsi="Times New Roman" w:cs="Times New Roman"/>
+                <w:b/>
+                <w:bCs/>
+                <w:sz w:val="24"/>
+                <w:szCs w:val="24"/>
+              </w:rPr>
+              <w:t>Number positive</w:t>
+            </w:r>
+          </w:p>
+        </w:tc>
+        <w:tc>
+          <w:tcPr>
+            <w:tcW w:w="2552" w:type="dxa"/>
+          </w:tcPr>
+          <w:p>
+            <w:pPr>
+              <w:rPr>
+                <w:rFonts w:ascii="Times New Roman" w:hAnsi="Times New Roman" w:cs="Times New Roman"/>
+                <w:b/>
+                <w:bCs/>
+                <w:sz w:val="24"/>
+                <w:szCs w:val="24"/>
+              </w:rPr>
+            </w:pPr>
+            <w:r>
+              <w:rPr>
+                <w:rFonts w:ascii="Times New Roman" w:hAnsi="Times New Roman" w:cs="Times New Roman"/>
+                <w:b/>
+                <w:bCs/>
+                <w:sz w:val="24"/>
+                <w:szCs w:val="24"/>
+              </w:rPr>
+              <w:t>Percent positive %</w:t>
+            </w:r>
+          </w:p>
+        </w:tc>
+      </w:tr>
+      <w:tr>
+        <w:tc>
+          <w:tcPr>
+            <w:tcW w:w="2547" w:type="dxa"/>
+          </w:tcPr>
+          <w:p>
+            <w:pPr>
+              <w:rPr>
+                <w:rFonts w:ascii="Times New Roman" w:hAnsi="Times New Roman" w:cs="Times New Roman"/>
+                <w:sz w:val="24"/>
+                <w:szCs w:val="24"/>
+              </w:rPr>
+            </w:pPr>
+            <w:r>
+              <w:rPr>
+                <w:rFonts w:ascii="Times New Roman" w:hAnsi="Times New Roman" w:cs="Times New Roman"/>
+                <w:sz w:val="24"/>
+                <w:szCs w:val="24"/>
+              </w:rPr>
+              <w:t>Leafhopper 1+3</w:t>
+            </w:r>
+          </w:p>
+        </w:tc>
+        <w:tc>
+          <w:tcPr>
+            <w:tcW w:w="1854" w:type="dxa"/>
+          </w:tcPr>
+          <w:p>
+            <w:pPr>
+              <w:rPr>
+                <w:rFonts w:ascii="Times New Roman" w:hAnsi="Times New Roman" w:cs="Times New Roman"/>
+                <w:sz w:val="24"/>
+                <w:szCs w:val="24"/>
+              </w:rPr>
+            </w:pPr>
+            <w:r>
+              <w:rPr>
+                <w:rFonts w:ascii="Times New Roman" w:hAnsi="Times New Roman" w:cs="Times New Roman"/>
+                <w:sz w:val="24"/>
+                <w:szCs w:val="24"/>
+              </w:rPr>
+              <w:t>279+223</w:t>
+            </w:r>
+          </w:p>
+        </w:tc>
+        <w:tc>
+          <w:tcPr>
+            <w:tcW w:w="1831" w:type="dxa"/>
+          </w:tcPr>
+          <w:p>
+            <w:pPr>
+              <w:rPr>
+                <w:rFonts w:ascii="Times New Roman" w:hAnsi="Times New Roman" w:cs="Times New Roman"/>
+                <w:sz w:val="24"/>
+                <w:szCs w:val="24"/>
+              </w:rPr>
+            </w:pPr>
+            <w:r>
+              <w:rPr>
+                <w:rFonts w:ascii="Times New Roman" w:hAnsi="Times New Roman" w:cs="Times New Roman"/>
+                <w:sz w:val="24"/>
+                <w:szCs w:val="24"/>
+              </w:rPr>
+              <w:t>48+20</w:t>
+            </w:r>
+          </w:p>
+        </w:tc>
+        <w:tc>
+          <w:tcPr>
+            <w:tcW w:w="2268" w:type="dxa"/>
+          </w:tcPr>
+          <w:p>
+            <w:pPr>
+              <w:rPr>
+                <w:rFonts w:ascii="Times New Roman" w:hAnsi="Times New Roman" w:cs="Times New Roman"/>
+                <w:sz w:val="24"/>
+                <w:szCs w:val="24"/>
+              </w:rPr>
+            </w:pPr>
+            <w:r>
+              <w:rPr>
+                <w:rFonts w:ascii="Times New Roman" w:hAnsi="Times New Roman" w:cs="Times New Roman"/>
+                <w:sz w:val="24"/>
+                <w:szCs w:val="24"/>
+              </w:rPr>
+              <w:t>1+1</w:t>
+            </w:r>
+          </w:p>
+        </w:tc>
+        <w:tc>
+          <w:tcPr>
+            <w:tcW w:w="2552" w:type="dxa"/>
+          </w:tcPr>
+          <w:p>
+            <w:pPr>
+              <w:rPr>
+                <w:rFonts w:ascii="Times New Roman" w:hAnsi="Times New Roman" w:cs="Times New Roman"/>
+                <w:sz w:val="24"/>
+                <w:szCs w:val="24"/>
+              </w:rPr>
+            </w:pPr>
+            <w:r>
+              <w:rPr>
+                <w:rFonts w:ascii="Times New Roman" w:hAnsi="Times New Roman" w:cs="Times New Roman"/>
+                <w:sz w:val="24"/>
+                <w:szCs w:val="24"/>
+              </w:rPr>
+              <w:t>2.94</w:t>
+            </w:r>
+          </w:p>
+        </w:tc>
+      </w:tr>
+      <w:tr>
+        <w:tc>
+          <w:tcPr>
+            <w:tcW w:w="2547" w:type="dxa"/>
+          </w:tcPr>
+          <w:p>
+            <w:pPr>
+              <w:rPr>
+                <w:rFonts w:ascii="Times New Roman" w:hAnsi="Times New Roman" w:cs="Times New Roman"/>
+                <w:sz w:val="24"/>
+                <w:szCs w:val="24"/>
+              </w:rPr>
+            </w:pPr>
+            <w:r>
+              <w:rPr>
+                <w:rFonts w:ascii="Times New Roman" w:hAnsi="Times New Roman" w:cs="Times New Roman"/>
+                <w:sz w:val="24"/>
+                <w:szCs w:val="24"/>
+              </w:rPr>
+              <w:t>Leafhopper 2</w:t>
+            </w:r>
+          </w:p>
+        </w:tc>
+        <w:tc>
+          <w:tcPr>
+            <w:tcW w:w="1854" w:type="dxa"/>
+          </w:tcPr>
+          <w:p>
+            <w:pPr>
+              <w:rPr>
+                <w:rFonts w:ascii="Times New Roman" w:hAnsi="Times New Roman" w:cs="Times New Roman"/>
+                <w:sz w:val="24"/>
+                <w:szCs w:val="24"/>
+              </w:rPr>
+            </w:pPr>
+            <w:r>
+              <w:rPr>
+                <w:rFonts w:ascii="Times New Roman" w:hAnsi="Times New Roman" w:cs="Times New Roman"/>
+                <w:sz w:val="24"/>
+                <w:szCs w:val="24"/>
+              </w:rPr>
+              <w:t>154</w:t>
+            </w:r>
+          </w:p>
+        </w:tc>
+        <w:tc>
+          <w:tcPr>
+            <w:tcW w:w="1831" w:type="dxa"/>
+          </w:tcPr>
+          <w:p>
+            <w:pPr>
+              <w:rPr>
+                <w:rFonts w:ascii="Times New Roman" w:hAnsi="Times New Roman" w:cs="Times New Roman"/>
+                <w:sz w:val="24"/>
+                <w:szCs w:val="24"/>
+              </w:rPr>
+            </w:pPr>
+            <w:r>
+              <w:rPr>
+                <w:rFonts w:ascii="Times New Roman" w:hAnsi="Times New Roman" w:cs="Times New Roman"/>
+                <w:sz w:val="24"/>
+                <w:szCs w:val="24"/>
+              </w:rPr>
+              <w:t>7</w:t>
+            </w:r>
+          </w:p>
+        </w:tc>
+        <w:tc>
+          <w:tcPr>
+            <w:tcW w:w="2268" w:type="dxa"/>
+          </w:tcPr>
+          <w:p>
+            <w:pPr>
+              <w:rPr>
+                <w:rFonts w:ascii="Times New Roman" w:hAnsi="Times New Roman" w:cs="Times New Roman"/>
+                <w:sz w:val="24"/>
+                <w:szCs w:val="24"/>
+              </w:rPr>
+            </w:pPr>
+            <w:r>
+              <w:rPr>
+                <w:rFonts w:ascii="Times New Roman" w:hAnsi="Times New Roman" w:cs="Times New Roman"/>
+                <w:sz w:val="24"/>
+                <w:szCs w:val="24"/>
+              </w:rPr>
+              <w:t>0</w:t>
+            </w:r>
+          </w:p>
+        </w:tc>
+        <w:tc>
+          <w:tcPr>
+            <w:tcW w:w="2552" w:type="dxa"/>
+          </w:tcPr>
+          <w:p>
+            <w:pPr>
+              <w:rPr>
+                <w:rFonts w:ascii="Times New Roman" w:hAnsi="Times New Roman" w:cs="Times New Roman"/>
+                <w:sz w:val="24"/>
+                <w:szCs w:val="24"/>
+              </w:rPr>
+            </w:pPr>
+            <w:r>
+              <w:rPr>
+                <w:rFonts w:ascii="Times New Roman" w:hAnsi="Times New Roman" w:cs="Times New Roman"/>
+                <w:sz w:val="24"/>
+                <w:szCs w:val="24"/>
+              </w:rPr>
+              <w:t>0</w:t>
+            </w:r>
+          </w:p>
+        </w:tc>
+      </w:tr>
+      <w:tr>
+        <w:tc>
+          <w:tcPr>
+            <w:tcW w:w="2547" w:type="dxa"/>
+          </w:tcPr>
+          <w:p>
+            <w:pPr>
+              <w:rPr>
+                <w:rFonts w:ascii="Times New Roman" w:hAnsi="Times New Roman" w:cs="Times New Roman"/>
+                <w:sz w:val="24"/>
+                <w:szCs w:val="24"/>
+              </w:rPr>
+            </w:pPr>
+            <w:r>
+              <w:rPr>
+                <w:rFonts w:ascii="Times New Roman" w:hAnsi="Times New Roman" w:cs="Times New Roman"/>
+                <w:sz w:val="24"/>
+                <w:szCs w:val="24"/>
+              </w:rPr>
+              <w:t>Leafhopper 4</w:t>
+            </w:r>
+          </w:p>
+        </w:tc>
+        <w:tc>
+          <w:tcPr>
+            <w:tcW w:w="1854" w:type="dxa"/>
+          </w:tcPr>
+          <w:p>
+            <w:pPr>
+              <w:rPr>
+                <w:rFonts w:ascii="Times New Roman" w:hAnsi="Times New Roman" w:cs="Times New Roman"/>
+                <w:sz w:val="24"/>
+                <w:szCs w:val="24"/>
+              </w:rPr>
+            </w:pPr>
+            <w:r>
+              <w:rPr>
+                <w:rFonts w:ascii="Times New Roman" w:hAnsi="Times New Roman" w:cs="Times New Roman"/>
+                <w:sz w:val="24"/>
+                <w:szCs w:val="24"/>
+              </w:rPr>
+              <w:t>16</w:t>
+            </w:r>
+          </w:p>
+        </w:tc>
+        <w:tc>
+          <w:tcPr>
+            <w:tcW w:w="1831" w:type="dxa"/>
+          </w:tcPr>
+          <w:p>
+            <w:pPr>
+              <w:rPr>
+                <w:rFonts w:ascii="Times New Roman" w:hAnsi="Times New Roman" w:cs="Times New Roman"/>
+                <w:sz w:val="24"/>
+                <w:szCs w:val="24"/>
+              </w:rPr>
+            </w:pPr>
+            <w:r>
+              <w:rPr>
+                <w:rFonts w:ascii="Times New Roman" w:hAnsi="Times New Roman" w:cs="Times New Roman"/>
+                <w:sz w:val="24"/>
+                <w:szCs w:val="24"/>
+              </w:rPr>
+              <w:t>1</w:t>
+            </w:r>
+          </w:p>
+        </w:tc>
+        <w:tc>
+          <w:tcPr>
+            <w:tcW w:w="2268" w:type="dxa"/>
+          </w:tcPr>
+          <w:p>
+            <w:pPr>
+              <w:rPr>
+                <w:rFonts w:ascii="Times New Roman" w:hAnsi="Times New Roman" w:cs="Times New Roman"/>
+                <w:sz w:val="24"/>
+                <w:szCs w:val="24"/>
+              </w:rPr>
+            </w:pPr>
+            <w:r>
+              <w:rPr>
+                <w:rFonts w:ascii="Times New Roman" w:hAnsi="Times New Roman" w:cs="Times New Roman"/>
+                <w:sz w:val="24"/>
+                <w:szCs w:val="24"/>
+              </w:rPr>
+              <w:t>0</w:t>
+            </w:r>
+          </w:p>
+        </w:tc>
+        <w:tc>
+          <w:tcPr>
+            <w:tcW w:w="2552" w:type="dxa"/>
+          </w:tcPr>
+          <w:p>
+            <w:pPr>
+              <w:rPr>
+                <w:rFonts w:ascii="Times New Roman" w:hAnsi="Times New Roman" w:cs="Times New Roman"/>
+                <w:sz w:val="24"/>
+                <w:szCs w:val="24"/>
+              </w:rPr>
+            </w:pPr>
+            <w:r>
+              <w:rPr>
+                <w:rFonts w:ascii="Times New Roman" w:hAnsi="Times New Roman" w:cs="Times New Roman"/>
+                <w:sz w:val="24"/>
+                <w:szCs w:val="24"/>
+              </w:rPr>
+              <w:t>0</w:t>
+            </w:r>
+          </w:p>
+        </w:tc>
+      </w:tr>
+      <w:tr>
+        <w:tc>
+          <w:tcPr>
+            <w:tcW w:w="2547" w:type="dxa"/>
+          </w:tcPr>
+          <w:p>
+            <w:pPr>
+              <w:rPr>
+                <w:rFonts w:ascii="Times New Roman" w:hAnsi="Times New Roman" w:cs="Times New Roman"/>
+                <w:sz w:val="24"/>
+                <w:szCs w:val="24"/>
+              </w:rPr>
+            </w:pPr>
+            <w:r>
+              <w:rPr>
+                <w:rFonts w:ascii="Times New Roman" w:hAnsi="Times New Roman" w:cs="Times New Roman"/>
+                <w:sz w:val="24"/>
+                <w:szCs w:val="24"/>
+              </w:rPr>
+              <w:t>Leafhopper 5</w:t>
+            </w:r>
+          </w:p>
+        </w:tc>
+        <w:tc>
+          <w:tcPr>
+            <w:tcW w:w="1854" w:type="dxa"/>
+          </w:tcPr>
+          <w:p>
+            <w:pPr>
+              <w:rPr>
+                <w:rFonts w:ascii="Times New Roman" w:hAnsi="Times New Roman" w:cs="Times New Roman"/>
+                <w:sz w:val="24"/>
+                <w:szCs w:val="24"/>
+              </w:rPr>
+            </w:pPr>
+            <w:r>
+              <w:rPr>
+                <w:rFonts w:ascii="Times New Roman" w:hAnsi="Times New Roman" w:cs="Times New Roman"/>
+                <w:sz w:val="24"/>
+                <w:szCs w:val="24"/>
+              </w:rPr>
+              <w:t>6</w:t>
+            </w:r>
+          </w:p>
+        </w:tc>
+        <w:tc>
+          <w:tcPr>
+            <w:tcW w:w="1831" w:type="dxa"/>
+          </w:tcPr>
+          <w:p>
+            <w:pPr>
+              <w:rPr>
+                <w:rFonts w:ascii="Times New Roman" w:hAnsi="Times New Roman" w:cs="Times New Roman"/>
+                <w:sz w:val="24"/>
+                <w:szCs w:val="24"/>
+              </w:rPr>
+            </w:pPr>
+            <w:r>
+              <w:rPr>
+                <w:rFonts w:ascii="Times New Roman" w:hAnsi="Times New Roman" w:cs="Times New Roman"/>
+                <w:sz w:val="24"/>
+                <w:szCs w:val="24"/>
+              </w:rPr>
+              <w:t>2</w:t>
+            </w:r>
+          </w:p>
+        </w:tc>
+        <w:tc>
+          <w:tcPr>
+            <w:tcW w:w="2268" w:type="dxa"/>
+          </w:tcPr>
+          <w:p>
+            <w:pPr>
+              <w:rPr>
+                <w:rFonts w:ascii="Times New Roman" w:hAnsi="Times New Roman" w:cs="Times New Roman"/>
+                <w:sz w:val="24"/>
+                <w:szCs w:val="24"/>
+              </w:rPr>
+            </w:pPr>
+            <w:r>
+              <w:rPr>
+                <w:rFonts w:ascii="Times New Roman" w:hAnsi="Times New Roman" w:cs="Times New Roman"/>
+                <w:sz w:val="24"/>
+                <w:szCs w:val="24"/>
+              </w:rPr>
+              <w:t>0</w:t>
+            </w:r>
+          </w:p>
+        </w:tc>
+        <w:tc>
+          <w:tcPr>
+            <w:tcW w:w="2552" w:type="dxa"/>
+          </w:tcPr>
+          <w:p>
+            <w:pPr>
+              <w:rPr>
+                <w:rFonts w:ascii="Times New Roman" w:hAnsi="Times New Roman" w:cs="Times New Roman"/>
+                <w:sz w:val="24"/>
+                <w:szCs w:val="24"/>
+              </w:rPr>
+            </w:pPr>
+            <w:r>
+              <w:rPr>
+                <w:rFonts w:ascii="Times New Roman" w:hAnsi="Times New Roman" w:cs="Times New Roman"/>
+                <w:sz w:val="24"/>
+                <w:szCs w:val="24"/>
+              </w:rPr>
+              <w:t>0</w:t>
+            </w:r>
+          </w:p>
+        </w:tc>
+      </w:tr>
+      <w:tr>
+        <w:tc>
+          <w:tcPr>
+            <w:tcW w:w="2547" w:type="dxa"/>
+          </w:tcPr>
+          <w:p>
+            <w:pPr>
+              <w:rPr>
+                <w:rFonts w:ascii="Times New Roman" w:hAnsi="Times New Roman" w:cs="Times New Roman"/>
+                <w:sz w:val="24"/>
+                <w:szCs w:val="24"/>
+              </w:rPr>
+            </w:pPr>
+            <w:r>
+              <w:rPr>
+                <w:rFonts w:ascii="Times New Roman" w:hAnsi="Times New Roman" w:cs="Times New Roman"/>
+                <w:sz w:val="24"/>
+                <w:szCs w:val="24"/>
+              </w:rPr>
+              <w:t>Leafhopper 6</w:t>
+            </w:r>
+          </w:p>
+        </w:tc>
+        <w:tc>
+          <w:tcPr>
+            <w:tcW w:w="1854" w:type="dxa"/>
+          </w:tcPr>
+          <w:p>
+            <w:pPr>
+              <w:rPr>
+                <w:rFonts w:ascii="Times New Roman" w:hAnsi="Times New Roman" w:cs="Times New Roman"/>
+                <w:sz w:val="24"/>
+                <w:szCs w:val="24"/>
+              </w:rPr>
+            </w:pPr>
+            <w:r>
+              <w:rPr>
+                <w:rFonts w:ascii="Times New Roman" w:hAnsi="Times New Roman" w:cs="Times New Roman"/>
+                <w:sz w:val="24"/>
+                <w:szCs w:val="24"/>
+              </w:rPr>
+              <w:t>2</w:t>
+            </w:r>
+          </w:p>
+        </w:tc>
+        <w:tc>
+          <w:tcPr>
+            <w:tcW w:w="1831" w:type="dxa"/>
+          </w:tcPr>
+          <w:p>
+            <w:pPr>
+              <w:rPr>
+                <w:rFonts w:ascii="Times New Roman" w:hAnsi="Times New Roman" w:cs="Times New Roman"/>
+                <w:sz w:val="24"/>
+                <w:szCs w:val="24"/>
+              </w:rPr>
+            </w:pPr>
+            <w:r>
+              <w:rPr>
+                <w:rFonts w:ascii="Times New Roman" w:hAnsi="Times New Roman" w:cs="Times New Roman"/>
+                <w:sz w:val="24"/>
+                <w:szCs w:val="24"/>
+              </w:rPr>
+              <w:t>1</w:t>
+            </w:r>
+          </w:p>
+        </w:tc>
+        <w:tc>
+          <w:tcPr>
+            <w:tcW w:w="2268" w:type="dxa"/>
+          </w:tcPr>
+          <w:p>
+            <w:pPr>
+              <w:rPr>
+                <w:rFonts w:ascii="Times New Roman" w:hAnsi="Times New Roman" w:cs="Times New Roman"/>
+                <w:sz w:val="24"/>
+                <w:szCs w:val="24"/>
+              </w:rPr>
+            </w:pPr>
+            <w:r>
+              <w:rPr>
+                <w:rFonts w:ascii="Times New Roman" w:hAnsi="Times New Roman" w:cs="Times New Roman"/>
+                <w:sz w:val="24"/>
+                <w:szCs w:val="24"/>
+              </w:rPr>
+              <w:t>0</w:t>
+            </w:r>
+          </w:p>
+        </w:tc>
+        <w:tc>
+          <w:tcPr>
+            <w:tcW w:w="2552" w:type="dxa"/>
+          </w:tcPr>
+          <w:p>
+            <w:pPr>
+              <w:rPr>
+                <w:rFonts w:ascii="Times New Roman" w:hAnsi="Times New Roman" w:cs="Times New Roman"/>
+                <w:sz w:val="24"/>
+                <w:szCs w:val="24"/>
+              </w:rPr>
+            </w:pPr>
+            <w:r>
+              <w:rPr>
+                <w:rFonts w:ascii="Times New Roman" w:hAnsi="Times New Roman" w:cs="Times New Roman"/>
+                <w:sz w:val="24"/>
+                <w:szCs w:val="24"/>
+              </w:rPr>
+              <w:t>0</w:t>
+            </w:r>
+          </w:p>
+        </w:tc>
+      </w:tr>
+      <w:tr>
+        <w:tc>
+          <w:tcPr>
+            <w:tcW w:w="2547" w:type="dxa"/>
+          </w:tcPr>
+          <w:p>
+            <w:pPr>
+              <w:rPr>
+                <w:rFonts w:ascii="Times New Roman" w:hAnsi="Times New Roman" w:cs="Times New Roman"/>
+                <w:sz w:val="24"/>
+                <w:szCs w:val="24"/>
+              </w:rPr>
+            </w:pPr>
+            <w:r>
+              <w:rPr>
+                <w:rFonts w:ascii="Times New Roman" w:hAnsi="Times New Roman" w:cs="Times New Roman"/>
+                <w:sz w:val="24"/>
+                <w:szCs w:val="24"/>
+              </w:rPr>
+              <w:t>Leafhopper 7</w:t>
+            </w:r>
+          </w:p>
+        </w:tc>
+        <w:tc>
+          <w:tcPr>
+            <w:tcW w:w="1854" w:type="dxa"/>
+          </w:tcPr>
+          <w:p>
+            <w:pPr>
+              <w:rPr>
+                <w:rFonts w:ascii="Times New Roman" w:hAnsi="Times New Roman" w:cs="Times New Roman"/>
+                <w:sz w:val="24"/>
+                <w:szCs w:val="24"/>
+              </w:rPr>
+            </w:pPr>
+            <w:r>
+              <w:rPr>
+                <w:rFonts w:ascii="Times New Roman" w:hAnsi="Times New Roman" w:cs="Times New Roman"/>
+                <w:sz w:val="24"/>
+                <w:szCs w:val="24"/>
+              </w:rPr>
+              <w:t>6</w:t>
+            </w:r>
+          </w:p>
+        </w:tc>
+        <w:tc>
+          <w:tcPr>
+            <w:tcW w:w="1831" w:type="dxa"/>
+          </w:tcPr>
+          <w:p>
+            <w:pPr>
+              <w:rPr>
+                <w:rFonts w:ascii="Times New Roman" w:hAnsi="Times New Roman" w:cs="Times New Roman"/>
+                <w:sz w:val="24"/>
+                <w:szCs w:val="24"/>
+              </w:rPr>
+            </w:pPr>
+            <w:r>
+              <w:rPr>
+                <w:rFonts w:ascii="Times New Roman" w:hAnsi="Times New Roman" w:cs="Times New Roman"/>
+                <w:sz w:val="24"/>
+                <w:szCs w:val="24"/>
+              </w:rPr>
+              <w:t>0</w:t>
+            </w:r>
+          </w:p>
+        </w:tc>
+        <w:tc>
+          <w:tcPr>
+            <w:tcW w:w="2268" w:type="dxa"/>
+          </w:tcPr>
+          <w:p>
+            <w:pPr>
+              <w:rPr>
+                <w:rFonts w:ascii="Times New Roman" w:hAnsi="Times New Roman" w:cs="Times New Roman"/>
+                <w:sz w:val="24"/>
+                <w:szCs w:val="24"/>
+              </w:rPr>
+            </w:pPr>
+            <w:r>
+              <w:rPr>
+                <w:rFonts w:ascii="Times New Roman" w:hAnsi="Times New Roman" w:cs="Times New Roman"/>
+                <w:sz w:val="24"/>
+                <w:szCs w:val="24"/>
+              </w:rPr>
+              <w:t>NA</w:t>
+            </w:r>
+          </w:p>
+        </w:tc>
+        <w:tc>
+          <w:tcPr>
+            <w:tcW w:w="2552" w:type="dxa"/>
+          </w:tcPr>
+          <w:p>
+            <w:pPr>
+              <w:rPr>
+                <w:rFonts w:ascii="Times New Roman" w:hAnsi="Times New Roman" w:cs="Times New Roman"/>
+                <w:sz w:val="24"/>
+                <w:szCs w:val="24"/>
+              </w:rPr>
+            </w:pPr>
+            <w:r>
+              <w:rPr>
+                <w:rFonts w:ascii="Times New Roman" w:hAnsi="Times New Roman" w:cs="Times New Roman"/>
+                <w:sz w:val="24"/>
+                <w:szCs w:val="24"/>
+              </w:rPr>
+              <w:t>NA</w:t>
+            </w:r>
+          </w:p>
+        </w:tc>
+      </w:tr>
+      <w:tr>
+        <w:tc>
+          <w:tcPr>
+            <w:tcW w:w="2547" w:type="dxa"/>
+          </w:tcPr>
+          <w:p>
+            <w:pPr>
+              <w:rPr>
+                <w:rFonts w:ascii="Times New Roman" w:hAnsi="Times New Roman" w:cs="Times New Roman"/>
+                <w:sz w:val="24"/>
+                <w:szCs w:val="24"/>
+              </w:rPr>
+            </w:pPr>
+            <w:r>
+              <w:rPr>
+                <w:rFonts w:ascii="Times New Roman" w:hAnsi="Times New Roman" w:cs="Times New Roman"/>
+                <w:sz w:val="24"/>
+                <w:szCs w:val="24"/>
+              </w:rPr>
+              <w:t>Leafhopper 8</w:t>
+            </w:r>
+          </w:p>
+        </w:tc>
+        <w:tc>
+          <w:tcPr>
+            <w:tcW w:w="1854" w:type="dxa"/>
+          </w:tcPr>
+          <w:p>
+            <w:pPr>
+              <w:rPr>
+                <w:rFonts w:ascii="Times New Roman" w:hAnsi="Times New Roman" w:cs="Times New Roman"/>
+                <w:sz w:val="24"/>
+                <w:szCs w:val="24"/>
+              </w:rPr>
+            </w:pPr>
+            <w:r>
+              <w:rPr>
+                <w:rFonts w:ascii="Times New Roman" w:hAnsi="Times New Roman" w:cs="Times New Roman"/>
+                <w:sz w:val="24"/>
+                <w:szCs w:val="24"/>
+              </w:rPr>
+              <w:t>18</w:t>
+            </w:r>
+          </w:p>
+        </w:tc>
+        <w:tc>
+          <w:tcPr>
+            <w:tcW w:w="1831" w:type="dxa"/>
+          </w:tcPr>
+          <w:p>
+            <w:pPr>
+              <w:rPr>
+                <w:rFonts w:ascii="Times New Roman" w:hAnsi="Times New Roman" w:cs="Times New Roman"/>
+                <w:sz w:val="24"/>
+                <w:szCs w:val="24"/>
+              </w:rPr>
+            </w:pPr>
+            <w:r>
+              <w:rPr>
+                <w:rFonts w:ascii="Times New Roman" w:hAnsi="Times New Roman" w:cs="Times New Roman"/>
+                <w:sz w:val="24"/>
+                <w:szCs w:val="24"/>
+              </w:rPr>
+              <w:t>4</w:t>
+            </w:r>
+          </w:p>
+        </w:tc>
+        <w:tc>
+          <w:tcPr>
+            <w:tcW w:w="2268" w:type="dxa"/>
+          </w:tcPr>
+          <w:p>
+            <w:pPr>
+              <w:rPr>
+                <w:rFonts w:ascii="Times New Roman" w:hAnsi="Times New Roman" w:cs="Times New Roman"/>
+                <w:sz w:val="24"/>
+                <w:szCs w:val="24"/>
+              </w:rPr>
+            </w:pPr>
+            <w:r>
+              <w:rPr>
+                <w:rFonts w:ascii="Times New Roman" w:hAnsi="Times New Roman" w:cs="Times New Roman"/>
+                <w:sz w:val="24"/>
+                <w:szCs w:val="24"/>
+              </w:rPr>
+              <w:t>0</w:t>
+            </w:r>
+          </w:p>
+        </w:tc>
+        <w:tc>
+          <w:tcPr>
+            <w:tcW w:w="2552" w:type="dxa"/>
+          </w:tcPr>
+          <w:p>
+            <w:pPr>
+              <w:rPr>
+                <w:rFonts w:ascii="Times New Roman" w:hAnsi="Times New Roman" w:cs="Times New Roman"/>
+                <w:sz w:val="24"/>
+                <w:szCs w:val="24"/>
+              </w:rPr>
+            </w:pPr>
+            <w:r>
+              <w:rPr>
+                <w:rFonts w:ascii="Times New Roman" w:hAnsi="Times New Roman" w:cs="Times New Roman"/>
+                <w:sz w:val="24"/>
+                <w:szCs w:val="24"/>
+              </w:rPr>
+              <w:t>0</w:t>
+            </w:r>
+          </w:p>
+        </w:tc>
+      </w:tr>
+      <w:tr>
+        <w:tc>
+          <w:tcPr>
+            <w:tcW w:w="2547" w:type="dxa"/>
+          </w:tcPr>
+          <w:p>
+            <w:pPr>
+              <w:rPr>
+                <w:rFonts w:ascii="Times New Roman" w:hAnsi="Times New Roman" w:cs="Times New Roman"/>
+                <w:sz w:val="24"/>
+                <w:szCs w:val="24"/>
+              </w:rPr>
+            </w:pPr>
+            <w:r>
+              <w:rPr>
+                <w:rFonts w:ascii="Times New Roman" w:hAnsi="Times New Roman" w:cs="Times New Roman"/>
+                <w:sz w:val="24"/>
+                <w:szCs w:val="24"/>
+              </w:rPr>
+              <w:t>Leafhopper 9</w:t>
+            </w:r>
+          </w:p>
+        </w:tc>
+        <w:tc>
+          <w:tcPr>
+            <w:tcW w:w="1854" w:type="dxa"/>
+          </w:tcPr>
+          <w:p>
+            <w:pPr>
+              <w:rPr>
+                <w:rFonts w:ascii="Times New Roman" w:hAnsi="Times New Roman" w:cs="Times New Roman"/>
+                <w:sz w:val="24"/>
+                <w:szCs w:val="24"/>
+              </w:rPr>
+            </w:pPr>
+            <w:r>
+              <w:rPr>
+                <w:rFonts w:ascii="Times New Roman" w:hAnsi="Times New Roman" w:cs="Times New Roman"/>
+                <w:sz w:val="24"/>
+                <w:szCs w:val="24"/>
+              </w:rPr>
+              <w:t>16</w:t>
+            </w:r>
+          </w:p>
+        </w:tc>
+        <w:tc>
+          <w:tcPr>
+            <w:tcW w:w="1831" w:type="dxa"/>
+          </w:tcPr>
+          <w:p>
+            <w:pPr>
+              <w:rPr>
+                <w:rFonts w:ascii="Times New Roman" w:hAnsi="Times New Roman" w:cs="Times New Roman"/>
+                <w:sz w:val="24"/>
+                <w:szCs w:val="24"/>
+              </w:rPr>
+            </w:pPr>
+            <w:r>
+              <w:rPr>
+                <w:rFonts w:ascii="Times New Roman" w:hAnsi="Times New Roman" w:cs="Times New Roman"/>
+                <w:sz w:val="24"/>
+                <w:szCs w:val="24"/>
+              </w:rPr>
+              <w:t>2</w:t>
+            </w:r>
+          </w:p>
+        </w:tc>
+        <w:tc>
+          <w:tcPr>
+            <w:tcW w:w="2268" w:type="dxa"/>
+          </w:tcPr>
+          <w:p>
+            <w:pPr>
+              <w:rPr>
+                <w:rFonts w:ascii="Times New Roman" w:hAnsi="Times New Roman" w:cs="Times New Roman"/>
+                <w:sz w:val="24"/>
+                <w:szCs w:val="24"/>
+              </w:rPr>
+            </w:pPr>
+            <w:r>
+              <w:rPr>
+                <w:rFonts w:ascii="Times New Roman" w:hAnsi="Times New Roman" w:cs="Times New Roman"/>
+                <w:sz w:val="24"/>
+                <w:szCs w:val="24"/>
+              </w:rPr>
+              <w:t>0</w:t>
+            </w:r>
+          </w:p>
+        </w:tc>
+        <w:tc>
+          <w:tcPr>
+            <w:tcW w:w="2552" w:type="dxa"/>
+          </w:tcPr>
+          <w:p>
+            <w:pPr>
+              <w:rPr>
+                <w:rFonts w:ascii="Times New Roman" w:hAnsi="Times New Roman" w:cs="Times New Roman"/>
+                <w:sz w:val="24"/>
+                <w:szCs w:val="24"/>
+              </w:rPr>
+            </w:pPr>
+            <w:r>
+              <w:rPr>
+                <w:rFonts w:ascii="Times New Roman" w:hAnsi="Times New Roman" w:cs="Times New Roman"/>
+                <w:sz w:val="24"/>
+                <w:szCs w:val="24"/>
+              </w:rPr>
+              <w:t>0</w:t>
+            </w:r>
+          </w:p>
+        </w:tc>
+      </w:tr>
+      <w:tr>
+        <w:tc>
+          <w:tcPr>
+            <w:tcW w:w="2547" w:type="dxa"/>
+          </w:tcPr>
+          <w:p>
+            <w:pPr>
+              <w:rPr>
+                <w:rFonts w:ascii="Times New Roman" w:hAnsi="Times New Roman" w:cs="Times New Roman"/>
+                <w:sz w:val="24"/>
+                <w:szCs w:val="24"/>
+              </w:rPr>
+            </w:pPr>
+            <w:r>
+              <w:rPr>
+                <w:rFonts w:ascii="Times New Roman" w:hAnsi="Times New Roman" w:cs="Times New Roman"/>
+                <w:sz w:val="24"/>
+                <w:szCs w:val="24"/>
+              </w:rPr>
+              <w:t>Leafhopper 10</w:t>
+            </w:r>
+          </w:p>
+        </w:tc>
+        <w:tc>
+          <w:tcPr>
+            <w:tcW w:w="1854" w:type="dxa"/>
+          </w:tcPr>
+          <w:p>
+            <w:pPr>
+              <w:rPr>
+                <w:rFonts w:ascii="Times New Roman" w:hAnsi="Times New Roman" w:cs="Times New Roman"/>
+                <w:sz w:val="24"/>
+                <w:szCs w:val="24"/>
+              </w:rPr>
+            </w:pPr>
+            <w:r>
+              <w:rPr>
+                <w:rFonts w:ascii="Times New Roman" w:hAnsi="Times New Roman" w:cs="Times New Roman"/>
+                <w:sz w:val="24"/>
+                <w:szCs w:val="24"/>
+              </w:rPr>
+              <w:t>58</w:t>
+            </w:r>
+          </w:p>
+        </w:tc>
+        <w:tc>
+          <w:tcPr>
+            <w:tcW w:w="1831" w:type="dxa"/>
+          </w:tcPr>
+          <w:p>
+            <w:pPr>
+              <w:rPr>
+                <w:rFonts w:ascii="Times New Roman" w:hAnsi="Times New Roman" w:cs="Times New Roman"/>
+                <w:sz w:val="24"/>
+                <w:szCs w:val="24"/>
+              </w:rPr>
+            </w:pPr>
+            <w:r>
+              <w:rPr>
+                <w:rFonts w:ascii="Times New Roman" w:hAnsi="Times New Roman" w:cs="Times New Roman"/>
+                <w:sz w:val="24"/>
+                <w:szCs w:val="24"/>
+              </w:rPr>
+              <w:t>5</w:t>
+            </w:r>
+          </w:p>
+        </w:tc>
+        <w:tc>
+          <w:tcPr>
+            <w:tcW w:w="2268" w:type="dxa"/>
+          </w:tcPr>
+          <w:p>
+            <w:pPr>
+              <w:rPr>
+                <w:rFonts w:ascii="Times New Roman" w:hAnsi="Times New Roman" w:cs="Times New Roman"/>
+                <w:sz w:val="24"/>
+                <w:szCs w:val="24"/>
+              </w:rPr>
+            </w:pPr>
+            <w:r>
+              <w:rPr>
+                <w:rFonts w:ascii="Times New Roman" w:hAnsi="Times New Roman" w:cs="Times New Roman"/>
+                <w:sz w:val="24"/>
+                <w:szCs w:val="24"/>
+              </w:rPr>
+              <w:t>2</w:t>
+            </w:r>
+          </w:p>
+        </w:tc>
+        <w:tc>
+          <w:tcPr>
+            <w:tcW w:w="2552" w:type="dxa"/>
+          </w:tcPr>
+          <w:p>
+            <w:pPr>
+              <w:rPr>
+                <w:rFonts w:ascii="Times New Roman" w:hAnsi="Times New Roman" w:cs="Times New Roman"/>
+                <w:sz w:val="24"/>
+                <w:szCs w:val="24"/>
+              </w:rPr>
+            </w:pPr>
+            <w:r>
+              <w:rPr>
+                <w:rFonts w:ascii="Times New Roman" w:hAnsi="Times New Roman" w:cs="Times New Roman"/>
+                <w:sz w:val="24"/>
+                <w:szCs w:val="24"/>
+              </w:rPr>
+              <w:t>40</w:t>
+            </w:r>
+          </w:p>
+        </w:tc>
+      </w:tr>
+      <w:tr>
+        <w:tc>
+          <w:tcPr>
+            <w:tcW w:w="2547" w:type="dxa"/>
+          </w:tcPr>
+          <w:p>
+            <w:pPr>
+              <w:rPr>
+                <w:rFonts w:ascii="Times New Roman" w:hAnsi="Times New Roman" w:cs="Times New Roman"/>
+                <w:sz w:val="24"/>
+                <w:szCs w:val="24"/>
+              </w:rPr>
+            </w:pPr>
+            <w:r>
+              <w:rPr>
+                <w:rFonts w:ascii="Times New Roman" w:hAnsi="Times New Roman" w:cs="Times New Roman"/>
+                <w:sz w:val="24"/>
+                <w:szCs w:val="24"/>
+              </w:rPr>
+              <w:t>Leafhopper 11</w:t>
+            </w:r>
+          </w:p>
+        </w:tc>
+        <w:tc>
+          <w:tcPr>
+            <w:tcW w:w="1854" w:type="dxa"/>
+          </w:tcPr>
+          <w:p>
+            <w:pPr>
+              <w:rPr>
+                <w:rFonts w:ascii="Times New Roman" w:hAnsi="Times New Roman" w:cs="Times New Roman"/>
+                <w:sz w:val="24"/>
+                <w:szCs w:val="24"/>
+              </w:rPr>
+            </w:pPr>
+            <w:r>
+              <w:rPr>
+                <w:rFonts w:ascii="Times New Roman" w:hAnsi="Times New Roman" w:cs="Times New Roman"/>
+                <w:sz w:val="24"/>
+                <w:szCs w:val="24"/>
+              </w:rPr>
+              <w:t>9</w:t>
+            </w:r>
+          </w:p>
+        </w:tc>
+        <w:tc>
+          <w:tcPr>
+            <w:tcW w:w="1831" w:type="dxa"/>
+          </w:tcPr>
+          <w:p>
+            <w:pPr>
+              <w:rPr>
+                <w:rFonts w:ascii="Times New Roman" w:hAnsi="Times New Roman" w:cs="Times New Roman"/>
+                <w:sz w:val="24"/>
+                <w:szCs w:val="24"/>
+              </w:rPr>
+            </w:pPr>
+            <w:r>
+              <w:rPr>
+                <w:rFonts w:ascii="Times New Roman" w:hAnsi="Times New Roman" w:cs="Times New Roman"/>
+                <w:sz w:val="24"/>
+                <w:szCs w:val="24"/>
+              </w:rPr>
+              <w:t>0</w:t>
+            </w:r>
+          </w:p>
+        </w:tc>
+        <w:tc>
+          <w:tcPr>
+            <w:tcW w:w="2268" w:type="dxa"/>
+          </w:tcPr>
+          <w:p>
+            <w:pPr>
+              <w:rPr>
+                <w:rFonts w:ascii="Times New Roman" w:hAnsi="Times New Roman" w:cs="Times New Roman"/>
+                <w:sz w:val="24"/>
+                <w:szCs w:val="24"/>
+              </w:rPr>
+            </w:pPr>
+            <w:r>
+              <w:rPr>
+                <w:rFonts w:ascii="Times New Roman" w:hAnsi="Times New Roman" w:cs="Times New Roman"/>
+                <w:sz w:val="24"/>
+                <w:szCs w:val="24"/>
+              </w:rPr>
+              <w:t>NA</w:t>
+            </w:r>
+          </w:p>
+        </w:tc>
+        <w:tc>
+          <w:tcPr>
+            <w:tcW w:w="2552" w:type="dxa"/>
+          </w:tcPr>
+          <w:p>
+            <w:pPr>
+              <w:rPr>
+                <w:rFonts w:ascii="Times New Roman" w:hAnsi="Times New Roman" w:cs="Times New Roman"/>
+                <w:sz w:val="24"/>
+                <w:szCs w:val="24"/>
+              </w:rPr>
+            </w:pPr>
+            <w:r>
+              <w:rPr>
+                <w:rFonts w:ascii="Times New Roman" w:hAnsi="Times New Roman" w:cs="Times New Roman"/>
+                <w:sz w:val="24"/>
+                <w:szCs w:val="24"/>
+              </w:rPr>
+              <w:t>NA</w:t>
+            </w:r>
+          </w:p>
+        </w:tc>
+      </w:tr>
+      <w:tr>
+        <w:tc>
+          <w:tcPr>
+            <w:tcW w:w="2547" w:type="dxa"/>
+          </w:tcPr>
+          <w:p>
+            <w:pPr>
+              <w:rPr>
+                <w:rFonts w:ascii="Times New Roman" w:hAnsi="Times New Roman" w:cs="Times New Roman"/>
+                <w:sz w:val="24"/>
+                <w:szCs w:val="24"/>
+              </w:rPr>
+            </w:pPr>
+            <w:r>
+              <w:rPr>
+                <w:rFonts w:ascii="Times New Roman" w:hAnsi="Times New Roman" w:cs="Times New Roman"/>
+                <w:sz w:val="24"/>
+                <w:szCs w:val="24"/>
+              </w:rPr>
+              <w:t>Leafhopper 12</w:t>
+            </w:r>
+          </w:p>
+        </w:tc>
+        <w:tc>
+          <w:tcPr>
+            <w:tcW w:w="1854" w:type="dxa"/>
+          </w:tcPr>
+          <w:p>
+            <w:pPr>
+              <w:rPr>
+                <w:rFonts w:ascii="Times New Roman" w:hAnsi="Times New Roman" w:cs="Times New Roman"/>
+                <w:sz w:val="24"/>
+                <w:szCs w:val="24"/>
+              </w:rPr>
+            </w:pPr>
+            <w:r>
+              <w:rPr>
+                <w:rFonts w:ascii="Times New Roman" w:hAnsi="Times New Roman" w:cs="Times New Roman"/>
+                <w:sz w:val="24"/>
+                <w:szCs w:val="24"/>
+              </w:rPr>
+              <w:t>4</w:t>
+            </w:r>
+          </w:p>
+        </w:tc>
+        <w:tc>
+          <w:tcPr>
+            <w:tcW w:w="1831" w:type="dxa"/>
+          </w:tcPr>
+          <w:p>
+            <w:pPr>
+              <w:rPr>
+                <w:rFonts w:ascii="Times New Roman" w:hAnsi="Times New Roman" w:cs="Times New Roman"/>
+                <w:sz w:val="24"/>
+                <w:szCs w:val="24"/>
+              </w:rPr>
+            </w:pPr>
+            <w:r>
+              <w:rPr>
+                <w:rFonts w:ascii="Times New Roman" w:hAnsi="Times New Roman" w:cs="Times New Roman"/>
+                <w:sz w:val="24"/>
+                <w:szCs w:val="24"/>
+              </w:rPr>
+              <w:t>1</w:t>
+            </w:r>
+          </w:p>
+        </w:tc>
+        <w:tc>
+          <w:tcPr>
+            <w:tcW w:w="2268" w:type="dxa"/>
+          </w:tcPr>
+          <w:p>
+            <w:pPr>
+              <w:rPr>
+                <w:rFonts w:ascii="Times New Roman" w:hAnsi="Times New Roman" w:cs="Times New Roman"/>
+                <w:sz w:val="24"/>
+                <w:szCs w:val="24"/>
+              </w:rPr>
+            </w:pPr>
+            <w:r>
+              <w:rPr>
+                <w:rFonts w:ascii="Times New Roman" w:hAnsi="Times New Roman" w:cs="Times New Roman"/>
+                <w:sz w:val="24"/>
+                <w:szCs w:val="24"/>
+              </w:rPr>
+              <w:t>0</w:t>
+            </w:r>
+          </w:p>
+        </w:tc>
+        <w:tc>
+          <w:tcPr>
+            <w:tcW w:w="2552" w:type="dxa"/>
+          </w:tcPr>
+          <w:p>
+            <w:pPr>
+              <w:rPr>
+                <w:rFonts w:ascii="Times New Roman" w:hAnsi="Times New Roman" w:cs="Times New Roman"/>
+                <w:sz w:val="24"/>
+                <w:szCs w:val="24"/>
+              </w:rPr>
+            </w:pPr>
+            <w:r>
+              <w:rPr>
+                <w:rFonts w:ascii="Times New Roman" w:hAnsi="Times New Roman" w:cs="Times New Roman"/>
+                <w:sz w:val="24"/>
+                <w:szCs w:val="24"/>
+              </w:rPr>
+              <w:t>0</w:t>
+            </w:r>
+          </w:p>
+        </w:tc>
+      </w:tr>
+      <w:tr>
+        <w:tc>
+          <w:tcPr>
+            <w:tcW w:w="2547" w:type="dxa"/>
+          </w:tcPr>
+          <w:p>
+            <w:pPr>
+              <w:rPr>
+                <w:rFonts w:ascii="Times New Roman" w:hAnsi="Times New Roman" w:cs="Times New Roman"/>
+                <w:sz w:val="24"/>
+                <w:szCs w:val="24"/>
+              </w:rPr>
+            </w:pPr>
+            <w:r>
+              <w:rPr>
+                <w:rFonts w:ascii="Times New Roman" w:hAnsi="Times New Roman" w:cs="Times New Roman"/>
+                <w:sz w:val="24"/>
+                <w:szCs w:val="24"/>
+              </w:rPr>
+              <w:t>Leafhopper 13</w:t>
+            </w:r>
+          </w:p>
+        </w:tc>
+        <w:tc>
+          <w:tcPr>
+            <w:tcW w:w="1854" w:type="dxa"/>
+          </w:tcPr>
+          <w:p>
+            <w:pPr>
+              <w:rPr>
+                <w:rFonts w:ascii="Times New Roman" w:hAnsi="Times New Roman" w:cs="Times New Roman"/>
+                <w:sz w:val="24"/>
+                <w:szCs w:val="24"/>
+              </w:rPr>
+            </w:pPr>
+            <w:r>
+              <w:rPr>
+                <w:rFonts w:ascii="Times New Roman" w:hAnsi="Times New Roman" w:cs="Times New Roman"/>
+                <w:sz w:val="24"/>
+                <w:szCs w:val="24"/>
+              </w:rPr>
+              <w:t>6</w:t>
+            </w:r>
+          </w:p>
+        </w:tc>
+        <w:tc>
+          <w:tcPr>
+            <w:tcW w:w="1831" w:type="dxa"/>
+          </w:tcPr>
+          <w:p>
+            <w:pPr>
+              <w:rPr>
+                <w:rFonts w:ascii="Times New Roman" w:hAnsi="Times New Roman" w:cs="Times New Roman"/>
+                <w:sz w:val="24"/>
+                <w:szCs w:val="24"/>
+              </w:rPr>
+            </w:pPr>
+            <w:r>
+              <w:rPr>
+                <w:rFonts w:ascii="Times New Roman" w:hAnsi="Times New Roman" w:cs="Times New Roman"/>
+                <w:sz w:val="24"/>
+                <w:szCs w:val="24"/>
+              </w:rPr>
+              <w:t>0</w:t>
+            </w:r>
+          </w:p>
+        </w:tc>
+        <w:tc>
+          <w:tcPr>
+            <w:tcW w:w="2268" w:type="dxa"/>
+          </w:tcPr>
+          <w:p>
+            <w:pPr>
+              <w:rPr>
+                <w:rFonts w:ascii="Times New Roman" w:hAnsi="Times New Roman" w:cs="Times New Roman"/>
+                <w:sz w:val="24"/>
+                <w:szCs w:val="24"/>
+              </w:rPr>
+            </w:pPr>
+            <w:r>
+              <w:rPr>
+                <w:rFonts w:ascii="Times New Roman" w:hAnsi="Times New Roman" w:cs="Times New Roman"/>
+                <w:sz w:val="24"/>
+                <w:szCs w:val="24"/>
+              </w:rPr>
+              <w:t>NA</w:t>
+            </w:r>
+          </w:p>
+        </w:tc>
+        <w:tc>
+          <w:tcPr>
+            <w:tcW w:w="2552" w:type="dxa"/>
+          </w:tcPr>
+          <w:p>
+            <w:pPr>
+              <w:rPr>
+                <w:rFonts w:ascii="Times New Roman" w:hAnsi="Times New Roman" w:cs="Times New Roman"/>
+                <w:sz w:val="24"/>
+                <w:szCs w:val="24"/>
+              </w:rPr>
+            </w:pPr>
+            <w:r>
+              <w:rPr>
+                <w:rFonts w:ascii="Times New Roman" w:hAnsi="Times New Roman" w:cs="Times New Roman"/>
+                <w:sz w:val="24"/>
+                <w:szCs w:val="24"/>
+              </w:rPr>
+              <w:t>NA</w:t>
+            </w:r>
+          </w:p>
+        </w:tc>
+      </w:tr>
+      <w:tr>
+        <w:tc>
+          <w:tcPr>
+            <w:tcW w:w="2547" w:type="dxa"/>
+          </w:tcPr>
+          <w:p>
+            <w:pPr>
+              <w:rPr>
+                <w:rFonts w:ascii="Times New Roman" w:hAnsi="Times New Roman" w:cs="Times New Roman"/>
+                <w:sz w:val="24"/>
+                <w:szCs w:val="24"/>
+              </w:rPr>
+            </w:pPr>
+            <w:r>
+              <w:rPr>
+                <w:rFonts w:ascii="Times New Roman" w:hAnsi="Times New Roman" w:cs="Times New Roman"/>
+                <w:sz w:val="24"/>
+                <w:szCs w:val="24"/>
+              </w:rPr>
+              <w:t>Leafhopper 14</w:t>
+            </w:r>
+          </w:p>
+        </w:tc>
+        <w:tc>
+          <w:tcPr>
+            <w:tcW w:w="1854" w:type="dxa"/>
+          </w:tcPr>
+          <w:p>
+            <w:pPr>
+              <w:rPr>
+                <w:rFonts w:ascii="Times New Roman" w:hAnsi="Times New Roman" w:cs="Times New Roman"/>
+                <w:sz w:val="24"/>
+                <w:szCs w:val="24"/>
+              </w:rPr>
+            </w:pPr>
+            <w:r>
+              <w:rPr>
+                <w:rFonts w:ascii="Times New Roman" w:hAnsi="Times New Roman" w:cs="Times New Roman"/>
+                <w:sz w:val="24"/>
+                <w:szCs w:val="24"/>
+              </w:rPr>
+              <w:t>1</w:t>
+            </w:r>
+          </w:p>
+        </w:tc>
+        <w:tc>
+          <w:tcPr>
+            <w:tcW w:w="1831" w:type="dxa"/>
+          </w:tcPr>
+          <w:p>
+            <w:pPr>
+              <w:rPr>
+                <w:rFonts w:ascii="Times New Roman" w:hAnsi="Times New Roman" w:cs="Times New Roman"/>
+                <w:sz w:val="24"/>
+                <w:szCs w:val="24"/>
+              </w:rPr>
+            </w:pPr>
+            <w:r>
+              <w:rPr>
+                <w:rFonts w:ascii="Times New Roman" w:hAnsi="Times New Roman" w:cs="Times New Roman"/>
+                <w:sz w:val="24"/>
+                <w:szCs w:val="24"/>
+              </w:rPr>
+              <w:t>0</w:t>
+            </w:r>
+          </w:p>
+        </w:tc>
+        <w:tc>
+          <w:tcPr>
+            <w:tcW w:w="2268" w:type="dxa"/>
+          </w:tcPr>
+          <w:p>
+            <w:pPr>
+              <w:rPr>
+                <w:rFonts w:ascii="Times New Roman" w:hAnsi="Times New Roman" w:cs="Times New Roman"/>
+                <w:sz w:val="24"/>
+                <w:szCs w:val="24"/>
+              </w:rPr>
+            </w:pPr>
+            <w:r>
+              <w:rPr>
+                <w:rFonts w:ascii="Times New Roman" w:hAnsi="Times New Roman" w:cs="Times New Roman"/>
+                <w:sz w:val="24"/>
+                <w:szCs w:val="24"/>
+              </w:rPr>
+              <w:t>NA</w:t>
+            </w:r>
+          </w:p>
+        </w:tc>
+        <w:tc>
+          <w:tcPr>
+            <w:tcW w:w="2552" w:type="dxa"/>
+          </w:tcPr>
+          <w:p>
+            <w:pPr>
+              <w:rPr>
+                <w:rFonts w:ascii="Times New Roman" w:hAnsi="Times New Roman" w:cs="Times New Roman"/>
+                <w:sz w:val="24"/>
+                <w:szCs w:val="24"/>
+              </w:rPr>
+            </w:pPr>
+            <w:r>
+              <w:rPr>
+                <w:rFonts w:ascii="Times New Roman" w:hAnsi="Times New Roman" w:cs="Times New Roman"/>
+                <w:sz w:val="24"/>
+                <w:szCs w:val="24"/>
+              </w:rPr>
+              <w:t>NA</w:t>
+            </w:r>
+          </w:p>
+        </w:tc>
+      </w:tr>
+      <w:tr>
+        <w:tc>
+          <w:tcPr>
+            <w:tcW w:w="2547" w:type="dxa"/>
+          </w:tcPr>
+          <w:p>
+            <w:pPr>
+              <w:rPr>
+                <w:rFonts w:ascii="Times New Roman" w:hAnsi="Times New Roman" w:cs="Times New Roman"/>
+                <w:sz w:val="24"/>
+                <w:szCs w:val="24"/>
+              </w:rPr>
+            </w:pPr>
+            <w:r>
+              <w:rPr>
+                <w:rFonts w:ascii="Times New Roman" w:hAnsi="Times New Roman" w:cs="Times New Roman"/>
+                <w:sz w:val="24"/>
+                <w:szCs w:val="24"/>
+              </w:rPr>
+              <w:t>Leafhopper 15</w:t>
+            </w:r>
+          </w:p>
+        </w:tc>
+        <w:tc>
+          <w:tcPr>
+            <w:tcW w:w="1854" w:type="dxa"/>
+          </w:tcPr>
+          <w:p>
+            <w:pPr>
+              <w:rPr>
+                <w:rFonts w:ascii="Times New Roman" w:hAnsi="Times New Roman" w:cs="Times New Roman"/>
+                <w:sz w:val="24"/>
+                <w:szCs w:val="24"/>
+              </w:rPr>
+            </w:pPr>
+            <w:r>
+              <w:rPr>
+                <w:rFonts w:ascii="Times New Roman" w:hAnsi="Times New Roman" w:cs="Times New Roman"/>
+                <w:sz w:val="24"/>
+                <w:szCs w:val="24"/>
+              </w:rPr>
+              <w:t>6</w:t>
+            </w:r>
+          </w:p>
+        </w:tc>
+        <w:tc>
+          <w:tcPr>
+            <w:tcW w:w="1831" w:type="dxa"/>
+          </w:tcPr>
+          <w:p>
+            <w:pPr>
+              <w:rPr>
+                <w:rFonts w:ascii="Times New Roman" w:hAnsi="Times New Roman" w:cs="Times New Roman"/>
+                <w:sz w:val="24"/>
+                <w:szCs w:val="24"/>
+              </w:rPr>
+            </w:pPr>
+            <w:r>
+              <w:rPr>
+                <w:rFonts w:ascii="Times New Roman" w:hAnsi="Times New Roman" w:cs="Times New Roman"/>
+                <w:sz w:val="24"/>
+                <w:szCs w:val="24"/>
+              </w:rPr>
+              <w:t>0</w:t>
+            </w:r>
+          </w:p>
+        </w:tc>
+        <w:tc>
+          <w:tcPr>
+            <w:tcW w:w="2268" w:type="dxa"/>
+          </w:tcPr>
+          <w:p>
+            <w:pPr>
+              <w:rPr>
+                <w:rFonts w:ascii="Times New Roman" w:hAnsi="Times New Roman" w:cs="Times New Roman"/>
+                <w:sz w:val="24"/>
+                <w:szCs w:val="24"/>
+              </w:rPr>
+            </w:pPr>
+            <w:r>
+              <w:rPr>
+                <w:rFonts w:ascii="Times New Roman" w:hAnsi="Times New Roman" w:cs="Times New Roman"/>
+                <w:sz w:val="24"/>
+                <w:szCs w:val="24"/>
+              </w:rPr>
+              <w:t>NA</w:t>
+            </w:r>
+          </w:p>
+        </w:tc>
+        <w:tc>
+          <w:tcPr>
+            <w:tcW w:w="2552" w:type="dxa"/>
+          </w:tcPr>
+          <w:p>
+            <w:pPr>
+              <w:rPr>
+                <w:rFonts w:ascii="Times New Roman" w:hAnsi="Times New Roman" w:cs="Times New Roman"/>
+                <w:sz w:val="24"/>
+                <w:szCs w:val="24"/>
+              </w:rPr>
+            </w:pPr>
+            <w:r>
+              <w:rPr>
+                <w:rFonts w:ascii="Times New Roman" w:hAnsi="Times New Roman" w:cs="Times New Roman"/>
+                <w:sz w:val="24"/>
+                <w:szCs w:val="24"/>
+              </w:rPr>
+              <w:t>NA</w:t>
+            </w:r>
+          </w:p>
+        </w:tc>
+      </w:tr>
+      <w:tr>
+        <w:tc>
+          <w:tcPr>
+            <w:tcW w:w="2547" w:type="dxa"/>
+          </w:tcPr>
+          <w:p>
+            <w:pPr>
+              <w:rPr>
+                <w:rFonts w:ascii="Times New Roman" w:hAnsi="Times New Roman" w:cs="Times New Roman"/>
+                <w:sz w:val="24"/>
+                <w:szCs w:val="24"/>
+              </w:rPr>
+            </w:pPr>
+            <w:r>
+              <w:rPr>
+                <w:rFonts w:ascii="Times New Roman" w:hAnsi="Times New Roman" w:cs="Times New Roman"/>
+                <w:sz w:val="24"/>
+                <w:szCs w:val="24"/>
+              </w:rPr>
+              <w:t>Leafhopper nymph 1</w:t>
+            </w:r>
+          </w:p>
+        </w:tc>
+        <w:tc>
+          <w:tcPr>
+            <w:tcW w:w="1854" w:type="dxa"/>
+          </w:tcPr>
+          <w:p>
+            <w:pPr>
+              <w:rPr>
+                <w:rFonts w:ascii="Times New Roman" w:hAnsi="Times New Roman" w:cs="Times New Roman"/>
+                <w:sz w:val="24"/>
+                <w:szCs w:val="24"/>
+              </w:rPr>
+            </w:pPr>
+            <w:r>
+              <w:rPr>
+                <w:rFonts w:ascii="Times New Roman" w:hAnsi="Times New Roman" w:cs="Times New Roman"/>
+                <w:sz w:val="24"/>
+                <w:szCs w:val="24"/>
+              </w:rPr>
+              <w:t>3</w:t>
+            </w:r>
+          </w:p>
+        </w:tc>
+        <w:tc>
+          <w:tcPr>
+            <w:tcW w:w="1831" w:type="dxa"/>
+          </w:tcPr>
+          <w:p>
+            <w:pPr>
+              <w:rPr>
+                <w:rFonts w:ascii="Times New Roman" w:hAnsi="Times New Roman" w:cs="Times New Roman"/>
+                <w:sz w:val="24"/>
+                <w:szCs w:val="24"/>
+              </w:rPr>
+            </w:pPr>
+            <w:r>
+              <w:rPr>
+                <w:rFonts w:ascii="Times New Roman" w:hAnsi="Times New Roman" w:cs="Times New Roman"/>
+                <w:sz w:val="24"/>
+                <w:szCs w:val="24"/>
+              </w:rPr>
+              <w:t>1</w:t>
+            </w:r>
+          </w:p>
+        </w:tc>
+        <w:tc>
+          <w:tcPr>
+            <w:tcW w:w="2268" w:type="dxa"/>
+          </w:tcPr>
+          <w:p>
+            <w:pPr>
+              <w:rPr>
+                <w:rFonts w:ascii="Times New Roman" w:hAnsi="Times New Roman" w:cs="Times New Roman"/>
+                <w:sz w:val="24"/>
+                <w:szCs w:val="24"/>
+              </w:rPr>
+            </w:pPr>
+            <w:r>
+              <w:rPr>
+                <w:rFonts w:ascii="Times New Roman" w:hAnsi="Times New Roman" w:cs="Times New Roman"/>
+                <w:sz w:val="24"/>
+                <w:szCs w:val="24"/>
+              </w:rPr>
+              <w:t>0</w:t>
+            </w:r>
+          </w:p>
+        </w:tc>
+        <w:tc>
+          <w:tcPr>
+            <w:tcW w:w="2552" w:type="dxa"/>
+          </w:tcPr>
+          <w:p>
+            <w:pPr>
+              <w:rPr>
+                <w:rFonts w:ascii="Times New Roman" w:hAnsi="Times New Roman" w:cs="Times New Roman"/>
+                <w:sz w:val="24"/>
+                <w:szCs w:val="24"/>
+              </w:rPr>
+            </w:pPr>
+            <w:r>
+              <w:rPr>
+                <w:rFonts w:ascii="Times New Roman" w:hAnsi="Times New Roman" w:cs="Times New Roman"/>
+                <w:sz w:val="24"/>
+                <w:szCs w:val="24"/>
+              </w:rPr>
+              <w:t>0</w:t>
+            </w:r>
+          </w:p>
+        </w:tc>
+      </w:tr>
+      <w:tr>
+        <w:tc>
+          <w:tcPr>
+            <w:tcW w:w="2547" w:type="dxa"/>
+          </w:tcPr>
+          <w:p>
+            <w:pPr>
+              <w:rPr>
+                <w:rFonts w:ascii="Times New Roman" w:hAnsi="Times New Roman" w:cs="Times New Roman"/>
+                <w:sz w:val="24"/>
+                <w:szCs w:val="24"/>
+              </w:rPr>
+            </w:pPr>
+            <w:r>
+              <w:rPr>
+                <w:rFonts w:ascii="Times New Roman" w:hAnsi="Times New Roman" w:cs="Times New Roman"/>
+                <w:sz w:val="24"/>
+                <w:szCs w:val="24"/>
+              </w:rPr>
+              <w:t>Leafhopper nymph 2</w:t>
+            </w:r>
+          </w:p>
+        </w:tc>
+        <w:tc>
+          <w:tcPr>
+            <w:tcW w:w="1854" w:type="dxa"/>
+          </w:tcPr>
+          <w:p>
+            <w:pPr>
+              <w:rPr>
+                <w:rFonts w:ascii="Times New Roman" w:hAnsi="Times New Roman" w:cs="Times New Roman"/>
+                <w:sz w:val="24"/>
+                <w:szCs w:val="24"/>
+              </w:rPr>
+            </w:pPr>
+            <w:r>
+              <w:rPr>
+                <w:rFonts w:ascii="Times New Roman" w:hAnsi="Times New Roman" w:cs="Times New Roman"/>
+                <w:sz w:val="24"/>
+                <w:szCs w:val="24"/>
+              </w:rPr>
+              <w:t>3</w:t>
+            </w:r>
+          </w:p>
+        </w:tc>
+        <w:tc>
+          <w:tcPr>
+            <w:tcW w:w="1831" w:type="dxa"/>
+          </w:tcPr>
+          <w:p>
+            <w:pPr>
+              <w:rPr>
+                <w:rFonts w:ascii="Times New Roman" w:hAnsi="Times New Roman" w:cs="Times New Roman"/>
+                <w:sz w:val="24"/>
+                <w:szCs w:val="24"/>
+              </w:rPr>
+            </w:pPr>
+            <w:r>
+              <w:rPr>
+                <w:rFonts w:ascii="Times New Roman" w:hAnsi="Times New Roman" w:cs="Times New Roman"/>
+                <w:sz w:val="24"/>
+                <w:szCs w:val="24"/>
+              </w:rPr>
+              <w:t>3</w:t>
+            </w:r>
+          </w:p>
+        </w:tc>
+        <w:tc>
+          <w:tcPr>
+            <w:tcW w:w="2268" w:type="dxa"/>
+          </w:tcPr>
+          <w:p>
+            <w:pPr>
+              <w:rPr>
+                <w:rFonts w:ascii="Times New Roman" w:hAnsi="Times New Roman" w:cs="Times New Roman"/>
+                <w:sz w:val="24"/>
+                <w:szCs w:val="24"/>
+              </w:rPr>
+            </w:pPr>
+            <w:r>
+              <w:rPr>
+                <w:rFonts w:ascii="Times New Roman" w:hAnsi="Times New Roman" w:cs="Times New Roman"/>
+                <w:sz w:val="24"/>
+                <w:szCs w:val="24"/>
+              </w:rPr>
+              <w:t>0</w:t>
+            </w:r>
+          </w:p>
+        </w:tc>
+        <w:tc>
+          <w:tcPr>
+            <w:tcW w:w="2552" w:type="dxa"/>
+          </w:tcPr>
+          <w:p>
+            <w:pPr>
+              <w:rPr>
+                <w:rFonts w:ascii="Times New Roman" w:hAnsi="Times New Roman" w:cs="Times New Roman"/>
+                <w:sz w:val="24"/>
+                <w:szCs w:val="24"/>
+              </w:rPr>
+            </w:pPr>
+            <w:r>
+              <w:rPr>
+                <w:rFonts w:ascii="Times New Roman" w:hAnsi="Times New Roman" w:cs="Times New Roman"/>
+                <w:sz w:val="24"/>
+                <w:szCs w:val="24"/>
+              </w:rPr>
+              <w:t>0</w:t>
+            </w:r>
+          </w:p>
+        </w:tc>
+      </w:tr>
+      <w:tr>
+        <w:tc>
+          <w:tcPr>
+            <w:tcW w:w="2547" w:type="dxa"/>
+          </w:tcPr>
+          <w:p>
+            <w:pPr>
+              <w:rPr>
+                <w:rFonts w:ascii="Times New Roman" w:hAnsi="Times New Roman" w:cs="Times New Roman"/>
+                <w:sz w:val="24"/>
+                <w:szCs w:val="24"/>
+              </w:rPr>
+            </w:pPr>
+            <w:r>
+              <w:rPr>
+                <w:rFonts w:ascii="Times New Roman" w:hAnsi="Times New Roman" w:cs="Times New Roman"/>
+                <w:sz w:val="24"/>
+                <w:szCs w:val="24"/>
+              </w:rPr>
+              <w:t>Leafhopper nymph 3</w:t>
+            </w:r>
+          </w:p>
+        </w:tc>
+        <w:tc>
+          <w:tcPr>
+            <w:tcW w:w="1854" w:type="dxa"/>
+          </w:tcPr>
+          <w:p>
+            <w:pPr>
+              <w:rPr>
+                <w:rFonts w:ascii="Times New Roman" w:hAnsi="Times New Roman" w:cs="Times New Roman"/>
+                <w:sz w:val="24"/>
+                <w:szCs w:val="24"/>
+              </w:rPr>
+            </w:pPr>
+            <w:r>
+              <w:rPr>
+                <w:rFonts w:ascii="Times New Roman" w:hAnsi="Times New Roman" w:cs="Times New Roman"/>
+                <w:sz w:val="24"/>
+                <w:szCs w:val="24"/>
+              </w:rPr>
+              <w:t>1</w:t>
+            </w:r>
+          </w:p>
+        </w:tc>
+        <w:tc>
+          <w:tcPr>
+            <w:tcW w:w="1831" w:type="dxa"/>
+          </w:tcPr>
+          <w:p>
+            <w:pPr>
+              <w:rPr>
+                <w:rFonts w:ascii="Times New Roman" w:hAnsi="Times New Roman" w:cs="Times New Roman"/>
+                <w:sz w:val="24"/>
+                <w:szCs w:val="24"/>
+              </w:rPr>
+            </w:pPr>
+            <w:r>
+              <w:rPr>
+                <w:rFonts w:ascii="Times New Roman" w:hAnsi="Times New Roman" w:cs="Times New Roman"/>
+                <w:sz w:val="24"/>
+                <w:szCs w:val="24"/>
+              </w:rPr>
+              <w:t>1</w:t>
+            </w:r>
+          </w:p>
+        </w:tc>
+        <w:tc>
+          <w:tcPr>
+            <w:tcW w:w="2268" w:type="dxa"/>
+          </w:tcPr>
+          <w:p>
+            <w:pPr>
+              <w:rPr>
+                <w:rFonts w:ascii="Times New Roman" w:hAnsi="Times New Roman" w:cs="Times New Roman"/>
+                <w:sz w:val="24"/>
+                <w:szCs w:val="24"/>
+              </w:rPr>
+            </w:pPr>
+            <w:r>
+              <w:rPr>
+                <w:rFonts w:ascii="Times New Roman" w:hAnsi="Times New Roman" w:cs="Times New Roman"/>
+                <w:sz w:val="24"/>
+                <w:szCs w:val="24"/>
+              </w:rPr>
+              <w:t>0</w:t>
+            </w:r>
+          </w:p>
+        </w:tc>
+        <w:tc>
+          <w:tcPr>
+            <w:tcW w:w="2552" w:type="dxa"/>
+          </w:tcPr>
+          <w:p>
+            <w:pPr>
+              <w:rPr>
+                <w:rFonts w:ascii="Times New Roman" w:hAnsi="Times New Roman" w:cs="Times New Roman"/>
+                <w:sz w:val="24"/>
+                <w:szCs w:val="24"/>
+              </w:rPr>
+            </w:pPr>
+            <w:r>
+              <w:rPr>
+                <w:rFonts w:ascii="Times New Roman" w:hAnsi="Times New Roman" w:cs="Times New Roman"/>
+                <w:sz w:val="24"/>
+                <w:szCs w:val="24"/>
+              </w:rPr>
+              <w:t>0</w:t>
+            </w:r>
+          </w:p>
+        </w:tc>
+      </w:tr>
+      <w:tr>
+        <w:tc>
+          <w:tcPr>
+            <w:tcW w:w="2547" w:type="dxa"/>
+          </w:tcPr>
+          <w:p>
+            <w:pPr>
+              <w:rPr>
+                <w:rFonts w:ascii="Times New Roman" w:hAnsi="Times New Roman" w:cs="Times New Roman"/>
+                <w:sz w:val="24"/>
+                <w:szCs w:val="24"/>
+              </w:rPr>
+            </w:pPr>
+            <w:r>
+              <w:rPr>
+                <w:rFonts w:ascii="Times New Roman" w:hAnsi="Times New Roman" w:cs="Times New Roman"/>
+                <w:sz w:val="24"/>
+                <w:szCs w:val="24"/>
+              </w:rPr>
+              <w:t>Treehopper 1</w:t>
+            </w:r>
+          </w:p>
+        </w:tc>
+        <w:tc>
+          <w:tcPr>
+            <w:tcW w:w="1854" w:type="dxa"/>
+          </w:tcPr>
+          <w:p>
+            <w:pPr>
+              <w:rPr>
+                <w:rFonts w:ascii="Times New Roman" w:hAnsi="Times New Roman" w:cs="Times New Roman"/>
+                <w:sz w:val="24"/>
+                <w:szCs w:val="24"/>
+              </w:rPr>
+            </w:pPr>
+            <w:r>
+              <w:rPr>
+                <w:rFonts w:ascii="Times New Roman" w:hAnsi="Times New Roman" w:cs="Times New Roman"/>
+                <w:sz w:val="24"/>
+                <w:szCs w:val="24"/>
+              </w:rPr>
+              <w:t>2</w:t>
+            </w:r>
+          </w:p>
+        </w:tc>
+        <w:tc>
+          <w:tcPr>
+            <w:tcW w:w="1831" w:type="dxa"/>
+          </w:tcPr>
+          <w:p>
+            <w:pPr>
+              <w:rPr>
+                <w:rFonts w:ascii="Times New Roman" w:hAnsi="Times New Roman" w:cs="Times New Roman"/>
+                <w:sz w:val="24"/>
+                <w:szCs w:val="24"/>
+              </w:rPr>
+            </w:pPr>
+            <w:r>
+              <w:rPr>
+                <w:rFonts w:ascii="Times New Roman" w:hAnsi="Times New Roman" w:cs="Times New Roman"/>
+                <w:sz w:val="24"/>
+                <w:szCs w:val="24"/>
+              </w:rPr>
+              <w:t>0</w:t>
+            </w:r>
+          </w:p>
+        </w:tc>
+        <w:tc>
+          <w:tcPr>
+            <w:tcW w:w="2268" w:type="dxa"/>
+          </w:tcPr>
+          <w:p>
+            <w:pPr>
+              <w:rPr>
+                <w:rFonts w:ascii="Times New Roman" w:hAnsi="Times New Roman" w:cs="Times New Roman"/>
+                <w:sz w:val="24"/>
+                <w:szCs w:val="24"/>
+              </w:rPr>
+            </w:pPr>
+            <w:r>
+              <w:rPr>
+                <w:rFonts w:ascii="Times New Roman" w:hAnsi="Times New Roman" w:cs="Times New Roman"/>
+                <w:sz w:val="24"/>
+                <w:szCs w:val="24"/>
+              </w:rPr>
+              <w:t>NA</w:t>
+            </w:r>
+          </w:p>
+        </w:tc>
+        <w:tc>
+          <w:tcPr>
+            <w:tcW w:w="2552" w:type="dxa"/>
+          </w:tcPr>
+          <w:p>
+            <w:pPr>
+              <w:rPr>
+                <w:rFonts w:ascii="Times New Roman" w:hAnsi="Times New Roman" w:cs="Times New Roman"/>
+                <w:sz w:val="24"/>
+                <w:szCs w:val="24"/>
+              </w:rPr>
+            </w:pPr>
+            <w:r>
+              <w:rPr>
+                <w:rFonts w:ascii="Times New Roman" w:hAnsi="Times New Roman" w:cs="Times New Roman"/>
+                <w:sz w:val="24"/>
+                <w:szCs w:val="24"/>
+              </w:rPr>
+              <w:t>NA</w:t>
+            </w:r>
+          </w:p>
+        </w:tc>
+      </w:tr>
+      <w:tr>
+        <w:tc>
+          <w:tcPr>
+            <w:tcW w:w="2547" w:type="dxa"/>
+          </w:tcPr>
+          <w:p>
+            <w:pPr>
+              <w:rPr>
+                <w:rFonts w:ascii="Times New Roman" w:hAnsi="Times New Roman" w:cs="Times New Roman"/>
+                <w:sz w:val="24"/>
+                <w:szCs w:val="24"/>
+              </w:rPr>
+            </w:pPr>
+            <w:r>
+              <w:rPr>
+                <w:rFonts w:ascii="Times New Roman" w:hAnsi="Times New Roman" w:cs="Times New Roman"/>
+                <w:sz w:val="24"/>
+                <w:szCs w:val="24"/>
+              </w:rPr>
+              <w:t>Treehopper 2</w:t>
+            </w:r>
+          </w:p>
+        </w:tc>
+        <w:tc>
+          <w:tcPr>
+            <w:tcW w:w="1854" w:type="dxa"/>
+          </w:tcPr>
+          <w:p>
+            <w:pPr>
+              <w:rPr>
+                <w:rFonts w:ascii="Times New Roman" w:hAnsi="Times New Roman" w:cs="Times New Roman"/>
+                <w:sz w:val="24"/>
+                <w:szCs w:val="24"/>
+              </w:rPr>
+            </w:pPr>
+            <w:r>
+              <w:rPr>
+                <w:rFonts w:ascii="Times New Roman" w:hAnsi="Times New Roman" w:cs="Times New Roman"/>
+                <w:sz w:val="24"/>
+                <w:szCs w:val="24"/>
+              </w:rPr>
+              <w:t>2</w:t>
+            </w:r>
+          </w:p>
+        </w:tc>
+        <w:tc>
+          <w:tcPr>
+            <w:tcW w:w="1831" w:type="dxa"/>
+          </w:tcPr>
+          <w:p>
+            <w:pPr>
+              <w:rPr>
+                <w:rFonts w:ascii="Times New Roman" w:hAnsi="Times New Roman" w:cs="Times New Roman"/>
+                <w:sz w:val="24"/>
+                <w:szCs w:val="24"/>
+              </w:rPr>
+            </w:pPr>
+            <w:r>
+              <w:rPr>
+                <w:rFonts w:ascii="Times New Roman" w:hAnsi="Times New Roman" w:cs="Times New Roman"/>
+                <w:sz w:val="24"/>
+                <w:szCs w:val="24"/>
+              </w:rPr>
+              <w:t>0</w:t>
+            </w:r>
+          </w:p>
+        </w:tc>
+        <w:tc>
+          <w:tcPr>
+            <w:tcW w:w="2268" w:type="dxa"/>
+          </w:tcPr>
+          <w:p>
+            <w:pPr>
+              <w:rPr>
+                <w:rFonts w:ascii="Times New Roman" w:hAnsi="Times New Roman" w:cs="Times New Roman"/>
+                <w:sz w:val="24"/>
+                <w:szCs w:val="24"/>
+              </w:rPr>
+            </w:pPr>
+            <w:r>
+              <w:rPr>
+                <w:rFonts w:ascii="Times New Roman" w:hAnsi="Times New Roman" w:cs="Times New Roman"/>
+                <w:sz w:val="24"/>
+                <w:szCs w:val="24"/>
+              </w:rPr>
+              <w:t>NA</w:t>
+            </w:r>
+          </w:p>
+        </w:tc>
+        <w:tc>
+          <w:tcPr>
+            <w:tcW w:w="2552" w:type="dxa"/>
+          </w:tcPr>
+          <w:p>
+            <w:pPr>
+              <w:rPr>
+                <w:rFonts w:ascii="Times New Roman" w:hAnsi="Times New Roman" w:cs="Times New Roman"/>
+                <w:sz w:val="24"/>
+                <w:szCs w:val="24"/>
+              </w:rPr>
+            </w:pPr>
+            <w:r>
+              <w:rPr>
+                <w:rFonts w:ascii="Times New Roman" w:hAnsi="Times New Roman" w:cs="Times New Roman"/>
+                <w:sz w:val="24"/>
+                <w:szCs w:val="24"/>
+              </w:rPr>
+              <w:t>NA</w:t>
+            </w:r>
+          </w:p>
+        </w:tc>
+      </w:tr>
+      <w:tr>
+        <w:tc>
+          <w:tcPr>
+            <w:tcW w:w="2547" w:type="dxa"/>
+          </w:tcPr>
+          <w:p>
+            <w:pPr>
+              <w:rPr>
+                <w:rFonts w:ascii="Times New Roman" w:hAnsi="Times New Roman" w:cs="Times New Roman"/>
+                <w:sz w:val="24"/>
+                <w:szCs w:val="24"/>
+              </w:rPr>
+            </w:pPr>
+            <w:r>
+              <w:rPr>
+                <w:rFonts w:ascii="Times New Roman" w:hAnsi="Times New Roman" w:cs="Times New Roman"/>
+                <w:sz w:val="24"/>
+                <w:szCs w:val="24"/>
+              </w:rPr>
+              <w:t>Psyllid 1</w:t>
+            </w:r>
+          </w:p>
+        </w:tc>
+        <w:tc>
+          <w:tcPr>
+            <w:tcW w:w="1854" w:type="dxa"/>
+          </w:tcPr>
+          <w:p>
+            <w:pPr>
+              <w:rPr>
+                <w:rFonts w:ascii="Times New Roman" w:hAnsi="Times New Roman" w:cs="Times New Roman"/>
+                <w:sz w:val="24"/>
+                <w:szCs w:val="24"/>
+              </w:rPr>
+            </w:pPr>
+            <w:r>
+              <w:rPr>
+                <w:rFonts w:ascii="Times New Roman" w:hAnsi="Times New Roman" w:cs="Times New Roman"/>
+                <w:sz w:val="24"/>
+                <w:szCs w:val="24"/>
+              </w:rPr>
+              <w:t>11</w:t>
+            </w:r>
+          </w:p>
+        </w:tc>
+        <w:tc>
+          <w:tcPr>
+            <w:tcW w:w="1831" w:type="dxa"/>
+          </w:tcPr>
+          <w:p>
+            <w:pPr>
+              <w:rPr>
+                <w:rFonts w:ascii="Times New Roman" w:hAnsi="Times New Roman" w:cs="Times New Roman"/>
+                <w:sz w:val="24"/>
+                <w:szCs w:val="24"/>
+              </w:rPr>
+            </w:pPr>
+            <w:r>
+              <w:rPr>
+                <w:rFonts w:ascii="Times New Roman" w:hAnsi="Times New Roman" w:cs="Times New Roman"/>
+                <w:sz w:val="24"/>
+                <w:szCs w:val="24"/>
+              </w:rPr>
+              <w:t>9</w:t>
+            </w:r>
+          </w:p>
+        </w:tc>
+        <w:tc>
+          <w:tcPr>
+            <w:tcW w:w="2268" w:type="dxa"/>
+          </w:tcPr>
+          <w:p>
+            <w:pPr>
+              <w:rPr>
+                <w:rFonts w:ascii="Times New Roman" w:hAnsi="Times New Roman" w:cs="Times New Roman"/>
+                <w:sz w:val="24"/>
+                <w:szCs w:val="24"/>
+              </w:rPr>
+            </w:pPr>
+            <w:r>
+              <w:rPr>
+                <w:rFonts w:ascii="Times New Roman" w:hAnsi="Times New Roman" w:cs="Times New Roman"/>
+                <w:sz w:val="24"/>
+                <w:szCs w:val="24"/>
+              </w:rPr>
+              <w:t>0</w:t>
+            </w:r>
+          </w:p>
+        </w:tc>
+        <w:tc>
+          <w:tcPr>
+            <w:tcW w:w="2552" w:type="dxa"/>
+          </w:tcPr>
+          <w:p>
+            <w:pPr>
+              <w:rPr>
+                <w:rFonts w:ascii="Times New Roman" w:hAnsi="Times New Roman" w:cs="Times New Roman"/>
+                <w:sz w:val="24"/>
+                <w:szCs w:val="24"/>
+              </w:rPr>
+            </w:pPr>
+            <w:r>
+              <w:rPr>
+                <w:rFonts w:ascii="Times New Roman" w:hAnsi="Times New Roman" w:cs="Times New Roman"/>
+                <w:sz w:val="24"/>
+                <w:szCs w:val="24"/>
+              </w:rPr>
+              <w:t>0</w:t>
+            </w:r>
+          </w:p>
+        </w:tc>
+      </w:tr>
+      <w:tr>
+        <w:tc>
+          <w:tcPr>
+            <w:tcW w:w="2547" w:type="dxa"/>
+          </w:tcPr>
+          <w:p>
+            <w:pPr>
+              <w:rPr>
+                <w:rFonts w:ascii="Times New Roman" w:hAnsi="Times New Roman" w:cs="Times New Roman"/>
+                <w:sz w:val="24"/>
+                <w:szCs w:val="24"/>
+              </w:rPr>
+            </w:pPr>
+            <w:r>
+              <w:rPr>
+                <w:rFonts w:ascii="Times New Roman" w:hAnsi="Times New Roman" w:cs="Times New Roman"/>
+                <w:sz w:val="24"/>
+                <w:szCs w:val="24"/>
+              </w:rPr>
+              <w:t>Psyllid 2</w:t>
+            </w:r>
+          </w:p>
+        </w:tc>
+        <w:tc>
+          <w:tcPr>
+            <w:tcW w:w="1854" w:type="dxa"/>
+          </w:tcPr>
+          <w:p>
+            <w:pPr>
+              <w:rPr>
+                <w:rFonts w:ascii="Times New Roman" w:hAnsi="Times New Roman" w:cs="Times New Roman"/>
+                <w:sz w:val="24"/>
+                <w:szCs w:val="24"/>
+              </w:rPr>
+            </w:pPr>
+            <w:r>
+              <w:rPr>
+                <w:rFonts w:ascii="Times New Roman" w:hAnsi="Times New Roman" w:cs="Times New Roman"/>
+                <w:sz w:val="24"/>
+                <w:szCs w:val="24"/>
+              </w:rPr>
+              <w:t>1</w:t>
+            </w:r>
+          </w:p>
+        </w:tc>
+        <w:tc>
+          <w:tcPr>
+            <w:tcW w:w="1831" w:type="dxa"/>
+          </w:tcPr>
+          <w:p>
+            <w:pPr>
+              <w:rPr>
+                <w:rFonts w:ascii="Times New Roman" w:hAnsi="Times New Roman" w:cs="Times New Roman"/>
+                <w:sz w:val="24"/>
+                <w:szCs w:val="24"/>
+              </w:rPr>
+            </w:pPr>
+            <w:r>
+              <w:rPr>
+                <w:rFonts w:ascii="Times New Roman" w:hAnsi="Times New Roman" w:cs="Times New Roman"/>
+                <w:sz w:val="24"/>
+                <w:szCs w:val="24"/>
+              </w:rPr>
+              <w:t>0</w:t>
+            </w:r>
+          </w:p>
+        </w:tc>
+        <w:tc>
+          <w:tcPr>
+            <w:tcW w:w="2268" w:type="dxa"/>
+          </w:tcPr>
+          <w:p>
+            <w:pPr>
+              <w:rPr>
+                <w:rFonts w:ascii="Times New Roman" w:hAnsi="Times New Roman" w:cs="Times New Roman"/>
+                <w:sz w:val="24"/>
+                <w:szCs w:val="24"/>
+              </w:rPr>
+            </w:pPr>
+            <w:r>
+              <w:rPr>
+                <w:rFonts w:ascii="Times New Roman" w:hAnsi="Times New Roman" w:cs="Times New Roman"/>
+                <w:sz w:val="24"/>
+                <w:szCs w:val="24"/>
+              </w:rPr>
+              <w:t>NA</w:t>
+            </w:r>
+          </w:p>
+        </w:tc>
+        <w:tc>
+          <w:tcPr>
+            <w:tcW w:w="2552" w:type="dxa"/>
+          </w:tcPr>
+          <w:p>
+            <w:pPr>
+              <w:rPr>
+                <w:rFonts w:ascii="Times New Roman" w:hAnsi="Times New Roman" w:cs="Times New Roman"/>
+                <w:sz w:val="24"/>
+                <w:szCs w:val="24"/>
+              </w:rPr>
+            </w:pPr>
+            <w:r>
+              <w:rPr>
+                <w:rFonts w:ascii="Times New Roman" w:hAnsi="Times New Roman" w:cs="Times New Roman"/>
+                <w:sz w:val="24"/>
+                <w:szCs w:val="24"/>
+              </w:rPr>
+              <w:t>NA</w:t>
+            </w:r>
+          </w:p>
+        </w:tc>
+      </w:tr>
+      <w:tr>
+        <w:tc>
+          <w:tcPr>
+            <w:tcW w:w="2547" w:type="dxa"/>
+          </w:tcPr>
+          <w:p>
+            <w:pPr>
+              <w:rPr>
+                <w:rFonts w:ascii="Times New Roman" w:hAnsi="Times New Roman" w:cs="Times New Roman"/>
+                <w:sz w:val="24"/>
+                <w:szCs w:val="24"/>
+              </w:rPr>
+            </w:pPr>
+            <w:r>
+              <w:rPr>
+                <w:rFonts w:ascii="Times New Roman" w:hAnsi="Times New Roman" w:cs="Times New Roman"/>
+                <w:sz w:val="24"/>
+                <w:szCs w:val="24"/>
+              </w:rPr>
+              <w:t>Aphid 1 (Black colour)</w:t>
+            </w:r>
+          </w:p>
+        </w:tc>
+        <w:tc>
+          <w:tcPr>
+            <w:tcW w:w="1854" w:type="dxa"/>
+          </w:tcPr>
+          <w:p>
+            <w:pPr>
+              <w:rPr>
+                <w:rFonts w:ascii="Times New Roman" w:hAnsi="Times New Roman" w:cs="Times New Roman"/>
+                <w:sz w:val="24"/>
+                <w:szCs w:val="24"/>
+              </w:rPr>
+            </w:pPr>
+            <w:r>
+              <w:rPr>
+                <w:rFonts w:ascii="Times New Roman" w:hAnsi="Times New Roman" w:cs="Times New Roman"/>
+                <w:sz w:val="24"/>
+                <w:szCs w:val="24"/>
+              </w:rPr>
+              <w:t>49</w:t>
+            </w:r>
+          </w:p>
+        </w:tc>
+        <w:tc>
+          <w:tcPr>
+            <w:tcW w:w="1831" w:type="dxa"/>
+          </w:tcPr>
+          <w:p>
+            <w:pPr>
+              <w:rPr>
+                <w:rFonts w:ascii="Times New Roman" w:hAnsi="Times New Roman" w:cs="Times New Roman"/>
+                <w:sz w:val="24"/>
+                <w:szCs w:val="24"/>
+              </w:rPr>
+            </w:pPr>
+            <w:r>
+              <w:rPr>
+                <w:rFonts w:ascii="Times New Roman" w:hAnsi="Times New Roman" w:cs="Times New Roman"/>
+                <w:sz w:val="24"/>
+                <w:szCs w:val="24"/>
+              </w:rPr>
+              <w:t>3</w:t>
+            </w:r>
+          </w:p>
+        </w:tc>
+        <w:tc>
+          <w:tcPr>
+            <w:tcW w:w="2268" w:type="dxa"/>
+          </w:tcPr>
+          <w:p>
+            <w:pPr>
+              <w:rPr>
+                <w:rFonts w:ascii="Times New Roman" w:hAnsi="Times New Roman" w:cs="Times New Roman"/>
+                <w:sz w:val="24"/>
+                <w:szCs w:val="24"/>
+              </w:rPr>
+            </w:pPr>
+            <w:r>
+              <w:rPr>
+                <w:rFonts w:ascii="Times New Roman" w:hAnsi="Times New Roman" w:cs="Times New Roman"/>
+                <w:sz w:val="24"/>
+                <w:szCs w:val="24"/>
+              </w:rPr>
+              <w:t>0</w:t>
+            </w:r>
+          </w:p>
+        </w:tc>
+        <w:tc>
+          <w:tcPr>
+            <w:tcW w:w="2552" w:type="dxa"/>
+          </w:tcPr>
+          <w:p>
+            <w:pPr>
+              <w:rPr>
+                <w:rFonts w:ascii="Times New Roman" w:hAnsi="Times New Roman" w:cs="Times New Roman"/>
+                <w:sz w:val="24"/>
+                <w:szCs w:val="24"/>
+              </w:rPr>
+            </w:pPr>
+            <w:r>
+              <w:rPr>
+                <w:rFonts w:ascii="Times New Roman" w:hAnsi="Times New Roman" w:cs="Times New Roman"/>
+                <w:sz w:val="24"/>
+                <w:szCs w:val="24"/>
+              </w:rPr>
+              <w:t>0</w:t>
+            </w:r>
+          </w:p>
+        </w:tc>
+      </w:tr>
+      <w:tr>
+        <w:tc>
+          <w:tcPr>
+            <w:tcW w:w="2547" w:type="dxa"/>
+          </w:tcPr>
+          <w:p>
+            <w:pPr>
+              <w:rPr>
+                <w:rFonts w:ascii="Times New Roman" w:hAnsi="Times New Roman" w:cs="Times New Roman"/>
+                <w:sz w:val="24"/>
+                <w:szCs w:val="24"/>
+              </w:rPr>
+            </w:pPr>
+            <w:r>
+              <w:rPr>
+                <w:rFonts w:ascii="Times New Roman" w:hAnsi="Times New Roman" w:cs="Times New Roman"/>
+                <w:sz w:val="24"/>
+                <w:szCs w:val="24"/>
+              </w:rPr>
+              <w:t>Aphid 2 (Long legs)</w:t>
+            </w:r>
+          </w:p>
+        </w:tc>
+        <w:tc>
+          <w:tcPr>
+            <w:tcW w:w="1854" w:type="dxa"/>
+          </w:tcPr>
+          <w:p>
+            <w:pPr>
+              <w:rPr>
+                <w:rFonts w:ascii="Times New Roman" w:hAnsi="Times New Roman" w:cs="Times New Roman"/>
+                <w:sz w:val="24"/>
+                <w:szCs w:val="24"/>
+              </w:rPr>
+            </w:pPr>
+            <w:r>
+              <w:rPr>
+                <w:rFonts w:ascii="Times New Roman" w:hAnsi="Times New Roman" w:cs="Times New Roman"/>
+                <w:sz w:val="24"/>
+                <w:szCs w:val="24"/>
+              </w:rPr>
+              <w:t>2</w:t>
+            </w:r>
+          </w:p>
+        </w:tc>
+        <w:tc>
+          <w:tcPr>
+            <w:tcW w:w="1831" w:type="dxa"/>
+          </w:tcPr>
+          <w:p>
+            <w:pPr>
+              <w:rPr>
+                <w:rFonts w:ascii="Times New Roman" w:hAnsi="Times New Roman" w:cs="Times New Roman"/>
+                <w:sz w:val="24"/>
+                <w:szCs w:val="24"/>
+              </w:rPr>
+            </w:pPr>
+            <w:r>
+              <w:rPr>
+                <w:rFonts w:ascii="Times New Roman" w:hAnsi="Times New Roman" w:cs="Times New Roman"/>
+                <w:sz w:val="24"/>
+                <w:szCs w:val="24"/>
+              </w:rPr>
+              <w:t>0</w:t>
+            </w:r>
+          </w:p>
+        </w:tc>
+        <w:tc>
+          <w:tcPr>
+            <w:tcW w:w="2268" w:type="dxa"/>
+          </w:tcPr>
+          <w:p>
+            <w:pPr>
+              <w:rPr>
+                <w:rFonts w:ascii="Times New Roman" w:hAnsi="Times New Roman" w:cs="Times New Roman"/>
+                <w:sz w:val="24"/>
+                <w:szCs w:val="24"/>
+              </w:rPr>
+            </w:pPr>
+            <w:r>
+              <w:rPr>
+                <w:rFonts w:ascii="Times New Roman" w:hAnsi="Times New Roman" w:cs="Times New Roman"/>
+                <w:sz w:val="24"/>
+                <w:szCs w:val="24"/>
+              </w:rPr>
+              <w:t>NA</w:t>
+            </w:r>
+          </w:p>
+        </w:tc>
+        <w:tc>
+          <w:tcPr>
+            <w:tcW w:w="2552" w:type="dxa"/>
+          </w:tcPr>
+          <w:p>
+            <w:pPr>
+              <w:rPr>
+                <w:rFonts w:ascii="Times New Roman" w:hAnsi="Times New Roman" w:cs="Times New Roman"/>
+                <w:sz w:val="24"/>
+                <w:szCs w:val="24"/>
+              </w:rPr>
+            </w:pPr>
+            <w:r>
+              <w:rPr>
+                <w:rFonts w:ascii="Times New Roman" w:hAnsi="Times New Roman" w:cs="Times New Roman"/>
+                <w:sz w:val="24"/>
+                <w:szCs w:val="24"/>
+              </w:rPr>
+              <w:t>NA</w:t>
+            </w:r>
+          </w:p>
+        </w:tc>
+      </w:tr>
+      <w:tr>
+        <w:tc>
+          <w:tcPr>
+            <w:tcW w:w="2547" w:type="dxa"/>
+          </w:tcPr>
+          <w:p>
+            <w:pPr>
+              <w:rPr>
+                <w:rFonts w:ascii="Times New Roman" w:hAnsi="Times New Roman" w:cs="Times New Roman"/>
+                <w:sz w:val="24"/>
+                <w:szCs w:val="24"/>
+              </w:rPr>
+            </w:pPr>
+            <w:r>
+              <w:rPr>
+                <w:rFonts w:ascii="Times New Roman" w:hAnsi="Times New Roman" w:cs="Times New Roman"/>
+                <w:sz w:val="24"/>
+                <w:szCs w:val="24"/>
+              </w:rPr>
+              <w:t>Aleyrodidae</w:t>
+            </w:r>
+            <w:r>
+              <w:rPr>
+                <w:rFonts w:ascii="Times New Roman" w:hAnsi="Times New Roman" w:cs="Times New Roman"/>
+                <w:sz w:val="24"/>
+                <w:szCs w:val="24"/>
+              </w:rPr>
+              <w:t>/whiteflies</w:t>
+            </w:r>
+          </w:p>
+        </w:tc>
+        <w:tc>
+          <w:tcPr>
+            <w:tcW w:w="1854" w:type="dxa"/>
+          </w:tcPr>
+          <w:p>
+            <w:pPr>
+              <w:rPr>
+                <w:rFonts w:ascii="Times New Roman" w:hAnsi="Times New Roman" w:cs="Times New Roman"/>
+                <w:sz w:val="24"/>
+                <w:szCs w:val="24"/>
+              </w:rPr>
+            </w:pPr>
+            <w:r>
+              <w:rPr>
+                <w:rFonts w:ascii="Times New Roman" w:hAnsi="Times New Roman" w:cs="Times New Roman"/>
+                <w:sz w:val="24"/>
+                <w:szCs w:val="24"/>
+              </w:rPr>
+              <w:t>28</w:t>
+            </w:r>
+          </w:p>
+        </w:tc>
+        <w:tc>
+          <w:tcPr>
+            <w:tcW w:w="1831" w:type="dxa"/>
+          </w:tcPr>
+          <w:p>
+            <w:pPr>
+              <w:rPr>
+                <w:rFonts w:ascii="Times New Roman" w:hAnsi="Times New Roman" w:cs="Times New Roman"/>
+                <w:sz w:val="24"/>
+                <w:szCs w:val="24"/>
+              </w:rPr>
+            </w:pPr>
+            <w:r>
+              <w:rPr>
+                <w:rFonts w:ascii="Times New Roman" w:hAnsi="Times New Roman" w:cs="Times New Roman"/>
+                <w:sz w:val="24"/>
+                <w:szCs w:val="24"/>
+              </w:rPr>
+              <w:t>0</w:t>
+            </w:r>
+          </w:p>
+        </w:tc>
+        <w:tc>
+          <w:tcPr>
+            <w:tcW w:w="2268" w:type="dxa"/>
+          </w:tcPr>
+          <w:p>
+            <w:pPr>
+              <w:rPr>
+                <w:rFonts w:ascii="Times New Roman" w:hAnsi="Times New Roman" w:cs="Times New Roman"/>
+                <w:sz w:val="24"/>
+                <w:szCs w:val="24"/>
+              </w:rPr>
+            </w:pPr>
+            <w:r>
+              <w:rPr>
+                <w:rFonts w:ascii="Times New Roman" w:hAnsi="Times New Roman" w:cs="Times New Roman"/>
+                <w:sz w:val="24"/>
+                <w:szCs w:val="24"/>
+              </w:rPr>
+              <w:t>NA</w:t>
+            </w:r>
+          </w:p>
+        </w:tc>
+        <w:tc>
+          <w:tcPr>
+            <w:tcW w:w="2552" w:type="dxa"/>
+          </w:tcPr>
+          <w:p>
+            <w:pPr>
+              <w:rPr>
+                <w:rFonts w:ascii="Times New Roman" w:hAnsi="Times New Roman" w:cs="Times New Roman"/>
+                <w:sz w:val="24"/>
+                <w:szCs w:val="24"/>
+              </w:rPr>
+            </w:pPr>
+            <w:r>
+              <w:rPr>
+                <w:rFonts w:ascii="Times New Roman" w:hAnsi="Times New Roman" w:cs="Times New Roman"/>
+                <w:sz w:val="24"/>
+                <w:szCs w:val="24"/>
+              </w:rPr>
+              <w:t>NA</w:t>
+            </w:r>
+          </w:p>
+        </w:tc>
+      </w:tr>
+      <w:tr>
+        <w:tc>
+          <w:tcPr>
+            <w:tcW w:w="2547" w:type="dxa"/>
+          </w:tcPr>
+          <w:p>
+            <w:pPr>
+              <w:rPr>
+                <w:rFonts w:ascii="Times New Roman" w:hAnsi="Times New Roman" w:cs="Times New Roman"/>
+                <w:b/>
+                <w:bCs/>
+                <w:sz w:val="24"/>
+                <w:szCs w:val="24"/>
+              </w:rPr>
+            </w:pPr>
+            <w:r>
+              <w:rPr>
+                <w:rFonts w:ascii="Times New Roman" w:hAnsi="Times New Roman" w:cs="Times New Roman"/>
+                <w:b/>
+                <w:bCs/>
+                <w:sz w:val="24"/>
+                <w:szCs w:val="24"/>
+              </w:rPr>
+              <w:t>TOTAL</w:t>
+            </w:r>
+          </w:p>
+        </w:tc>
+        <w:tc>
+          <w:tcPr>
+            <w:tcW w:w="1854" w:type="dxa"/>
+          </w:tcPr>
+          <w:p>
+            <w:pPr>
+              <w:rPr>
+                <w:rFonts w:ascii="Times New Roman" w:hAnsi="Times New Roman" w:cs="Times New Roman"/>
+                <w:b/>
+                <w:bCs/>
+                <w:sz w:val="24"/>
+                <w:szCs w:val="24"/>
+              </w:rPr>
+            </w:pPr>
+            <w:r>
+              <w:rPr>
+                <w:rFonts w:ascii="Times New Roman" w:hAnsi="Times New Roman" w:cs="Times New Roman"/>
+                <w:b/>
+                <w:bCs/>
+                <w:sz w:val="24"/>
+                <w:szCs w:val="24"/>
+              </w:rPr>
+              <w:t>906</w:t>
+            </w:r>
+          </w:p>
+        </w:tc>
+        <w:tc>
+          <w:tcPr>
+            <w:tcW w:w="1831" w:type="dxa"/>
+          </w:tcPr>
+          <w:p>
+            <w:pPr>
+              <w:rPr>
+                <w:rFonts w:ascii="Times New Roman" w:hAnsi="Times New Roman" w:cs="Times New Roman"/>
+                <w:b/>
+                <w:bCs/>
+                <w:sz w:val="24"/>
+                <w:szCs w:val="24"/>
+              </w:rPr>
+            </w:pPr>
+            <w:r>
+              <w:rPr>
+                <w:rFonts w:ascii="Times New Roman" w:hAnsi="Times New Roman" w:cs="Times New Roman"/>
+                <w:b/>
+                <w:bCs/>
+                <w:sz w:val="24"/>
+                <w:szCs w:val="24"/>
+              </w:rPr>
+              <w:t>110</w:t>
+            </w:r>
+          </w:p>
+        </w:tc>
+        <w:tc>
+          <w:tcPr>
+            <w:tcW w:w="2268" w:type="dxa"/>
+          </w:tcPr>
+          <w:p>
+            <w:pPr>
+              <w:rPr>
+                <w:rFonts w:ascii="Times New Roman" w:hAnsi="Times New Roman" w:cs="Times New Roman"/>
+                <w:b/>
+                <w:bCs/>
+                <w:sz w:val="24"/>
+                <w:szCs w:val="24"/>
+              </w:rPr>
+            </w:pPr>
+            <w:r>
+              <w:rPr>
+                <w:rFonts w:ascii="Times New Roman" w:hAnsi="Times New Roman" w:cs="Times New Roman"/>
+                <w:b/>
+                <w:bCs/>
+                <w:sz w:val="24"/>
+                <w:szCs w:val="24"/>
+              </w:rPr>
+              <w:t>4</w:t>
+            </w:r>
+          </w:p>
+        </w:tc>
+        <w:tc>
+          <w:tcPr>
+            <w:tcW w:w="2552" w:type="dxa"/>
+          </w:tcPr>
+          <w:p>
+            <w:pPr>
+              <w:rPr>
+                <w:rFonts w:ascii="Times New Roman" w:hAnsi="Times New Roman" w:cs="Times New Roman"/>
+                <w:b/>
+                <w:bCs/>
+                <w:sz w:val="24"/>
+                <w:szCs w:val="24"/>
+              </w:rPr>
+            </w:pPr>
+            <w:r>
+              <w:rPr>
+                <w:rFonts w:ascii="Times New Roman" w:hAnsi="Times New Roman" w:cs="Times New Roman"/>
+                <w:b/>
+                <w:bCs/>
+                <w:sz w:val="24"/>
+                <w:szCs w:val="24"/>
+              </w:rPr>
+              <w:t>3.64</w:t>
+            </w:r>
+          </w:p>
+        </w:tc>
+      </w:tr>
+    </w:tbl>
+    <w:p>
+      <w:pPr>
+        <w:rPr>
+          <w:rFonts w:ascii="Times New Roman" w:hAnsi="Times New Roman" w:cs="Times New Roman"/>
+          <w:sz w:val="24"/>
+          <w:szCs w:val="24"/>
+        </w:rPr>
+      </w:pPr>
+      <w:r>
+        <w:rPr>
+          <w:rFonts w:ascii="Times New Roman" w:hAnsi="Times New Roman" w:cs="Times New Roman"/>
+          <w:sz w:val="24"/>
+          <w:szCs w:val="24"/>
+        </w:rPr>
+        <w:br w:type="page"/>
+      </w:r>
+    </w:p>
+    <w:p>
+      <w:pPr>
+        <w:rPr>
+          <w:rFonts w:ascii="Times New Roman" w:hAnsi="Times New Roman" w:cs="Times New Roman"/>
+          <w:sz w:val="24"/>
+          <w:szCs w:val="24"/>
+        </w:rPr>
+      </w:pPr>
+      <w:r>
+        <w:rPr>
+          <w:rFonts w:ascii="Times New Roman" w:hAnsi="Times New Roman" w:cs="Times New Roman"/>
+          <w:sz w:val="24"/>
+          <w:szCs w:val="24"/>
+        </w:rPr>
+        <w:lastRenderedPageBreak/>
+        <w:t>Table S</w:t>
+      </w:r>
+      <w:r>
+        <w:rPr>
+          <w:rFonts w:ascii="Times New Roman" w:hAnsi="Times New Roman" w:cs="Times New Roman"/>
+          <w:sz w:val="24"/>
+          <w:szCs w:val="24"/>
+        </w:rPr>
+        <w:t>6</w:t>
+      </w:r>
+      <w:r>
+        <w:rPr>
+          <w:rFonts w:ascii="Times New Roman" w:hAnsi="Times New Roman" w:cs="Times New Roman"/>
+          <w:sz w:val="24"/>
+          <w:szCs w:val="24"/>
+        </w:rPr>
+        <w:t xml:space="preserve">. </w:t>
       </w:r>
       <w:r>
         <w:rPr>
@@ -8614,2771 +11671,6 @@
         </w:rPr>
       </w:pPr>
     </w:p>
-    <w:p>
-      <w:pPr>
-        <w:rPr>
-          <w:rFonts w:ascii="Times New Roman" w:hAnsi="Times New Roman" w:cs="Times New Roman"/>
-          <w:sz w:val="24"/>
-          <w:szCs w:val="24"/>
-        </w:rPr>
-      </w:pPr>
-    </w:p>
-    <w:p>
-      <w:pPr>
-        <w:rPr>
-          <w:rFonts w:ascii="Times New Roman" w:hAnsi="Times New Roman" w:cs="Times New Roman"/>
-          <w:sz w:val="24"/>
-          <w:szCs w:val="24"/>
-        </w:rPr>
-      </w:pPr>
-      <w:r>
-        <w:rPr>
-          <w:rFonts w:ascii="Times New Roman" w:hAnsi="Times New Roman" w:cs="Times New Roman"/>
-          <w:sz w:val="24"/>
-          <w:szCs w:val="24"/>
-        </w:rPr>
-        <w:lastRenderedPageBreak/>
-        <w:t xml:space="preserve">Table. </w:t>
-      </w:r>
-    </w:p>
-    <w:tbl>
-      <w:tblPr>
-        <w:tblStyle w:val="TableGrid"/>
-        <w:tblW w:w="0" w:type="auto"/>
-        <w:tblLook w:val="04A0" w:firstRow="1" w:lastRow="0" w:firstColumn="1" w:lastColumn="0" w:noHBand="0" w:noVBand="1"/>
-      </w:tblPr>
-      <w:tblGrid>
-        <w:gridCol w:w="2416"/>
-        <w:gridCol w:w="1985"/>
-        <w:gridCol w:w="1831"/>
-        <w:gridCol w:w="2268"/>
-        <w:gridCol w:w="2552"/>
-      </w:tblGrid>
-      <w:tr>
-        <w:tc>
-          <w:tcPr>
-            <w:tcW w:w="2416" w:type="dxa"/>
-          </w:tcPr>
-          <w:p>
-            <w:pPr>
-              <w:rPr>
-                <w:rFonts w:ascii="Times New Roman" w:hAnsi="Times New Roman" w:cs="Times New Roman"/>
-                <w:b/>
-                <w:bCs/>
-                <w:sz w:val="24"/>
-                <w:szCs w:val="24"/>
-              </w:rPr>
-            </w:pPr>
-            <w:r>
-              <w:rPr>
-                <w:rFonts w:ascii="Times New Roman" w:hAnsi="Times New Roman" w:cs="Times New Roman"/>
-                <w:b/>
-                <w:bCs/>
-                <w:sz w:val="24"/>
-                <w:szCs w:val="24"/>
-              </w:rPr>
-              <w:t>Morphotype</w:t>
-            </w:r>
-          </w:p>
-        </w:tc>
-        <w:tc>
-          <w:tcPr>
-            <w:tcW w:w="1985" w:type="dxa"/>
-          </w:tcPr>
-          <w:p>
-            <w:pPr>
-              <w:rPr>
-                <w:rFonts w:ascii="Times New Roman" w:hAnsi="Times New Roman" w:cs="Times New Roman"/>
-                <w:b/>
-                <w:bCs/>
-                <w:sz w:val="24"/>
-                <w:szCs w:val="24"/>
-              </w:rPr>
-            </w:pPr>
-            <w:r>
-              <w:rPr>
-                <w:rFonts w:ascii="Times New Roman" w:hAnsi="Times New Roman" w:cs="Times New Roman"/>
-                <w:b/>
-                <w:bCs/>
-                <w:sz w:val="24"/>
-                <w:szCs w:val="24"/>
-              </w:rPr>
-              <w:t>Number caught</w:t>
-            </w:r>
-          </w:p>
-        </w:tc>
-        <w:tc>
-          <w:tcPr>
-            <w:tcW w:w="1831" w:type="dxa"/>
-          </w:tcPr>
-          <w:p>
-            <w:pPr>
-              <w:rPr>
-                <w:rFonts w:ascii="Times New Roman" w:hAnsi="Times New Roman" w:cs="Times New Roman"/>
-                <w:b/>
-                <w:bCs/>
-                <w:sz w:val="24"/>
-                <w:szCs w:val="24"/>
-              </w:rPr>
-            </w:pPr>
-            <w:r>
-              <w:rPr>
-                <w:rFonts w:ascii="Times New Roman" w:hAnsi="Times New Roman" w:cs="Times New Roman"/>
-                <w:b/>
-                <w:bCs/>
-                <w:sz w:val="24"/>
-                <w:szCs w:val="24"/>
-              </w:rPr>
-              <w:t>Number tested</w:t>
-            </w:r>
-          </w:p>
-        </w:tc>
-        <w:tc>
-          <w:tcPr>
-            <w:tcW w:w="2268" w:type="dxa"/>
-          </w:tcPr>
-          <w:p>
-            <w:pPr>
-              <w:rPr>
-                <w:rFonts w:ascii="Times New Roman" w:hAnsi="Times New Roman" w:cs="Times New Roman"/>
-                <w:b/>
-                <w:bCs/>
-                <w:sz w:val="24"/>
-                <w:szCs w:val="24"/>
-              </w:rPr>
-            </w:pPr>
-            <w:r>
-              <w:rPr>
-                <w:rFonts w:ascii="Times New Roman" w:hAnsi="Times New Roman" w:cs="Times New Roman"/>
-                <w:b/>
-                <w:bCs/>
-                <w:sz w:val="24"/>
-                <w:szCs w:val="24"/>
-              </w:rPr>
-              <w:t>Number positive</w:t>
-            </w:r>
-          </w:p>
-        </w:tc>
-        <w:tc>
-          <w:tcPr>
-            <w:tcW w:w="2552" w:type="dxa"/>
-          </w:tcPr>
-          <w:p>
-            <w:pPr>
-              <w:rPr>
-                <w:rFonts w:ascii="Times New Roman" w:hAnsi="Times New Roman" w:cs="Times New Roman"/>
-                <w:b/>
-                <w:bCs/>
-                <w:sz w:val="24"/>
-                <w:szCs w:val="24"/>
-              </w:rPr>
-            </w:pPr>
-            <w:r>
-              <w:rPr>
-                <w:rFonts w:ascii="Times New Roman" w:hAnsi="Times New Roman" w:cs="Times New Roman"/>
-                <w:b/>
-                <w:bCs/>
-                <w:sz w:val="24"/>
-                <w:szCs w:val="24"/>
-              </w:rPr>
-              <w:t>P</w:t>
-            </w:r>
-            <w:r>
-              <w:rPr>
-                <w:rFonts w:ascii="Times New Roman" w:hAnsi="Times New Roman" w:cs="Times New Roman"/>
-                <w:b/>
-                <w:bCs/>
-                <w:sz w:val="24"/>
-                <w:szCs w:val="24"/>
-              </w:rPr>
-              <w:t>ositive</w:t>
-            </w:r>
-            <w:r>
-              <w:rPr>
-                <w:rFonts w:ascii="Times New Roman" w:hAnsi="Times New Roman" w:cs="Times New Roman"/>
-                <w:b/>
-                <w:bCs/>
-                <w:sz w:val="24"/>
-                <w:szCs w:val="24"/>
-              </w:rPr>
-              <w:t xml:space="preserve"> No./Test No.</w:t>
-            </w:r>
-          </w:p>
-        </w:tc>
-      </w:tr>
-      <w:tr>
-        <w:tc>
-          <w:tcPr>
-            <w:tcW w:w="2416" w:type="dxa"/>
-          </w:tcPr>
-          <w:p>
-            <w:pPr>
-              <w:rPr>
-                <w:rFonts w:ascii="Times New Roman" w:hAnsi="Times New Roman" w:cs="Times New Roman"/>
-                <w:sz w:val="24"/>
-                <w:szCs w:val="24"/>
-              </w:rPr>
-            </w:pPr>
-            <w:r>
-              <w:rPr>
-                <w:rFonts w:ascii="Times New Roman" w:hAnsi="Times New Roman" w:cs="Times New Roman"/>
-                <w:sz w:val="24"/>
-                <w:szCs w:val="24"/>
-              </w:rPr>
-              <w:t>Leafhopper 1+3</w:t>
-            </w:r>
-          </w:p>
-        </w:tc>
-        <w:tc>
-          <w:tcPr>
-            <w:tcW w:w="1985" w:type="dxa"/>
-          </w:tcPr>
-          <w:p>
-            <w:pPr>
-              <w:rPr>
-                <w:rFonts w:ascii="Times New Roman" w:hAnsi="Times New Roman" w:cs="Times New Roman"/>
-                <w:sz w:val="24"/>
-                <w:szCs w:val="24"/>
-              </w:rPr>
-            </w:pPr>
-            <w:r>
-              <w:rPr>
-                <w:rFonts w:ascii="Times New Roman" w:hAnsi="Times New Roman" w:cs="Times New Roman"/>
-                <w:sz w:val="24"/>
-                <w:szCs w:val="24"/>
-              </w:rPr>
-              <w:t>279+223</w:t>
-            </w:r>
-          </w:p>
-        </w:tc>
-        <w:tc>
-          <w:tcPr>
-            <w:tcW w:w="1831" w:type="dxa"/>
-          </w:tcPr>
-          <w:p>
-            <w:pPr>
-              <w:rPr>
-                <w:rFonts w:ascii="Times New Roman" w:hAnsi="Times New Roman" w:cs="Times New Roman"/>
-                <w:sz w:val="24"/>
-                <w:szCs w:val="24"/>
-              </w:rPr>
-            </w:pPr>
-            <w:r>
-              <w:rPr>
-                <w:rFonts w:ascii="Times New Roman" w:hAnsi="Times New Roman" w:cs="Times New Roman"/>
-                <w:sz w:val="24"/>
-                <w:szCs w:val="24"/>
-              </w:rPr>
-              <w:t>4</w:t>
-            </w:r>
-            <w:r>
-              <w:rPr>
-                <w:rFonts w:ascii="Times New Roman" w:hAnsi="Times New Roman" w:cs="Times New Roman"/>
-                <w:sz w:val="24"/>
-                <w:szCs w:val="24"/>
-              </w:rPr>
-              <w:t>8</w:t>
-            </w:r>
-            <w:r>
-              <w:rPr>
-                <w:rFonts w:ascii="Times New Roman" w:hAnsi="Times New Roman" w:cs="Times New Roman"/>
-                <w:sz w:val="24"/>
-                <w:szCs w:val="24"/>
-              </w:rPr>
-              <w:t>+20</w:t>
-            </w:r>
-          </w:p>
-        </w:tc>
-        <w:tc>
-          <w:tcPr>
-            <w:tcW w:w="2268" w:type="dxa"/>
-          </w:tcPr>
-          <w:p>
-            <w:pPr>
-              <w:rPr>
-                <w:rFonts w:ascii="Times New Roman" w:hAnsi="Times New Roman" w:cs="Times New Roman"/>
-                <w:sz w:val="24"/>
-                <w:szCs w:val="24"/>
-              </w:rPr>
-            </w:pPr>
-            <w:r>
-              <w:rPr>
-                <w:rFonts w:ascii="Times New Roman" w:hAnsi="Times New Roman" w:cs="Times New Roman"/>
-                <w:sz w:val="24"/>
-                <w:szCs w:val="24"/>
-              </w:rPr>
-              <w:t>1+1</w:t>
-            </w:r>
-          </w:p>
-        </w:tc>
-        <w:tc>
-          <w:tcPr>
-            <w:tcW w:w="2552" w:type="dxa"/>
-          </w:tcPr>
-          <w:p>
-            <w:pPr>
-              <w:rPr>
-                <w:rFonts w:ascii="Times New Roman" w:hAnsi="Times New Roman" w:cs="Times New Roman"/>
-                <w:sz w:val="24"/>
-                <w:szCs w:val="24"/>
-              </w:rPr>
-            </w:pPr>
-            <w:r>
-              <w:rPr>
-                <w:rFonts w:ascii="Times New Roman" w:hAnsi="Times New Roman" w:cs="Times New Roman"/>
-                <w:sz w:val="24"/>
-                <w:szCs w:val="24"/>
-              </w:rPr>
-              <w:t>2.94 %</w:t>
-            </w:r>
-          </w:p>
-        </w:tc>
-      </w:tr>
-      <w:tr>
-        <w:tc>
-          <w:tcPr>
-            <w:tcW w:w="2416" w:type="dxa"/>
-          </w:tcPr>
-          <w:p>
-            <w:pPr>
-              <w:rPr>
-                <w:rFonts w:ascii="Times New Roman" w:hAnsi="Times New Roman" w:cs="Times New Roman"/>
-                <w:sz w:val="24"/>
-                <w:szCs w:val="24"/>
-              </w:rPr>
-            </w:pPr>
-            <w:r>
-              <w:rPr>
-                <w:rFonts w:ascii="Times New Roman" w:hAnsi="Times New Roman" w:cs="Times New Roman"/>
-                <w:sz w:val="24"/>
-                <w:szCs w:val="24"/>
-              </w:rPr>
-              <w:t>Leafhopper 2</w:t>
-            </w:r>
-          </w:p>
-        </w:tc>
-        <w:tc>
-          <w:tcPr>
-            <w:tcW w:w="1985" w:type="dxa"/>
-          </w:tcPr>
-          <w:p>
-            <w:pPr>
-              <w:rPr>
-                <w:rFonts w:ascii="Times New Roman" w:hAnsi="Times New Roman" w:cs="Times New Roman"/>
-                <w:sz w:val="24"/>
-                <w:szCs w:val="24"/>
-              </w:rPr>
-            </w:pPr>
-            <w:r>
-              <w:rPr>
-                <w:rFonts w:ascii="Times New Roman" w:hAnsi="Times New Roman" w:cs="Times New Roman"/>
-                <w:sz w:val="24"/>
-                <w:szCs w:val="24"/>
-              </w:rPr>
-              <w:t>154</w:t>
-            </w:r>
-          </w:p>
-        </w:tc>
-        <w:tc>
-          <w:tcPr>
-            <w:tcW w:w="1831" w:type="dxa"/>
-          </w:tcPr>
-          <w:p>
-            <w:pPr>
-              <w:rPr>
-                <w:rFonts w:ascii="Times New Roman" w:hAnsi="Times New Roman" w:cs="Times New Roman"/>
-                <w:sz w:val="24"/>
-                <w:szCs w:val="24"/>
-              </w:rPr>
-            </w:pPr>
-            <w:r>
-              <w:rPr>
-                <w:rFonts w:ascii="Times New Roman" w:hAnsi="Times New Roman" w:cs="Times New Roman"/>
-                <w:sz w:val="24"/>
-                <w:szCs w:val="24"/>
-              </w:rPr>
-              <w:t>7</w:t>
-            </w:r>
-          </w:p>
-        </w:tc>
-        <w:tc>
-          <w:tcPr>
-            <w:tcW w:w="2268" w:type="dxa"/>
-          </w:tcPr>
-          <w:p>
-            <w:pPr>
-              <w:rPr>
-                <w:rFonts w:ascii="Times New Roman" w:hAnsi="Times New Roman" w:cs="Times New Roman"/>
-                <w:sz w:val="24"/>
-                <w:szCs w:val="24"/>
-              </w:rPr>
-            </w:pPr>
-            <w:r>
-              <w:rPr>
-                <w:rFonts w:ascii="Times New Roman" w:hAnsi="Times New Roman" w:cs="Times New Roman"/>
-                <w:sz w:val="24"/>
-                <w:szCs w:val="24"/>
-              </w:rPr>
-              <w:t>0</w:t>
-            </w:r>
-          </w:p>
-        </w:tc>
-        <w:tc>
-          <w:tcPr>
-            <w:tcW w:w="2552" w:type="dxa"/>
-          </w:tcPr>
-          <w:p>
-            <w:pPr>
-              <w:rPr>
-                <w:rFonts w:ascii="Times New Roman" w:hAnsi="Times New Roman" w:cs="Times New Roman"/>
-                <w:sz w:val="24"/>
-                <w:szCs w:val="24"/>
-              </w:rPr>
-            </w:pPr>
-          </w:p>
-        </w:tc>
-      </w:tr>
-      <w:tr>
-        <w:tc>
-          <w:tcPr>
-            <w:tcW w:w="2416" w:type="dxa"/>
-          </w:tcPr>
-          <w:p>
-            <w:pPr>
-              <w:rPr>
-                <w:rFonts w:ascii="Times New Roman" w:hAnsi="Times New Roman" w:cs="Times New Roman"/>
-                <w:sz w:val="24"/>
-                <w:szCs w:val="24"/>
-              </w:rPr>
-            </w:pPr>
-            <w:r>
-              <w:rPr>
-                <w:rFonts w:ascii="Times New Roman" w:hAnsi="Times New Roman" w:cs="Times New Roman"/>
-                <w:sz w:val="24"/>
-                <w:szCs w:val="24"/>
-              </w:rPr>
-              <w:t>Leafhopper 4</w:t>
-            </w:r>
-          </w:p>
-        </w:tc>
-        <w:tc>
-          <w:tcPr>
-            <w:tcW w:w="1985" w:type="dxa"/>
-          </w:tcPr>
-          <w:p>
-            <w:pPr>
-              <w:rPr>
-                <w:rFonts w:ascii="Times New Roman" w:hAnsi="Times New Roman" w:cs="Times New Roman"/>
-                <w:sz w:val="24"/>
-                <w:szCs w:val="24"/>
-              </w:rPr>
-            </w:pPr>
-            <w:r>
-              <w:rPr>
-                <w:rFonts w:ascii="Times New Roman" w:hAnsi="Times New Roman" w:cs="Times New Roman"/>
-                <w:sz w:val="24"/>
-                <w:szCs w:val="24"/>
-              </w:rPr>
-              <w:t>16</w:t>
-            </w:r>
-          </w:p>
-        </w:tc>
-        <w:tc>
-          <w:tcPr>
-            <w:tcW w:w="1831" w:type="dxa"/>
-          </w:tcPr>
-          <w:p>
-            <w:pPr>
-              <w:rPr>
-                <w:rFonts w:ascii="Times New Roman" w:hAnsi="Times New Roman" w:cs="Times New Roman"/>
-                <w:sz w:val="24"/>
-                <w:szCs w:val="24"/>
-              </w:rPr>
-            </w:pPr>
-            <w:r>
-              <w:rPr>
-                <w:rFonts w:ascii="Times New Roman" w:hAnsi="Times New Roman" w:cs="Times New Roman"/>
-                <w:sz w:val="24"/>
-                <w:szCs w:val="24"/>
-              </w:rPr>
-              <w:t>1</w:t>
-            </w:r>
-          </w:p>
-        </w:tc>
-        <w:tc>
-          <w:tcPr>
-            <w:tcW w:w="2268" w:type="dxa"/>
-          </w:tcPr>
-          <w:p>
-            <w:pPr>
-              <w:rPr>
-                <w:rFonts w:ascii="Times New Roman" w:hAnsi="Times New Roman" w:cs="Times New Roman"/>
-                <w:sz w:val="24"/>
-                <w:szCs w:val="24"/>
-              </w:rPr>
-            </w:pPr>
-            <w:r>
-              <w:rPr>
-                <w:rFonts w:ascii="Times New Roman" w:hAnsi="Times New Roman" w:cs="Times New Roman"/>
-                <w:sz w:val="24"/>
-                <w:szCs w:val="24"/>
-              </w:rPr>
-              <w:t>0</w:t>
-            </w:r>
-          </w:p>
-        </w:tc>
-        <w:tc>
-          <w:tcPr>
-            <w:tcW w:w="2552" w:type="dxa"/>
-          </w:tcPr>
-          <w:p>
-            <w:pPr>
-              <w:rPr>
-                <w:rFonts w:ascii="Times New Roman" w:hAnsi="Times New Roman" w:cs="Times New Roman"/>
-                <w:sz w:val="24"/>
-                <w:szCs w:val="24"/>
-              </w:rPr>
-            </w:pPr>
-          </w:p>
-        </w:tc>
-      </w:tr>
-      <w:tr>
-        <w:tc>
-          <w:tcPr>
-            <w:tcW w:w="2416" w:type="dxa"/>
-          </w:tcPr>
-          <w:p>
-            <w:pPr>
-              <w:rPr>
-                <w:rFonts w:ascii="Times New Roman" w:hAnsi="Times New Roman" w:cs="Times New Roman"/>
-                <w:sz w:val="24"/>
-                <w:szCs w:val="24"/>
-              </w:rPr>
-            </w:pPr>
-            <w:r>
-              <w:rPr>
-                <w:rFonts w:ascii="Times New Roman" w:hAnsi="Times New Roman" w:cs="Times New Roman"/>
-                <w:sz w:val="24"/>
-                <w:szCs w:val="24"/>
-              </w:rPr>
-              <w:t>Leafhopper 5</w:t>
-            </w:r>
-          </w:p>
-        </w:tc>
-        <w:tc>
-          <w:tcPr>
-            <w:tcW w:w="1985" w:type="dxa"/>
-          </w:tcPr>
-          <w:p>
-            <w:pPr>
-              <w:rPr>
-                <w:rFonts w:ascii="Times New Roman" w:hAnsi="Times New Roman" w:cs="Times New Roman"/>
-                <w:sz w:val="24"/>
-                <w:szCs w:val="24"/>
-              </w:rPr>
-            </w:pPr>
-            <w:r>
-              <w:rPr>
-                <w:rFonts w:ascii="Times New Roman" w:hAnsi="Times New Roman" w:cs="Times New Roman"/>
-                <w:sz w:val="24"/>
-                <w:szCs w:val="24"/>
-              </w:rPr>
-              <w:t>6</w:t>
-            </w:r>
-          </w:p>
-        </w:tc>
-        <w:tc>
-          <w:tcPr>
-            <w:tcW w:w="1831" w:type="dxa"/>
-          </w:tcPr>
-          <w:p>
-            <w:pPr>
-              <w:rPr>
-                <w:rFonts w:ascii="Times New Roman" w:hAnsi="Times New Roman" w:cs="Times New Roman"/>
-                <w:sz w:val="24"/>
-                <w:szCs w:val="24"/>
-              </w:rPr>
-            </w:pPr>
-            <w:r>
-              <w:rPr>
-                <w:rFonts w:ascii="Times New Roman" w:hAnsi="Times New Roman" w:cs="Times New Roman"/>
-                <w:sz w:val="24"/>
-                <w:szCs w:val="24"/>
-              </w:rPr>
-              <w:t>2</w:t>
-            </w:r>
-          </w:p>
-        </w:tc>
-        <w:tc>
-          <w:tcPr>
-            <w:tcW w:w="2268" w:type="dxa"/>
-          </w:tcPr>
-          <w:p>
-            <w:pPr>
-              <w:rPr>
-                <w:rFonts w:ascii="Times New Roman" w:hAnsi="Times New Roman" w:cs="Times New Roman"/>
-                <w:sz w:val="24"/>
-                <w:szCs w:val="24"/>
-              </w:rPr>
-            </w:pPr>
-            <w:r>
-              <w:rPr>
-                <w:rFonts w:ascii="Times New Roman" w:hAnsi="Times New Roman" w:cs="Times New Roman"/>
-                <w:sz w:val="24"/>
-                <w:szCs w:val="24"/>
-              </w:rPr>
-              <w:t>0</w:t>
-            </w:r>
-          </w:p>
-        </w:tc>
-        <w:tc>
-          <w:tcPr>
-            <w:tcW w:w="2552" w:type="dxa"/>
-          </w:tcPr>
-          <w:p>
-            <w:pPr>
-              <w:rPr>
-                <w:rFonts w:ascii="Times New Roman" w:hAnsi="Times New Roman" w:cs="Times New Roman"/>
-                <w:sz w:val="24"/>
-                <w:szCs w:val="24"/>
-              </w:rPr>
-            </w:pPr>
-          </w:p>
-        </w:tc>
-      </w:tr>
-      <w:tr>
-        <w:tc>
-          <w:tcPr>
-            <w:tcW w:w="2416" w:type="dxa"/>
-          </w:tcPr>
-          <w:p>
-            <w:pPr>
-              <w:rPr>
-                <w:rFonts w:ascii="Times New Roman" w:hAnsi="Times New Roman" w:cs="Times New Roman"/>
-                <w:sz w:val="24"/>
-                <w:szCs w:val="24"/>
-              </w:rPr>
-            </w:pPr>
-            <w:r>
-              <w:rPr>
-                <w:rFonts w:ascii="Times New Roman" w:hAnsi="Times New Roman" w:cs="Times New Roman"/>
-                <w:sz w:val="24"/>
-                <w:szCs w:val="24"/>
-              </w:rPr>
-              <w:t>Leafhopper 6</w:t>
-            </w:r>
-          </w:p>
-        </w:tc>
-        <w:tc>
-          <w:tcPr>
-            <w:tcW w:w="1985" w:type="dxa"/>
-          </w:tcPr>
-          <w:p>
-            <w:pPr>
-              <w:rPr>
-                <w:rFonts w:ascii="Times New Roman" w:hAnsi="Times New Roman" w:cs="Times New Roman"/>
-                <w:sz w:val="24"/>
-                <w:szCs w:val="24"/>
-              </w:rPr>
-            </w:pPr>
-            <w:r>
-              <w:rPr>
-                <w:rFonts w:ascii="Times New Roman" w:hAnsi="Times New Roman" w:cs="Times New Roman"/>
-                <w:sz w:val="24"/>
-                <w:szCs w:val="24"/>
-              </w:rPr>
-              <w:t>2</w:t>
-            </w:r>
-          </w:p>
-        </w:tc>
-        <w:tc>
-          <w:tcPr>
-            <w:tcW w:w="1831" w:type="dxa"/>
-          </w:tcPr>
-          <w:p>
-            <w:pPr>
-              <w:rPr>
-                <w:rFonts w:ascii="Times New Roman" w:hAnsi="Times New Roman" w:cs="Times New Roman"/>
-                <w:sz w:val="24"/>
-                <w:szCs w:val="24"/>
-              </w:rPr>
-            </w:pPr>
-            <w:r>
-              <w:rPr>
-                <w:rFonts w:ascii="Times New Roman" w:hAnsi="Times New Roman" w:cs="Times New Roman"/>
-                <w:sz w:val="24"/>
-                <w:szCs w:val="24"/>
-              </w:rPr>
-              <w:t>1</w:t>
-            </w:r>
-          </w:p>
-        </w:tc>
-        <w:tc>
-          <w:tcPr>
-            <w:tcW w:w="2268" w:type="dxa"/>
-          </w:tcPr>
-          <w:p>
-            <w:pPr>
-              <w:rPr>
-                <w:rFonts w:ascii="Times New Roman" w:hAnsi="Times New Roman" w:cs="Times New Roman"/>
-                <w:sz w:val="24"/>
-                <w:szCs w:val="24"/>
-              </w:rPr>
-            </w:pPr>
-            <w:r>
-              <w:rPr>
-                <w:rFonts w:ascii="Times New Roman" w:hAnsi="Times New Roman" w:cs="Times New Roman"/>
-                <w:sz w:val="24"/>
-                <w:szCs w:val="24"/>
-              </w:rPr>
-              <w:t>0</w:t>
-            </w:r>
-          </w:p>
-        </w:tc>
-        <w:tc>
-          <w:tcPr>
-            <w:tcW w:w="2552" w:type="dxa"/>
-          </w:tcPr>
-          <w:p>
-            <w:pPr>
-              <w:rPr>
-                <w:rFonts w:ascii="Times New Roman" w:hAnsi="Times New Roman" w:cs="Times New Roman"/>
-                <w:sz w:val="24"/>
-                <w:szCs w:val="24"/>
-              </w:rPr>
-            </w:pPr>
-          </w:p>
-        </w:tc>
-      </w:tr>
-      <w:tr>
-        <w:tc>
-          <w:tcPr>
-            <w:tcW w:w="2416" w:type="dxa"/>
-          </w:tcPr>
-          <w:p>
-            <w:pPr>
-              <w:rPr>
-                <w:rFonts w:ascii="Times New Roman" w:hAnsi="Times New Roman" w:cs="Times New Roman"/>
-                <w:sz w:val="24"/>
-                <w:szCs w:val="24"/>
-              </w:rPr>
-            </w:pPr>
-            <w:r>
-              <w:rPr>
-                <w:rFonts w:ascii="Times New Roman" w:hAnsi="Times New Roman" w:cs="Times New Roman"/>
-                <w:sz w:val="24"/>
-                <w:szCs w:val="24"/>
-              </w:rPr>
-              <w:t>Leafhopper 7</w:t>
-            </w:r>
-          </w:p>
-        </w:tc>
-        <w:tc>
-          <w:tcPr>
-            <w:tcW w:w="1985" w:type="dxa"/>
-          </w:tcPr>
-          <w:p>
-            <w:pPr>
-              <w:rPr>
-                <w:rFonts w:ascii="Times New Roman" w:hAnsi="Times New Roman" w:cs="Times New Roman"/>
-                <w:sz w:val="24"/>
-                <w:szCs w:val="24"/>
-              </w:rPr>
-            </w:pPr>
-            <w:r>
-              <w:rPr>
-                <w:rFonts w:ascii="Times New Roman" w:hAnsi="Times New Roman" w:cs="Times New Roman"/>
-                <w:sz w:val="24"/>
-                <w:szCs w:val="24"/>
-              </w:rPr>
-              <w:t>6</w:t>
-            </w:r>
-          </w:p>
-        </w:tc>
-        <w:tc>
-          <w:tcPr>
-            <w:tcW w:w="1831" w:type="dxa"/>
-          </w:tcPr>
-          <w:p>
-            <w:pPr>
-              <w:rPr>
-                <w:rFonts w:ascii="Times New Roman" w:hAnsi="Times New Roman" w:cs="Times New Roman"/>
-                <w:sz w:val="24"/>
-                <w:szCs w:val="24"/>
-              </w:rPr>
-            </w:pPr>
-            <w:r>
-              <w:rPr>
-                <w:rFonts w:ascii="Times New Roman" w:hAnsi="Times New Roman" w:cs="Times New Roman"/>
-                <w:sz w:val="24"/>
-                <w:szCs w:val="24"/>
-              </w:rPr>
-              <w:t>0</w:t>
-            </w:r>
-          </w:p>
-        </w:tc>
-        <w:tc>
-          <w:tcPr>
-            <w:tcW w:w="2268" w:type="dxa"/>
-          </w:tcPr>
-          <w:p>
-            <w:pPr>
-              <w:rPr>
-                <w:rFonts w:ascii="Times New Roman" w:hAnsi="Times New Roman" w:cs="Times New Roman"/>
-                <w:sz w:val="24"/>
-                <w:szCs w:val="24"/>
-              </w:rPr>
-            </w:pPr>
-          </w:p>
-        </w:tc>
-        <w:tc>
-          <w:tcPr>
-            <w:tcW w:w="2552" w:type="dxa"/>
-          </w:tcPr>
-          <w:p>
-            <w:pPr>
-              <w:rPr>
-                <w:rFonts w:ascii="Times New Roman" w:hAnsi="Times New Roman" w:cs="Times New Roman"/>
-                <w:sz w:val="24"/>
-                <w:szCs w:val="24"/>
-              </w:rPr>
-            </w:pPr>
-          </w:p>
-        </w:tc>
-      </w:tr>
-      <w:tr>
-        <w:tc>
-          <w:tcPr>
-            <w:tcW w:w="2416" w:type="dxa"/>
-          </w:tcPr>
-          <w:p>
-            <w:pPr>
-              <w:rPr>
-                <w:rFonts w:ascii="Times New Roman" w:hAnsi="Times New Roman" w:cs="Times New Roman"/>
-                <w:sz w:val="24"/>
-                <w:szCs w:val="24"/>
-              </w:rPr>
-            </w:pPr>
-            <w:r>
-              <w:rPr>
-                <w:rFonts w:ascii="Times New Roman" w:hAnsi="Times New Roman" w:cs="Times New Roman"/>
-                <w:sz w:val="24"/>
-                <w:szCs w:val="24"/>
-              </w:rPr>
-              <w:t>Leafhopper 8</w:t>
-            </w:r>
-          </w:p>
-        </w:tc>
-        <w:tc>
-          <w:tcPr>
-            <w:tcW w:w="1985" w:type="dxa"/>
-          </w:tcPr>
-          <w:p>
-            <w:pPr>
-              <w:rPr>
-                <w:rFonts w:ascii="Times New Roman" w:hAnsi="Times New Roman" w:cs="Times New Roman"/>
-                <w:sz w:val="24"/>
-                <w:szCs w:val="24"/>
-              </w:rPr>
-            </w:pPr>
-            <w:r>
-              <w:rPr>
-                <w:rFonts w:ascii="Times New Roman" w:hAnsi="Times New Roman" w:cs="Times New Roman"/>
-                <w:sz w:val="24"/>
-                <w:szCs w:val="24"/>
-              </w:rPr>
-              <w:t>18</w:t>
-            </w:r>
-          </w:p>
-        </w:tc>
-        <w:tc>
-          <w:tcPr>
-            <w:tcW w:w="1831" w:type="dxa"/>
-          </w:tcPr>
-          <w:p>
-            <w:pPr>
-              <w:rPr>
-                <w:rFonts w:ascii="Times New Roman" w:hAnsi="Times New Roman" w:cs="Times New Roman"/>
-                <w:sz w:val="24"/>
-                <w:szCs w:val="24"/>
-              </w:rPr>
-            </w:pPr>
-            <w:r>
-              <w:rPr>
-                <w:rFonts w:ascii="Times New Roman" w:hAnsi="Times New Roman" w:cs="Times New Roman"/>
-                <w:sz w:val="24"/>
-                <w:szCs w:val="24"/>
-              </w:rPr>
-              <w:t>4</w:t>
-            </w:r>
-          </w:p>
-        </w:tc>
-        <w:tc>
-          <w:tcPr>
-            <w:tcW w:w="2268" w:type="dxa"/>
-          </w:tcPr>
-          <w:p>
-            <w:pPr>
-              <w:rPr>
-                <w:rFonts w:ascii="Times New Roman" w:hAnsi="Times New Roman" w:cs="Times New Roman"/>
-                <w:sz w:val="24"/>
-                <w:szCs w:val="24"/>
-              </w:rPr>
-            </w:pPr>
-            <w:r>
-              <w:rPr>
-                <w:rFonts w:ascii="Times New Roman" w:hAnsi="Times New Roman" w:cs="Times New Roman"/>
-                <w:sz w:val="24"/>
-                <w:szCs w:val="24"/>
-              </w:rPr>
-              <w:t>0</w:t>
-            </w:r>
-          </w:p>
-        </w:tc>
-        <w:tc>
-          <w:tcPr>
-            <w:tcW w:w="2552" w:type="dxa"/>
-          </w:tcPr>
-          <w:p>
-            <w:pPr>
-              <w:rPr>
-                <w:rFonts w:ascii="Times New Roman" w:hAnsi="Times New Roman" w:cs="Times New Roman"/>
-                <w:sz w:val="24"/>
-                <w:szCs w:val="24"/>
-              </w:rPr>
-            </w:pPr>
-          </w:p>
-        </w:tc>
-      </w:tr>
-      <w:tr>
-        <w:tc>
-          <w:tcPr>
-            <w:tcW w:w="2416" w:type="dxa"/>
-          </w:tcPr>
-          <w:p>
-            <w:pPr>
-              <w:rPr>
-                <w:rFonts w:ascii="Times New Roman" w:hAnsi="Times New Roman" w:cs="Times New Roman"/>
-                <w:sz w:val="24"/>
-                <w:szCs w:val="24"/>
-              </w:rPr>
-            </w:pPr>
-            <w:r>
-              <w:rPr>
-                <w:rFonts w:ascii="Times New Roman" w:hAnsi="Times New Roman" w:cs="Times New Roman"/>
-                <w:sz w:val="24"/>
-                <w:szCs w:val="24"/>
-              </w:rPr>
-              <w:t>Leafhopper 9</w:t>
-            </w:r>
-          </w:p>
-        </w:tc>
-        <w:tc>
-          <w:tcPr>
-            <w:tcW w:w="1985" w:type="dxa"/>
-          </w:tcPr>
-          <w:p>
-            <w:pPr>
-              <w:rPr>
-                <w:rFonts w:ascii="Times New Roman" w:hAnsi="Times New Roman" w:cs="Times New Roman"/>
-                <w:sz w:val="24"/>
-                <w:szCs w:val="24"/>
-              </w:rPr>
-            </w:pPr>
-            <w:r>
-              <w:rPr>
-                <w:rFonts w:ascii="Times New Roman" w:hAnsi="Times New Roman" w:cs="Times New Roman"/>
-                <w:sz w:val="24"/>
-                <w:szCs w:val="24"/>
-              </w:rPr>
-              <w:t>16</w:t>
-            </w:r>
-          </w:p>
-        </w:tc>
-        <w:tc>
-          <w:tcPr>
-            <w:tcW w:w="1831" w:type="dxa"/>
-          </w:tcPr>
-          <w:p>
-            <w:pPr>
-              <w:rPr>
-                <w:rFonts w:ascii="Times New Roman" w:hAnsi="Times New Roman" w:cs="Times New Roman"/>
-                <w:sz w:val="24"/>
-                <w:szCs w:val="24"/>
-              </w:rPr>
-            </w:pPr>
-            <w:r>
-              <w:rPr>
-                <w:rFonts w:ascii="Times New Roman" w:hAnsi="Times New Roman" w:cs="Times New Roman"/>
-                <w:sz w:val="24"/>
-                <w:szCs w:val="24"/>
-              </w:rPr>
-              <w:t>2</w:t>
-            </w:r>
-          </w:p>
-        </w:tc>
-        <w:tc>
-          <w:tcPr>
-            <w:tcW w:w="2268" w:type="dxa"/>
-          </w:tcPr>
-          <w:p>
-            <w:pPr>
-              <w:rPr>
-                <w:rFonts w:ascii="Times New Roman" w:hAnsi="Times New Roman" w:cs="Times New Roman"/>
-                <w:sz w:val="24"/>
-                <w:szCs w:val="24"/>
-              </w:rPr>
-            </w:pPr>
-            <w:r>
-              <w:rPr>
-                <w:rFonts w:ascii="Times New Roman" w:hAnsi="Times New Roman" w:cs="Times New Roman"/>
-                <w:sz w:val="24"/>
-                <w:szCs w:val="24"/>
-              </w:rPr>
-              <w:t>0</w:t>
-            </w:r>
-          </w:p>
-        </w:tc>
-        <w:tc>
-          <w:tcPr>
-            <w:tcW w:w="2552" w:type="dxa"/>
-          </w:tcPr>
-          <w:p>
-            <w:pPr>
-              <w:rPr>
-                <w:rFonts w:ascii="Times New Roman" w:hAnsi="Times New Roman" w:cs="Times New Roman"/>
-                <w:sz w:val="24"/>
-                <w:szCs w:val="24"/>
-              </w:rPr>
-            </w:pPr>
-          </w:p>
-        </w:tc>
-      </w:tr>
-      <w:tr>
-        <w:tc>
-          <w:tcPr>
-            <w:tcW w:w="2416" w:type="dxa"/>
-          </w:tcPr>
-          <w:p>
-            <w:pPr>
-              <w:rPr>
-                <w:rFonts w:ascii="Times New Roman" w:hAnsi="Times New Roman" w:cs="Times New Roman"/>
-                <w:sz w:val="24"/>
-                <w:szCs w:val="24"/>
-              </w:rPr>
-            </w:pPr>
-            <w:r>
-              <w:rPr>
-                <w:rFonts w:ascii="Times New Roman" w:hAnsi="Times New Roman" w:cs="Times New Roman"/>
-                <w:sz w:val="24"/>
-                <w:szCs w:val="24"/>
-              </w:rPr>
-              <w:t>Leafhopper 10</w:t>
-            </w:r>
-          </w:p>
-        </w:tc>
-        <w:tc>
-          <w:tcPr>
-            <w:tcW w:w="1985" w:type="dxa"/>
-          </w:tcPr>
-          <w:p>
-            <w:pPr>
-              <w:rPr>
-                <w:rFonts w:ascii="Times New Roman" w:hAnsi="Times New Roman" w:cs="Times New Roman"/>
-                <w:sz w:val="24"/>
-                <w:szCs w:val="24"/>
-              </w:rPr>
-            </w:pPr>
-            <w:r>
-              <w:rPr>
-                <w:rFonts w:ascii="Times New Roman" w:hAnsi="Times New Roman" w:cs="Times New Roman"/>
-                <w:sz w:val="24"/>
-                <w:szCs w:val="24"/>
-              </w:rPr>
-              <w:t>58</w:t>
-            </w:r>
-          </w:p>
-        </w:tc>
-        <w:tc>
-          <w:tcPr>
-            <w:tcW w:w="1831" w:type="dxa"/>
-          </w:tcPr>
-          <w:p>
-            <w:pPr>
-              <w:rPr>
-                <w:rFonts w:ascii="Times New Roman" w:hAnsi="Times New Roman" w:cs="Times New Roman"/>
-                <w:sz w:val="24"/>
-                <w:szCs w:val="24"/>
-              </w:rPr>
-            </w:pPr>
-            <w:r>
-              <w:rPr>
-                <w:rFonts w:ascii="Times New Roman" w:hAnsi="Times New Roman" w:cs="Times New Roman"/>
-                <w:sz w:val="24"/>
-                <w:szCs w:val="24"/>
-              </w:rPr>
-              <w:t>5</w:t>
-            </w:r>
-          </w:p>
-        </w:tc>
-        <w:tc>
-          <w:tcPr>
-            <w:tcW w:w="2268" w:type="dxa"/>
-          </w:tcPr>
-          <w:p>
-            <w:pPr>
-              <w:rPr>
-                <w:rFonts w:ascii="Times New Roman" w:hAnsi="Times New Roman" w:cs="Times New Roman"/>
-                <w:sz w:val="24"/>
-                <w:szCs w:val="24"/>
-              </w:rPr>
-            </w:pPr>
-            <w:r>
-              <w:rPr>
-                <w:rFonts w:ascii="Times New Roman" w:hAnsi="Times New Roman" w:cs="Times New Roman"/>
-                <w:sz w:val="24"/>
-                <w:szCs w:val="24"/>
-              </w:rPr>
-              <w:t>2</w:t>
-            </w:r>
-          </w:p>
-        </w:tc>
-        <w:tc>
-          <w:tcPr>
-            <w:tcW w:w="2552" w:type="dxa"/>
-          </w:tcPr>
-          <w:p>
-            <w:pPr>
-              <w:rPr>
-                <w:rFonts w:ascii="Times New Roman" w:hAnsi="Times New Roman" w:cs="Times New Roman"/>
-                <w:sz w:val="24"/>
-                <w:szCs w:val="24"/>
-              </w:rPr>
-            </w:pPr>
-            <w:r>
-              <w:rPr>
-                <w:rFonts w:ascii="Times New Roman" w:hAnsi="Times New Roman" w:cs="Times New Roman"/>
-                <w:sz w:val="24"/>
-                <w:szCs w:val="24"/>
-              </w:rPr>
-              <w:t>40 %</w:t>
-            </w:r>
-          </w:p>
-        </w:tc>
-      </w:tr>
-      <w:tr>
-        <w:tc>
-          <w:tcPr>
-            <w:tcW w:w="2416" w:type="dxa"/>
-          </w:tcPr>
-          <w:p>
-            <w:pPr>
-              <w:rPr>
-                <w:rFonts w:ascii="Times New Roman" w:hAnsi="Times New Roman" w:cs="Times New Roman"/>
-                <w:sz w:val="24"/>
-                <w:szCs w:val="24"/>
-              </w:rPr>
-            </w:pPr>
-            <w:r>
-              <w:rPr>
-                <w:rFonts w:ascii="Times New Roman" w:hAnsi="Times New Roman" w:cs="Times New Roman"/>
-                <w:sz w:val="24"/>
-                <w:szCs w:val="24"/>
-              </w:rPr>
-              <w:t>Leafhopper 11</w:t>
-            </w:r>
-          </w:p>
-        </w:tc>
-        <w:tc>
-          <w:tcPr>
-            <w:tcW w:w="1985" w:type="dxa"/>
-          </w:tcPr>
-          <w:p>
-            <w:pPr>
-              <w:rPr>
-                <w:rFonts w:ascii="Times New Roman" w:hAnsi="Times New Roman" w:cs="Times New Roman"/>
-                <w:sz w:val="24"/>
-                <w:szCs w:val="24"/>
-              </w:rPr>
-            </w:pPr>
-            <w:r>
-              <w:rPr>
-                <w:rFonts w:ascii="Times New Roman" w:hAnsi="Times New Roman" w:cs="Times New Roman"/>
-                <w:sz w:val="24"/>
-                <w:szCs w:val="24"/>
-              </w:rPr>
-              <w:t>9</w:t>
-            </w:r>
-          </w:p>
-        </w:tc>
-        <w:tc>
-          <w:tcPr>
-            <w:tcW w:w="1831" w:type="dxa"/>
-          </w:tcPr>
-          <w:p>
-            <w:pPr>
-              <w:rPr>
-                <w:rFonts w:ascii="Times New Roman" w:hAnsi="Times New Roman" w:cs="Times New Roman"/>
-                <w:sz w:val="24"/>
-                <w:szCs w:val="24"/>
-              </w:rPr>
-            </w:pPr>
-            <w:r>
-              <w:rPr>
-                <w:rFonts w:ascii="Times New Roman" w:hAnsi="Times New Roman" w:cs="Times New Roman"/>
-                <w:sz w:val="24"/>
-                <w:szCs w:val="24"/>
-              </w:rPr>
-              <w:t>0</w:t>
-            </w:r>
-          </w:p>
-        </w:tc>
-        <w:tc>
-          <w:tcPr>
-            <w:tcW w:w="2268" w:type="dxa"/>
-          </w:tcPr>
-          <w:p>
-            <w:pPr>
-              <w:rPr>
-                <w:rFonts w:ascii="Times New Roman" w:hAnsi="Times New Roman" w:cs="Times New Roman"/>
-                <w:sz w:val="24"/>
-                <w:szCs w:val="24"/>
-              </w:rPr>
-            </w:pPr>
-          </w:p>
-        </w:tc>
-        <w:tc>
-          <w:tcPr>
-            <w:tcW w:w="2552" w:type="dxa"/>
-          </w:tcPr>
-          <w:p>
-            <w:pPr>
-              <w:rPr>
-                <w:rFonts w:ascii="Times New Roman" w:hAnsi="Times New Roman" w:cs="Times New Roman"/>
-                <w:sz w:val="24"/>
-                <w:szCs w:val="24"/>
-              </w:rPr>
-            </w:pPr>
-          </w:p>
-        </w:tc>
-      </w:tr>
-      <w:tr>
-        <w:tc>
-          <w:tcPr>
-            <w:tcW w:w="2416" w:type="dxa"/>
-          </w:tcPr>
-          <w:p>
-            <w:pPr>
-              <w:rPr>
-                <w:rFonts w:ascii="Times New Roman" w:hAnsi="Times New Roman" w:cs="Times New Roman"/>
-                <w:sz w:val="24"/>
-                <w:szCs w:val="24"/>
-              </w:rPr>
-            </w:pPr>
-            <w:r>
-              <w:rPr>
-                <w:rFonts w:ascii="Times New Roman" w:hAnsi="Times New Roman" w:cs="Times New Roman"/>
-                <w:sz w:val="24"/>
-                <w:szCs w:val="24"/>
-              </w:rPr>
-              <w:t>Leafhopper 12</w:t>
-            </w:r>
-          </w:p>
-        </w:tc>
-        <w:tc>
-          <w:tcPr>
-            <w:tcW w:w="1985" w:type="dxa"/>
-          </w:tcPr>
-          <w:p>
-            <w:pPr>
-              <w:rPr>
-                <w:rFonts w:ascii="Times New Roman" w:hAnsi="Times New Roman" w:cs="Times New Roman"/>
-                <w:sz w:val="24"/>
-                <w:szCs w:val="24"/>
-              </w:rPr>
-            </w:pPr>
-            <w:r>
-              <w:rPr>
-                <w:rFonts w:ascii="Times New Roman" w:hAnsi="Times New Roman" w:cs="Times New Roman"/>
-                <w:sz w:val="24"/>
-                <w:szCs w:val="24"/>
-              </w:rPr>
-              <w:t>4</w:t>
-            </w:r>
-          </w:p>
-        </w:tc>
-        <w:tc>
-          <w:tcPr>
-            <w:tcW w:w="1831" w:type="dxa"/>
-          </w:tcPr>
-          <w:p>
-            <w:pPr>
-              <w:rPr>
-                <w:rFonts w:ascii="Times New Roman" w:hAnsi="Times New Roman" w:cs="Times New Roman"/>
-                <w:sz w:val="24"/>
-                <w:szCs w:val="24"/>
-              </w:rPr>
-            </w:pPr>
-            <w:r>
-              <w:rPr>
-                <w:rFonts w:ascii="Times New Roman" w:hAnsi="Times New Roman" w:cs="Times New Roman"/>
-                <w:sz w:val="24"/>
-                <w:szCs w:val="24"/>
-              </w:rPr>
-              <w:t>1</w:t>
-            </w:r>
-          </w:p>
-        </w:tc>
-        <w:tc>
-          <w:tcPr>
-            <w:tcW w:w="2268" w:type="dxa"/>
-          </w:tcPr>
-          <w:p>
-            <w:pPr>
-              <w:rPr>
-                <w:rFonts w:ascii="Times New Roman" w:hAnsi="Times New Roman" w:cs="Times New Roman"/>
-                <w:sz w:val="24"/>
-                <w:szCs w:val="24"/>
-              </w:rPr>
-            </w:pPr>
-            <w:r>
-              <w:rPr>
-                <w:rFonts w:ascii="Times New Roman" w:hAnsi="Times New Roman" w:cs="Times New Roman"/>
-                <w:sz w:val="24"/>
-                <w:szCs w:val="24"/>
-              </w:rPr>
-              <w:t>0</w:t>
-            </w:r>
-          </w:p>
-        </w:tc>
-        <w:tc>
-          <w:tcPr>
-            <w:tcW w:w="2552" w:type="dxa"/>
-          </w:tcPr>
-          <w:p>
-            <w:pPr>
-              <w:rPr>
-                <w:rFonts w:ascii="Times New Roman" w:hAnsi="Times New Roman" w:cs="Times New Roman"/>
-                <w:sz w:val="24"/>
-                <w:szCs w:val="24"/>
-              </w:rPr>
-            </w:pPr>
-          </w:p>
-        </w:tc>
-      </w:tr>
-      <w:tr>
-        <w:tc>
-          <w:tcPr>
-            <w:tcW w:w="2416" w:type="dxa"/>
-          </w:tcPr>
-          <w:p>
-            <w:pPr>
-              <w:rPr>
-                <w:rFonts w:ascii="Times New Roman" w:hAnsi="Times New Roman" w:cs="Times New Roman"/>
-                <w:sz w:val="24"/>
-                <w:szCs w:val="24"/>
-              </w:rPr>
-            </w:pPr>
-            <w:r>
-              <w:rPr>
-                <w:rFonts w:ascii="Times New Roman" w:hAnsi="Times New Roman" w:cs="Times New Roman"/>
-                <w:sz w:val="24"/>
-                <w:szCs w:val="24"/>
-              </w:rPr>
-              <w:t>Leafhopper 13</w:t>
-            </w:r>
-          </w:p>
-        </w:tc>
-        <w:tc>
-          <w:tcPr>
-            <w:tcW w:w="1985" w:type="dxa"/>
-          </w:tcPr>
-          <w:p>
-            <w:pPr>
-              <w:rPr>
-                <w:rFonts w:ascii="Times New Roman" w:hAnsi="Times New Roman" w:cs="Times New Roman"/>
-                <w:sz w:val="24"/>
-                <w:szCs w:val="24"/>
-              </w:rPr>
-            </w:pPr>
-            <w:r>
-              <w:rPr>
-                <w:rFonts w:ascii="Times New Roman" w:hAnsi="Times New Roman" w:cs="Times New Roman"/>
-                <w:sz w:val="24"/>
-                <w:szCs w:val="24"/>
-              </w:rPr>
-              <w:t>6</w:t>
-            </w:r>
-          </w:p>
-        </w:tc>
-        <w:tc>
-          <w:tcPr>
-            <w:tcW w:w="1831" w:type="dxa"/>
-          </w:tcPr>
-          <w:p>
-            <w:pPr>
-              <w:rPr>
-                <w:rFonts w:ascii="Times New Roman" w:hAnsi="Times New Roman" w:cs="Times New Roman"/>
-                <w:sz w:val="24"/>
-                <w:szCs w:val="24"/>
-              </w:rPr>
-            </w:pPr>
-            <w:r>
-              <w:rPr>
-                <w:rFonts w:ascii="Times New Roman" w:hAnsi="Times New Roman" w:cs="Times New Roman"/>
-                <w:sz w:val="24"/>
-                <w:szCs w:val="24"/>
-              </w:rPr>
-              <w:t>0</w:t>
-            </w:r>
-          </w:p>
-        </w:tc>
-        <w:tc>
-          <w:tcPr>
-            <w:tcW w:w="2268" w:type="dxa"/>
-          </w:tcPr>
-          <w:p>
-            <w:pPr>
-              <w:rPr>
-                <w:rFonts w:ascii="Times New Roman" w:hAnsi="Times New Roman" w:cs="Times New Roman"/>
-                <w:sz w:val="24"/>
-                <w:szCs w:val="24"/>
-              </w:rPr>
-            </w:pPr>
-          </w:p>
-        </w:tc>
-        <w:tc>
-          <w:tcPr>
-            <w:tcW w:w="2552" w:type="dxa"/>
-          </w:tcPr>
-          <w:p>
-            <w:pPr>
-              <w:rPr>
-                <w:rFonts w:ascii="Times New Roman" w:hAnsi="Times New Roman" w:cs="Times New Roman"/>
-                <w:sz w:val="24"/>
-                <w:szCs w:val="24"/>
-              </w:rPr>
-            </w:pPr>
-          </w:p>
-        </w:tc>
-      </w:tr>
-      <w:tr>
-        <w:tc>
-          <w:tcPr>
-            <w:tcW w:w="2416" w:type="dxa"/>
-          </w:tcPr>
-          <w:p>
-            <w:pPr>
-              <w:rPr>
-                <w:rFonts w:ascii="Times New Roman" w:hAnsi="Times New Roman" w:cs="Times New Roman"/>
-                <w:sz w:val="24"/>
-                <w:szCs w:val="24"/>
-              </w:rPr>
-            </w:pPr>
-            <w:r>
-              <w:rPr>
-                <w:rFonts w:ascii="Times New Roman" w:hAnsi="Times New Roman" w:cs="Times New Roman"/>
-                <w:sz w:val="24"/>
-                <w:szCs w:val="24"/>
-              </w:rPr>
-              <w:t>Leafhopper 14</w:t>
-            </w:r>
-          </w:p>
-        </w:tc>
-        <w:tc>
-          <w:tcPr>
-            <w:tcW w:w="1985" w:type="dxa"/>
-          </w:tcPr>
-          <w:p>
-            <w:pPr>
-              <w:rPr>
-                <w:rFonts w:ascii="Times New Roman" w:hAnsi="Times New Roman" w:cs="Times New Roman"/>
-                <w:sz w:val="24"/>
-                <w:szCs w:val="24"/>
-              </w:rPr>
-            </w:pPr>
-            <w:r>
-              <w:rPr>
-                <w:rFonts w:ascii="Times New Roman" w:hAnsi="Times New Roman" w:cs="Times New Roman"/>
-                <w:sz w:val="24"/>
-                <w:szCs w:val="24"/>
-              </w:rPr>
-              <w:t>1</w:t>
-            </w:r>
-          </w:p>
-        </w:tc>
-        <w:tc>
-          <w:tcPr>
-            <w:tcW w:w="1831" w:type="dxa"/>
-          </w:tcPr>
-          <w:p>
-            <w:pPr>
-              <w:rPr>
-                <w:rFonts w:ascii="Times New Roman" w:hAnsi="Times New Roman" w:cs="Times New Roman"/>
-                <w:sz w:val="24"/>
-                <w:szCs w:val="24"/>
-              </w:rPr>
-            </w:pPr>
-            <w:r>
-              <w:rPr>
-                <w:rFonts w:ascii="Times New Roman" w:hAnsi="Times New Roman" w:cs="Times New Roman"/>
-                <w:sz w:val="24"/>
-                <w:szCs w:val="24"/>
-              </w:rPr>
-              <w:t>0</w:t>
-            </w:r>
-          </w:p>
-        </w:tc>
-        <w:tc>
-          <w:tcPr>
-            <w:tcW w:w="2268" w:type="dxa"/>
-          </w:tcPr>
-          <w:p>
-            <w:pPr>
-              <w:rPr>
-                <w:rFonts w:ascii="Times New Roman" w:hAnsi="Times New Roman" w:cs="Times New Roman"/>
-                <w:sz w:val="24"/>
-                <w:szCs w:val="24"/>
-              </w:rPr>
-            </w:pPr>
-          </w:p>
-        </w:tc>
-        <w:tc>
-          <w:tcPr>
-            <w:tcW w:w="2552" w:type="dxa"/>
-          </w:tcPr>
-          <w:p>
-            <w:pPr>
-              <w:rPr>
-                <w:rFonts w:ascii="Times New Roman" w:hAnsi="Times New Roman" w:cs="Times New Roman"/>
-                <w:sz w:val="24"/>
-                <w:szCs w:val="24"/>
-              </w:rPr>
-            </w:pPr>
-          </w:p>
-        </w:tc>
-      </w:tr>
-      <w:tr>
-        <w:tc>
-          <w:tcPr>
-            <w:tcW w:w="2416" w:type="dxa"/>
-          </w:tcPr>
-          <w:p>
-            <w:pPr>
-              <w:rPr>
-                <w:rFonts w:ascii="Times New Roman" w:hAnsi="Times New Roman" w:cs="Times New Roman"/>
-                <w:sz w:val="24"/>
-                <w:szCs w:val="24"/>
-              </w:rPr>
-            </w:pPr>
-            <w:r>
-              <w:rPr>
-                <w:rFonts w:ascii="Times New Roman" w:hAnsi="Times New Roman" w:cs="Times New Roman"/>
-                <w:sz w:val="24"/>
-                <w:szCs w:val="24"/>
-              </w:rPr>
-              <w:t>Leafhopper 15</w:t>
-            </w:r>
-          </w:p>
-        </w:tc>
-        <w:tc>
-          <w:tcPr>
-            <w:tcW w:w="1985" w:type="dxa"/>
-          </w:tcPr>
-          <w:p>
-            <w:pPr>
-              <w:rPr>
-                <w:rFonts w:ascii="Times New Roman" w:hAnsi="Times New Roman" w:cs="Times New Roman"/>
-                <w:sz w:val="24"/>
-                <w:szCs w:val="24"/>
-              </w:rPr>
-            </w:pPr>
-            <w:r>
-              <w:rPr>
-                <w:rFonts w:ascii="Times New Roman" w:hAnsi="Times New Roman" w:cs="Times New Roman"/>
-                <w:sz w:val="24"/>
-                <w:szCs w:val="24"/>
-              </w:rPr>
-              <w:t>6</w:t>
-            </w:r>
-          </w:p>
-        </w:tc>
-        <w:tc>
-          <w:tcPr>
-            <w:tcW w:w="1831" w:type="dxa"/>
-          </w:tcPr>
-          <w:p>
-            <w:pPr>
-              <w:rPr>
-                <w:rFonts w:ascii="Times New Roman" w:hAnsi="Times New Roman" w:cs="Times New Roman"/>
-                <w:sz w:val="24"/>
-                <w:szCs w:val="24"/>
-              </w:rPr>
-            </w:pPr>
-            <w:r>
-              <w:rPr>
-                <w:rFonts w:ascii="Times New Roman" w:hAnsi="Times New Roman" w:cs="Times New Roman"/>
-                <w:sz w:val="24"/>
-                <w:szCs w:val="24"/>
-              </w:rPr>
-              <w:t>0</w:t>
-            </w:r>
-          </w:p>
-        </w:tc>
-        <w:tc>
-          <w:tcPr>
-            <w:tcW w:w="2268" w:type="dxa"/>
-          </w:tcPr>
-          <w:p>
-            <w:pPr>
-              <w:rPr>
-                <w:rFonts w:ascii="Times New Roman" w:hAnsi="Times New Roman" w:cs="Times New Roman"/>
-                <w:sz w:val="24"/>
-                <w:szCs w:val="24"/>
-              </w:rPr>
-            </w:pPr>
-          </w:p>
-        </w:tc>
-        <w:tc>
-          <w:tcPr>
-            <w:tcW w:w="2552" w:type="dxa"/>
-          </w:tcPr>
-          <w:p>
-            <w:pPr>
-              <w:rPr>
-                <w:rFonts w:ascii="Times New Roman" w:hAnsi="Times New Roman" w:cs="Times New Roman"/>
-                <w:sz w:val="24"/>
-                <w:szCs w:val="24"/>
-              </w:rPr>
-            </w:pPr>
-          </w:p>
-        </w:tc>
-      </w:tr>
-      <w:tr>
-        <w:tc>
-          <w:tcPr>
-            <w:tcW w:w="2416" w:type="dxa"/>
-          </w:tcPr>
-          <w:p>
-            <w:pPr>
-              <w:rPr>
-                <w:rFonts w:ascii="Times New Roman" w:hAnsi="Times New Roman" w:cs="Times New Roman"/>
-                <w:sz w:val="24"/>
-                <w:szCs w:val="24"/>
-              </w:rPr>
-            </w:pPr>
-            <w:r>
-              <w:rPr>
-                <w:rFonts w:ascii="Times New Roman" w:hAnsi="Times New Roman" w:cs="Times New Roman"/>
-                <w:sz w:val="24"/>
-                <w:szCs w:val="24"/>
-              </w:rPr>
-              <w:t>Leafhopper nymph 1</w:t>
-            </w:r>
-          </w:p>
-        </w:tc>
-        <w:tc>
-          <w:tcPr>
-            <w:tcW w:w="1985" w:type="dxa"/>
-          </w:tcPr>
-          <w:p>
-            <w:pPr>
-              <w:rPr>
-                <w:rFonts w:ascii="Times New Roman" w:hAnsi="Times New Roman" w:cs="Times New Roman"/>
-                <w:sz w:val="24"/>
-                <w:szCs w:val="24"/>
-              </w:rPr>
-            </w:pPr>
-            <w:r>
-              <w:rPr>
-                <w:rFonts w:ascii="Times New Roman" w:hAnsi="Times New Roman" w:cs="Times New Roman"/>
-                <w:sz w:val="24"/>
-                <w:szCs w:val="24"/>
-              </w:rPr>
-              <w:t>3</w:t>
-            </w:r>
-          </w:p>
-        </w:tc>
-        <w:tc>
-          <w:tcPr>
-            <w:tcW w:w="1831" w:type="dxa"/>
-          </w:tcPr>
-          <w:p>
-            <w:pPr>
-              <w:rPr>
-                <w:rFonts w:ascii="Times New Roman" w:hAnsi="Times New Roman" w:cs="Times New Roman"/>
-                <w:sz w:val="24"/>
-                <w:szCs w:val="24"/>
-              </w:rPr>
-            </w:pPr>
-            <w:r>
-              <w:rPr>
-                <w:rFonts w:ascii="Times New Roman" w:hAnsi="Times New Roman" w:cs="Times New Roman"/>
-                <w:sz w:val="24"/>
-                <w:szCs w:val="24"/>
-              </w:rPr>
-              <w:t>1</w:t>
-            </w:r>
-          </w:p>
-        </w:tc>
-        <w:tc>
-          <w:tcPr>
-            <w:tcW w:w="2268" w:type="dxa"/>
-          </w:tcPr>
-          <w:p>
-            <w:pPr>
-              <w:rPr>
-                <w:rFonts w:ascii="Times New Roman" w:hAnsi="Times New Roman" w:cs="Times New Roman"/>
-                <w:sz w:val="24"/>
-                <w:szCs w:val="24"/>
-              </w:rPr>
-            </w:pPr>
-            <w:r>
-              <w:rPr>
-                <w:rFonts w:ascii="Times New Roman" w:hAnsi="Times New Roman" w:cs="Times New Roman"/>
-                <w:sz w:val="24"/>
-                <w:szCs w:val="24"/>
-              </w:rPr>
-              <w:t>0</w:t>
-            </w:r>
-          </w:p>
-        </w:tc>
-        <w:tc>
-          <w:tcPr>
-            <w:tcW w:w="2552" w:type="dxa"/>
-          </w:tcPr>
-          <w:p>
-            <w:pPr>
-              <w:rPr>
-                <w:rFonts w:ascii="Times New Roman" w:hAnsi="Times New Roman" w:cs="Times New Roman"/>
-                <w:sz w:val="24"/>
-                <w:szCs w:val="24"/>
-              </w:rPr>
-            </w:pPr>
-          </w:p>
-        </w:tc>
-      </w:tr>
-      <w:tr>
-        <w:tc>
-          <w:tcPr>
-            <w:tcW w:w="2416" w:type="dxa"/>
-          </w:tcPr>
-          <w:p>
-            <w:pPr>
-              <w:rPr>
-                <w:rFonts w:ascii="Times New Roman" w:hAnsi="Times New Roman" w:cs="Times New Roman"/>
-                <w:sz w:val="24"/>
-                <w:szCs w:val="24"/>
-              </w:rPr>
-            </w:pPr>
-            <w:r>
-              <w:rPr>
-                <w:rFonts w:ascii="Times New Roman" w:hAnsi="Times New Roman" w:cs="Times New Roman"/>
-                <w:sz w:val="24"/>
-                <w:szCs w:val="24"/>
-              </w:rPr>
-              <w:t>Leafhopper nymph 2</w:t>
-            </w:r>
-          </w:p>
-        </w:tc>
-        <w:tc>
-          <w:tcPr>
-            <w:tcW w:w="1985" w:type="dxa"/>
-          </w:tcPr>
-          <w:p>
-            <w:pPr>
-              <w:rPr>
-                <w:rFonts w:ascii="Times New Roman" w:hAnsi="Times New Roman" w:cs="Times New Roman"/>
-                <w:sz w:val="24"/>
-                <w:szCs w:val="24"/>
-              </w:rPr>
-            </w:pPr>
-            <w:r>
-              <w:rPr>
-                <w:rFonts w:ascii="Times New Roman" w:hAnsi="Times New Roman" w:cs="Times New Roman"/>
-                <w:sz w:val="24"/>
-                <w:szCs w:val="24"/>
-              </w:rPr>
-              <w:t>3</w:t>
-            </w:r>
-          </w:p>
-        </w:tc>
-        <w:tc>
-          <w:tcPr>
-            <w:tcW w:w="1831" w:type="dxa"/>
-          </w:tcPr>
-          <w:p>
-            <w:pPr>
-              <w:rPr>
-                <w:rFonts w:ascii="Times New Roman" w:hAnsi="Times New Roman" w:cs="Times New Roman"/>
-                <w:sz w:val="24"/>
-                <w:szCs w:val="24"/>
-              </w:rPr>
-            </w:pPr>
-            <w:r>
-              <w:rPr>
-                <w:rFonts w:ascii="Times New Roman" w:hAnsi="Times New Roman" w:cs="Times New Roman"/>
-                <w:sz w:val="24"/>
-                <w:szCs w:val="24"/>
-              </w:rPr>
-              <w:t>3</w:t>
-            </w:r>
-          </w:p>
-        </w:tc>
-        <w:tc>
-          <w:tcPr>
-            <w:tcW w:w="2268" w:type="dxa"/>
-          </w:tcPr>
-          <w:p>
-            <w:pPr>
-              <w:rPr>
-                <w:rFonts w:ascii="Times New Roman" w:hAnsi="Times New Roman" w:cs="Times New Roman"/>
-                <w:sz w:val="24"/>
-                <w:szCs w:val="24"/>
-              </w:rPr>
-            </w:pPr>
-            <w:r>
-              <w:rPr>
-                <w:rFonts w:ascii="Times New Roman" w:hAnsi="Times New Roman" w:cs="Times New Roman"/>
-                <w:sz w:val="24"/>
-                <w:szCs w:val="24"/>
-              </w:rPr>
-              <w:t>0</w:t>
-            </w:r>
-          </w:p>
-        </w:tc>
-        <w:tc>
-          <w:tcPr>
-            <w:tcW w:w="2552" w:type="dxa"/>
-          </w:tcPr>
-          <w:p>
-            <w:pPr>
-              <w:rPr>
-                <w:rFonts w:ascii="Times New Roman" w:hAnsi="Times New Roman" w:cs="Times New Roman"/>
-                <w:sz w:val="24"/>
-                <w:szCs w:val="24"/>
-              </w:rPr>
-            </w:pPr>
-          </w:p>
-        </w:tc>
-      </w:tr>
-      <w:tr>
-        <w:tc>
-          <w:tcPr>
-            <w:tcW w:w="2416" w:type="dxa"/>
-          </w:tcPr>
-          <w:p>
-            <w:pPr>
-              <w:rPr>
-                <w:rFonts w:ascii="Times New Roman" w:hAnsi="Times New Roman" w:cs="Times New Roman"/>
-                <w:sz w:val="24"/>
-                <w:szCs w:val="24"/>
-              </w:rPr>
-            </w:pPr>
-            <w:r>
-              <w:rPr>
-                <w:rFonts w:ascii="Times New Roman" w:hAnsi="Times New Roman" w:cs="Times New Roman"/>
-                <w:sz w:val="24"/>
-                <w:szCs w:val="24"/>
-              </w:rPr>
-              <w:t>Leafhopper nymph 3</w:t>
-            </w:r>
-          </w:p>
-        </w:tc>
-        <w:tc>
-          <w:tcPr>
-            <w:tcW w:w="1985" w:type="dxa"/>
-          </w:tcPr>
-          <w:p>
-            <w:pPr>
-              <w:rPr>
-                <w:rFonts w:ascii="Times New Roman" w:hAnsi="Times New Roman" w:cs="Times New Roman"/>
-                <w:sz w:val="24"/>
-                <w:szCs w:val="24"/>
-              </w:rPr>
-            </w:pPr>
-            <w:r>
-              <w:rPr>
-                <w:rFonts w:ascii="Times New Roman" w:hAnsi="Times New Roman" w:cs="Times New Roman"/>
-                <w:sz w:val="24"/>
-                <w:szCs w:val="24"/>
-              </w:rPr>
-              <w:t>1</w:t>
-            </w:r>
-          </w:p>
-        </w:tc>
-        <w:tc>
-          <w:tcPr>
-            <w:tcW w:w="1831" w:type="dxa"/>
-          </w:tcPr>
-          <w:p>
-            <w:pPr>
-              <w:rPr>
-                <w:rFonts w:ascii="Times New Roman" w:hAnsi="Times New Roman" w:cs="Times New Roman"/>
-                <w:sz w:val="24"/>
-                <w:szCs w:val="24"/>
-              </w:rPr>
-            </w:pPr>
-            <w:r>
-              <w:rPr>
-                <w:rFonts w:ascii="Times New Roman" w:hAnsi="Times New Roman" w:cs="Times New Roman"/>
-                <w:sz w:val="24"/>
-                <w:szCs w:val="24"/>
-              </w:rPr>
-              <w:t>1</w:t>
-            </w:r>
-          </w:p>
-        </w:tc>
-        <w:tc>
-          <w:tcPr>
-            <w:tcW w:w="2268" w:type="dxa"/>
-          </w:tcPr>
-          <w:p>
-            <w:pPr>
-              <w:rPr>
-                <w:rFonts w:ascii="Times New Roman" w:hAnsi="Times New Roman" w:cs="Times New Roman"/>
-                <w:sz w:val="24"/>
-                <w:szCs w:val="24"/>
-              </w:rPr>
-            </w:pPr>
-            <w:r>
-              <w:rPr>
-                <w:rFonts w:ascii="Times New Roman" w:hAnsi="Times New Roman" w:cs="Times New Roman"/>
-                <w:sz w:val="24"/>
-                <w:szCs w:val="24"/>
-              </w:rPr>
-              <w:t>0</w:t>
-            </w:r>
-          </w:p>
-        </w:tc>
-        <w:tc>
-          <w:tcPr>
-            <w:tcW w:w="2552" w:type="dxa"/>
-          </w:tcPr>
-          <w:p>
-            <w:pPr>
-              <w:rPr>
-                <w:rFonts w:ascii="Times New Roman" w:hAnsi="Times New Roman" w:cs="Times New Roman"/>
-                <w:sz w:val="24"/>
-                <w:szCs w:val="24"/>
-              </w:rPr>
-            </w:pPr>
-          </w:p>
-        </w:tc>
-      </w:tr>
-      <w:tr>
-        <w:tc>
-          <w:tcPr>
-            <w:tcW w:w="2416" w:type="dxa"/>
-          </w:tcPr>
-          <w:p>
-            <w:pPr>
-              <w:rPr>
-                <w:rFonts w:ascii="Times New Roman" w:hAnsi="Times New Roman" w:cs="Times New Roman"/>
-                <w:sz w:val="24"/>
-                <w:szCs w:val="24"/>
-              </w:rPr>
-            </w:pPr>
-            <w:r>
-              <w:rPr>
-                <w:rFonts w:ascii="Times New Roman" w:hAnsi="Times New Roman" w:cs="Times New Roman"/>
-                <w:sz w:val="24"/>
-                <w:szCs w:val="24"/>
-              </w:rPr>
-              <w:t>Treehopper 1</w:t>
-            </w:r>
-          </w:p>
-        </w:tc>
-        <w:tc>
-          <w:tcPr>
-            <w:tcW w:w="1985" w:type="dxa"/>
-          </w:tcPr>
-          <w:p>
-            <w:pPr>
-              <w:rPr>
-                <w:rFonts w:ascii="Times New Roman" w:hAnsi="Times New Roman" w:cs="Times New Roman"/>
-                <w:sz w:val="24"/>
-                <w:szCs w:val="24"/>
-              </w:rPr>
-            </w:pPr>
-            <w:r>
-              <w:rPr>
-                <w:rFonts w:ascii="Times New Roman" w:hAnsi="Times New Roman" w:cs="Times New Roman"/>
-                <w:sz w:val="24"/>
-                <w:szCs w:val="24"/>
-              </w:rPr>
-              <w:t>2</w:t>
-            </w:r>
-          </w:p>
-        </w:tc>
-        <w:tc>
-          <w:tcPr>
-            <w:tcW w:w="1831" w:type="dxa"/>
-          </w:tcPr>
-          <w:p>
-            <w:pPr>
-              <w:rPr>
-                <w:rFonts w:ascii="Times New Roman" w:hAnsi="Times New Roman" w:cs="Times New Roman"/>
-                <w:sz w:val="24"/>
-                <w:szCs w:val="24"/>
-              </w:rPr>
-            </w:pPr>
-            <w:r>
-              <w:rPr>
-                <w:rFonts w:ascii="Times New Roman" w:hAnsi="Times New Roman" w:cs="Times New Roman"/>
-                <w:sz w:val="24"/>
-                <w:szCs w:val="24"/>
-              </w:rPr>
-              <w:t>0</w:t>
-            </w:r>
-          </w:p>
-        </w:tc>
-        <w:tc>
-          <w:tcPr>
-            <w:tcW w:w="2268" w:type="dxa"/>
-          </w:tcPr>
-          <w:p>
-            <w:pPr>
-              <w:rPr>
-                <w:rFonts w:ascii="Times New Roman" w:hAnsi="Times New Roman" w:cs="Times New Roman"/>
-                <w:sz w:val="24"/>
-                <w:szCs w:val="24"/>
-              </w:rPr>
-            </w:pPr>
-          </w:p>
-        </w:tc>
-        <w:tc>
-          <w:tcPr>
-            <w:tcW w:w="2552" w:type="dxa"/>
-          </w:tcPr>
-          <w:p>
-            <w:pPr>
-              <w:rPr>
-                <w:rFonts w:ascii="Times New Roman" w:hAnsi="Times New Roman" w:cs="Times New Roman"/>
-                <w:sz w:val="24"/>
-                <w:szCs w:val="24"/>
-              </w:rPr>
-            </w:pPr>
-          </w:p>
-        </w:tc>
-      </w:tr>
-      <w:tr>
-        <w:tc>
-          <w:tcPr>
-            <w:tcW w:w="2416" w:type="dxa"/>
-          </w:tcPr>
-          <w:p>
-            <w:pPr>
-              <w:rPr>
-                <w:rFonts w:ascii="Times New Roman" w:hAnsi="Times New Roman" w:cs="Times New Roman"/>
-                <w:sz w:val="24"/>
-                <w:szCs w:val="24"/>
-              </w:rPr>
-            </w:pPr>
-            <w:r>
-              <w:rPr>
-                <w:rFonts w:ascii="Times New Roman" w:hAnsi="Times New Roman" w:cs="Times New Roman"/>
-                <w:sz w:val="24"/>
-                <w:szCs w:val="24"/>
-              </w:rPr>
-              <w:t>Treehopper 2</w:t>
-            </w:r>
-          </w:p>
-        </w:tc>
-        <w:tc>
-          <w:tcPr>
-            <w:tcW w:w="1985" w:type="dxa"/>
-          </w:tcPr>
-          <w:p>
-            <w:pPr>
-              <w:rPr>
-                <w:rFonts w:ascii="Times New Roman" w:hAnsi="Times New Roman" w:cs="Times New Roman"/>
-                <w:sz w:val="24"/>
-                <w:szCs w:val="24"/>
-              </w:rPr>
-            </w:pPr>
-            <w:r>
-              <w:rPr>
-                <w:rFonts w:ascii="Times New Roman" w:hAnsi="Times New Roman" w:cs="Times New Roman"/>
-                <w:sz w:val="24"/>
-                <w:szCs w:val="24"/>
-              </w:rPr>
-              <w:t>2</w:t>
-            </w:r>
-          </w:p>
-        </w:tc>
-        <w:tc>
-          <w:tcPr>
-            <w:tcW w:w="1831" w:type="dxa"/>
-          </w:tcPr>
-          <w:p>
-            <w:pPr>
-              <w:rPr>
-                <w:rFonts w:ascii="Times New Roman" w:hAnsi="Times New Roman" w:cs="Times New Roman"/>
-                <w:sz w:val="24"/>
-                <w:szCs w:val="24"/>
-              </w:rPr>
-            </w:pPr>
-            <w:r>
-              <w:rPr>
-                <w:rFonts w:ascii="Times New Roman" w:hAnsi="Times New Roman" w:cs="Times New Roman"/>
-                <w:sz w:val="24"/>
-                <w:szCs w:val="24"/>
-              </w:rPr>
-              <w:t>0</w:t>
-            </w:r>
-          </w:p>
-        </w:tc>
-        <w:tc>
-          <w:tcPr>
-            <w:tcW w:w="2268" w:type="dxa"/>
-          </w:tcPr>
-          <w:p>
-            <w:pPr>
-              <w:rPr>
-                <w:rFonts w:ascii="Times New Roman" w:hAnsi="Times New Roman" w:cs="Times New Roman"/>
-                <w:sz w:val="24"/>
-                <w:szCs w:val="24"/>
-              </w:rPr>
-            </w:pPr>
-          </w:p>
-        </w:tc>
-        <w:tc>
-          <w:tcPr>
-            <w:tcW w:w="2552" w:type="dxa"/>
-          </w:tcPr>
-          <w:p>
-            <w:pPr>
-              <w:rPr>
-                <w:rFonts w:ascii="Times New Roman" w:hAnsi="Times New Roman" w:cs="Times New Roman"/>
-                <w:sz w:val="24"/>
-                <w:szCs w:val="24"/>
-              </w:rPr>
-            </w:pPr>
-          </w:p>
-        </w:tc>
-      </w:tr>
-      <w:tr>
-        <w:tc>
-          <w:tcPr>
-            <w:tcW w:w="2416" w:type="dxa"/>
-          </w:tcPr>
-          <w:p>
-            <w:pPr>
-              <w:rPr>
-                <w:rFonts w:ascii="Times New Roman" w:hAnsi="Times New Roman" w:cs="Times New Roman"/>
-                <w:sz w:val="24"/>
-                <w:szCs w:val="24"/>
-              </w:rPr>
-            </w:pPr>
-            <w:r>
-              <w:rPr>
-                <w:rFonts w:ascii="Times New Roman" w:hAnsi="Times New Roman" w:cs="Times New Roman"/>
-                <w:sz w:val="24"/>
-                <w:szCs w:val="24"/>
-              </w:rPr>
-              <w:t>Psyllid 1</w:t>
-            </w:r>
-          </w:p>
-        </w:tc>
-        <w:tc>
-          <w:tcPr>
-            <w:tcW w:w="1985" w:type="dxa"/>
-          </w:tcPr>
-          <w:p>
-            <w:pPr>
-              <w:rPr>
-                <w:rFonts w:ascii="Times New Roman" w:hAnsi="Times New Roman" w:cs="Times New Roman"/>
-                <w:sz w:val="24"/>
-                <w:szCs w:val="24"/>
-              </w:rPr>
-            </w:pPr>
-            <w:r>
-              <w:rPr>
-                <w:rFonts w:ascii="Times New Roman" w:hAnsi="Times New Roman" w:cs="Times New Roman"/>
-                <w:sz w:val="24"/>
-                <w:szCs w:val="24"/>
-              </w:rPr>
-              <w:t>11</w:t>
-            </w:r>
-          </w:p>
-        </w:tc>
-        <w:tc>
-          <w:tcPr>
-            <w:tcW w:w="1831" w:type="dxa"/>
-          </w:tcPr>
-          <w:p>
-            <w:pPr>
-              <w:rPr>
-                <w:rFonts w:ascii="Times New Roman" w:hAnsi="Times New Roman" w:cs="Times New Roman"/>
-                <w:sz w:val="24"/>
-                <w:szCs w:val="24"/>
-              </w:rPr>
-            </w:pPr>
-            <w:r>
-              <w:rPr>
-                <w:rFonts w:ascii="Times New Roman" w:hAnsi="Times New Roman" w:cs="Times New Roman"/>
-                <w:sz w:val="24"/>
-                <w:szCs w:val="24"/>
-              </w:rPr>
-              <w:t>9</w:t>
-            </w:r>
-          </w:p>
-        </w:tc>
-        <w:tc>
-          <w:tcPr>
-            <w:tcW w:w="2268" w:type="dxa"/>
-          </w:tcPr>
-          <w:p>
-            <w:pPr>
-              <w:rPr>
-                <w:rFonts w:ascii="Times New Roman" w:hAnsi="Times New Roman" w:cs="Times New Roman"/>
-                <w:sz w:val="24"/>
-                <w:szCs w:val="24"/>
-              </w:rPr>
-            </w:pPr>
-            <w:r>
-              <w:rPr>
-                <w:rFonts w:ascii="Times New Roman" w:hAnsi="Times New Roman" w:cs="Times New Roman"/>
-                <w:sz w:val="24"/>
-                <w:szCs w:val="24"/>
-              </w:rPr>
-              <w:t>0</w:t>
-            </w:r>
-          </w:p>
-        </w:tc>
-        <w:tc>
-          <w:tcPr>
-            <w:tcW w:w="2552" w:type="dxa"/>
-          </w:tcPr>
-          <w:p>
-            <w:pPr>
-              <w:rPr>
-                <w:rFonts w:ascii="Times New Roman" w:hAnsi="Times New Roman" w:cs="Times New Roman"/>
-                <w:sz w:val="24"/>
-                <w:szCs w:val="24"/>
-              </w:rPr>
-            </w:pPr>
-          </w:p>
-        </w:tc>
-      </w:tr>
-      <w:tr>
-        <w:tc>
-          <w:tcPr>
-            <w:tcW w:w="2416" w:type="dxa"/>
-          </w:tcPr>
-          <w:p>
-            <w:pPr>
-              <w:rPr>
-                <w:rFonts w:ascii="Times New Roman" w:hAnsi="Times New Roman" w:cs="Times New Roman"/>
-                <w:sz w:val="24"/>
-                <w:szCs w:val="24"/>
-              </w:rPr>
-            </w:pPr>
-            <w:r>
-              <w:rPr>
-                <w:rFonts w:ascii="Times New Roman" w:hAnsi="Times New Roman" w:cs="Times New Roman"/>
-                <w:sz w:val="24"/>
-                <w:szCs w:val="24"/>
-              </w:rPr>
-              <w:t>Psyllid 2</w:t>
-            </w:r>
-          </w:p>
-        </w:tc>
-        <w:tc>
-          <w:tcPr>
-            <w:tcW w:w="1985" w:type="dxa"/>
-          </w:tcPr>
-          <w:p>
-            <w:pPr>
-              <w:rPr>
-                <w:rFonts w:ascii="Times New Roman" w:hAnsi="Times New Roman" w:cs="Times New Roman"/>
-                <w:sz w:val="24"/>
-                <w:szCs w:val="24"/>
-              </w:rPr>
-            </w:pPr>
-            <w:r>
-              <w:rPr>
-                <w:rFonts w:ascii="Times New Roman" w:hAnsi="Times New Roman" w:cs="Times New Roman"/>
-                <w:sz w:val="24"/>
-                <w:szCs w:val="24"/>
-              </w:rPr>
-              <w:t>1</w:t>
-            </w:r>
-          </w:p>
-        </w:tc>
-        <w:tc>
-          <w:tcPr>
-            <w:tcW w:w="1831" w:type="dxa"/>
-          </w:tcPr>
-          <w:p>
-            <w:pPr>
-              <w:rPr>
-                <w:rFonts w:ascii="Times New Roman" w:hAnsi="Times New Roman" w:cs="Times New Roman"/>
-                <w:sz w:val="24"/>
-                <w:szCs w:val="24"/>
-              </w:rPr>
-            </w:pPr>
-            <w:r>
-              <w:rPr>
-                <w:rFonts w:ascii="Times New Roman" w:hAnsi="Times New Roman" w:cs="Times New Roman"/>
-                <w:sz w:val="24"/>
-                <w:szCs w:val="24"/>
-              </w:rPr>
-              <w:t>0</w:t>
-            </w:r>
-          </w:p>
-        </w:tc>
-        <w:tc>
-          <w:tcPr>
-            <w:tcW w:w="2268" w:type="dxa"/>
-          </w:tcPr>
-          <w:p>
-            <w:pPr>
-              <w:rPr>
-                <w:rFonts w:ascii="Times New Roman" w:hAnsi="Times New Roman" w:cs="Times New Roman"/>
-                <w:sz w:val="24"/>
-                <w:szCs w:val="24"/>
-              </w:rPr>
-            </w:pPr>
-          </w:p>
-        </w:tc>
-        <w:tc>
-          <w:tcPr>
-            <w:tcW w:w="2552" w:type="dxa"/>
-          </w:tcPr>
-          <w:p>
-            <w:pPr>
-              <w:rPr>
-                <w:rFonts w:ascii="Times New Roman" w:hAnsi="Times New Roman" w:cs="Times New Roman"/>
-                <w:sz w:val="24"/>
-                <w:szCs w:val="24"/>
-              </w:rPr>
-            </w:pPr>
-          </w:p>
-        </w:tc>
-      </w:tr>
-      <w:tr>
-        <w:tc>
-          <w:tcPr>
-            <w:tcW w:w="2416" w:type="dxa"/>
-          </w:tcPr>
-          <w:p>
-            <w:pPr>
-              <w:rPr>
-                <w:rFonts w:ascii="Times New Roman" w:hAnsi="Times New Roman" w:cs="Times New Roman"/>
-                <w:sz w:val="24"/>
-                <w:szCs w:val="24"/>
-              </w:rPr>
-            </w:pPr>
-            <w:r>
-              <w:rPr>
-                <w:rFonts w:ascii="Times New Roman" w:hAnsi="Times New Roman" w:cs="Times New Roman"/>
-                <w:sz w:val="24"/>
-                <w:szCs w:val="24"/>
-              </w:rPr>
-              <w:t>Aphid 1 (Black)</w:t>
-            </w:r>
-          </w:p>
-        </w:tc>
-        <w:tc>
-          <w:tcPr>
-            <w:tcW w:w="1985" w:type="dxa"/>
-          </w:tcPr>
-          <w:p>
-            <w:pPr>
-              <w:rPr>
-                <w:rFonts w:ascii="Times New Roman" w:hAnsi="Times New Roman" w:cs="Times New Roman"/>
-                <w:sz w:val="24"/>
-                <w:szCs w:val="24"/>
-              </w:rPr>
-            </w:pPr>
-            <w:r>
-              <w:rPr>
-                <w:rFonts w:ascii="Times New Roman" w:hAnsi="Times New Roman" w:cs="Times New Roman"/>
-                <w:sz w:val="24"/>
-                <w:szCs w:val="24"/>
-              </w:rPr>
-              <w:t>49</w:t>
-            </w:r>
-          </w:p>
-        </w:tc>
-        <w:tc>
-          <w:tcPr>
-            <w:tcW w:w="1831" w:type="dxa"/>
-          </w:tcPr>
-          <w:p>
-            <w:pPr>
-              <w:rPr>
-                <w:rFonts w:ascii="Times New Roman" w:hAnsi="Times New Roman" w:cs="Times New Roman"/>
-                <w:sz w:val="24"/>
-                <w:szCs w:val="24"/>
-              </w:rPr>
-            </w:pPr>
-            <w:r>
-              <w:rPr>
-                <w:rFonts w:ascii="Times New Roman" w:hAnsi="Times New Roman" w:cs="Times New Roman"/>
-                <w:sz w:val="24"/>
-                <w:szCs w:val="24"/>
-              </w:rPr>
-              <w:t>3</w:t>
-            </w:r>
-          </w:p>
-        </w:tc>
-        <w:tc>
-          <w:tcPr>
-            <w:tcW w:w="2268" w:type="dxa"/>
-          </w:tcPr>
-          <w:p>
-            <w:pPr>
-              <w:rPr>
-                <w:rFonts w:ascii="Times New Roman" w:hAnsi="Times New Roman" w:cs="Times New Roman"/>
-                <w:sz w:val="24"/>
-                <w:szCs w:val="24"/>
-              </w:rPr>
-            </w:pPr>
-            <w:r>
-              <w:rPr>
-                <w:rFonts w:ascii="Times New Roman" w:hAnsi="Times New Roman" w:cs="Times New Roman"/>
-                <w:sz w:val="24"/>
-                <w:szCs w:val="24"/>
-              </w:rPr>
-              <w:t>0</w:t>
-            </w:r>
-          </w:p>
-        </w:tc>
-        <w:tc>
-          <w:tcPr>
-            <w:tcW w:w="2552" w:type="dxa"/>
-          </w:tcPr>
-          <w:p>
-            <w:pPr>
-              <w:rPr>
-                <w:rFonts w:ascii="Times New Roman" w:hAnsi="Times New Roman" w:cs="Times New Roman"/>
-                <w:sz w:val="24"/>
-                <w:szCs w:val="24"/>
-              </w:rPr>
-            </w:pPr>
-          </w:p>
-        </w:tc>
-      </w:tr>
-      <w:tr>
-        <w:tc>
-          <w:tcPr>
-            <w:tcW w:w="2416" w:type="dxa"/>
-          </w:tcPr>
-          <w:p>
-            <w:pPr>
-              <w:rPr>
-                <w:rFonts w:ascii="Times New Roman" w:hAnsi="Times New Roman" w:cs="Times New Roman"/>
-                <w:sz w:val="24"/>
-                <w:szCs w:val="24"/>
-              </w:rPr>
-            </w:pPr>
-            <w:r>
-              <w:rPr>
-                <w:rFonts w:ascii="Times New Roman" w:hAnsi="Times New Roman" w:cs="Times New Roman"/>
-                <w:sz w:val="24"/>
-                <w:szCs w:val="24"/>
-              </w:rPr>
-              <w:t>Aphid 2 (Leg)</w:t>
-            </w:r>
-          </w:p>
-        </w:tc>
-        <w:tc>
-          <w:tcPr>
-            <w:tcW w:w="1985" w:type="dxa"/>
-          </w:tcPr>
-          <w:p>
-            <w:pPr>
-              <w:rPr>
-                <w:rFonts w:ascii="Times New Roman" w:hAnsi="Times New Roman" w:cs="Times New Roman"/>
-                <w:sz w:val="24"/>
-                <w:szCs w:val="24"/>
-              </w:rPr>
-            </w:pPr>
-            <w:r>
-              <w:rPr>
-                <w:rFonts w:ascii="Times New Roman" w:hAnsi="Times New Roman" w:cs="Times New Roman"/>
-                <w:sz w:val="24"/>
-                <w:szCs w:val="24"/>
-              </w:rPr>
-              <w:t>2</w:t>
-            </w:r>
-          </w:p>
-        </w:tc>
-        <w:tc>
-          <w:tcPr>
-            <w:tcW w:w="1831" w:type="dxa"/>
-          </w:tcPr>
-          <w:p>
-            <w:pPr>
-              <w:rPr>
-                <w:rFonts w:ascii="Times New Roman" w:hAnsi="Times New Roman" w:cs="Times New Roman"/>
-                <w:sz w:val="24"/>
-                <w:szCs w:val="24"/>
-              </w:rPr>
-            </w:pPr>
-            <w:r>
-              <w:rPr>
-                <w:rFonts w:ascii="Times New Roman" w:hAnsi="Times New Roman" w:cs="Times New Roman"/>
-                <w:sz w:val="24"/>
-                <w:szCs w:val="24"/>
-              </w:rPr>
-              <w:t>0</w:t>
-            </w:r>
-          </w:p>
-        </w:tc>
-        <w:tc>
-          <w:tcPr>
-            <w:tcW w:w="2268" w:type="dxa"/>
-          </w:tcPr>
-          <w:p>
-            <w:pPr>
-              <w:rPr>
-                <w:rFonts w:ascii="Times New Roman" w:hAnsi="Times New Roman" w:cs="Times New Roman"/>
-                <w:sz w:val="24"/>
-                <w:szCs w:val="24"/>
-              </w:rPr>
-            </w:pPr>
-          </w:p>
-        </w:tc>
-        <w:tc>
-          <w:tcPr>
-            <w:tcW w:w="2552" w:type="dxa"/>
-          </w:tcPr>
-          <w:p>
-            <w:pPr>
-              <w:rPr>
-                <w:rFonts w:ascii="Times New Roman" w:hAnsi="Times New Roman" w:cs="Times New Roman"/>
-                <w:sz w:val="24"/>
-                <w:szCs w:val="24"/>
-              </w:rPr>
-            </w:pPr>
-          </w:p>
-        </w:tc>
-      </w:tr>
-      <w:tr>
-        <w:tc>
-          <w:tcPr>
-            <w:tcW w:w="2416" w:type="dxa"/>
-          </w:tcPr>
-          <w:p>
-            <w:pPr>
-              <w:rPr>
-                <w:rFonts w:ascii="Times New Roman" w:hAnsi="Times New Roman" w:cs="Times New Roman"/>
-                <w:sz w:val="24"/>
-                <w:szCs w:val="24"/>
-              </w:rPr>
-            </w:pPr>
-            <w:r>
-              <w:rPr>
-                <w:rFonts w:ascii="Times New Roman" w:hAnsi="Times New Roman" w:cs="Times New Roman"/>
-                <w:sz w:val="24"/>
-                <w:szCs w:val="24"/>
-              </w:rPr>
-              <w:t>Aleyrodidae</w:t>
-            </w:r>
-            <w:r>
-              <w:rPr>
-                <w:rFonts w:ascii="Times New Roman" w:hAnsi="Times New Roman" w:cs="Times New Roman"/>
-                <w:sz w:val="24"/>
-                <w:szCs w:val="24"/>
-              </w:rPr>
-              <w:t>/whiteflies</w:t>
-            </w:r>
-          </w:p>
-        </w:tc>
-        <w:tc>
-          <w:tcPr>
-            <w:tcW w:w="1985" w:type="dxa"/>
-          </w:tcPr>
-          <w:p>
-            <w:pPr>
-              <w:rPr>
-                <w:rFonts w:ascii="Times New Roman" w:hAnsi="Times New Roman" w:cs="Times New Roman"/>
-                <w:sz w:val="24"/>
-                <w:szCs w:val="24"/>
-              </w:rPr>
-            </w:pPr>
-            <w:r>
-              <w:rPr>
-                <w:rFonts w:ascii="Times New Roman" w:hAnsi="Times New Roman" w:cs="Times New Roman"/>
-                <w:sz w:val="24"/>
-                <w:szCs w:val="24"/>
-              </w:rPr>
-              <w:t>28</w:t>
-            </w:r>
-          </w:p>
-        </w:tc>
-        <w:tc>
-          <w:tcPr>
-            <w:tcW w:w="1831" w:type="dxa"/>
-          </w:tcPr>
-          <w:p>
-            <w:pPr>
-              <w:rPr>
-                <w:rFonts w:ascii="Times New Roman" w:hAnsi="Times New Roman" w:cs="Times New Roman"/>
-                <w:sz w:val="24"/>
-                <w:szCs w:val="24"/>
-              </w:rPr>
-            </w:pPr>
-            <w:r>
-              <w:rPr>
-                <w:rFonts w:ascii="Times New Roman" w:hAnsi="Times New Roman" w:cs="Times New Roman"/>
-                <w:sz w:val="24"/>
-                <w:szCs w:val="24"/>
-              </w:rPr>
-              <w:t>0</w:t>
-            </w:r>
-          </w:p>
-        </w:tc>
-        <w:tc>
-          <w:tcPr>
-            <w:tcW w:w="2268" w:type="dxa"/>
-          </w:tcPr>
-          <w:p>
-            <w:pPr>
-              <w:rPr>
-                <w:rFonts w:ascii="Times New Roman" w:hAnsi="Times New Roman" w:cs="Times New Roman"/>
-                <w:sz w:val="24"/>
-                <w:szCs w:val="24"/>
-              </w:rPr>
-            </w:pPr>
-          </w:p>
-        </w:tc>
-        <w:tc>
-          <w:tcPr>
-            <w:tcW w:w="2552" w:type="dxa"/>
-          </w:tcPr>
-          <w:p>
-            <w:pPr>
-              <w:rPr>
-                <w:rFonts w:ascii="Times New Roman" w:hAnsi="Times New Roman" w:cs="Times New Roman"/>
-                <w:sz w:val="24"/>
-                <w:szCs w:val="24"/>
-              </w:rPr>
-            </w:pPr>
-          </w:p>
-        </w:tc>
-      </w:tr>
-      <w:tr>
-        <w:tc>
-          <w:tcPr>
-            <w:tcW w:w="2416" w:type="dxa"/>
-          </w:tcPr>
-          <w:p>
-            <w:pPr>
-              <w:rPr>
-                <w:rFonts w:ascii="Times New Roman" w:hAnsi="Times New Roman" w:cs="Times New Roman"/>
-                <w:b/>
-                <w:bCs/>
-                <w:sz w:val="24"/>
-                <w:szCs w:val="24"/>
-              </w:rPr>
-            </w:pPr>
-            <w:r>
-              <w:rPr>
-                <w:rFonts w:ascii="Times New Roman" w:hAnsi="Times New Roman" w:cs="Times New Roman"/>
-                <w:b/>
-                <w:bCs/>
-                <w:sz w:val="24"/>
-                <w:szCs w:val="24"/>
-              </w:rPr>
-              <w:t>TOTAL</w:t>
-            </w:r>
-          </w:p>
-        </w:tc>
-        <w:tc>
-          <w:tcPr>
-            <w:tcW w:w="1985" w:type="dxa"/>
-          </w:tcPr>
-          <w:p>
-            <w:pPr>
-              <w:rPr>
-                <w:rFonts w:ascii="Times New Roman" w:hAnsi="Times New Roman" w:cs="Times New Roman"/>
-                <w:sz w:val="24"/>
-                <w:szCs w:val="24"/>
-              </w:rPr>
-            </w:pPr>
-            <w:r>
-              <w:rPr>
-                <w:rFonts w:ascii="Times New Roman" w:hAnsi="Times New Roman" w:cs="Times New Roman"/>
-                <w:sz w:val="24"/>
-                <w:szCs w:val="24"/>
-              </w:rPr>
-              <w:t>906</w:t>
-            </w:r>
-          </w:p>
-        </w:tc>
-        <w:tc>
-          <w:tcPr>
-            <w:tcW w:w="1831" w:type="dxa"/>
-          </w:tcPr>
-          <w:p>
-            <w:pPr>
-              <w:rPr>
-                <w:rFonts w:ascii="Times New Roman" w:hAnsi="Times New Roman" w:cs="Times New Roman"/>
-                <w:sz w:val="24"/>
-                <w:szCs w:val="24"/>
-              </w:rPr>
-            </w:pPr>
-            <w:r>
-              <w:rPr>
-                <w:rFonts w:ascii="Times New Roman" w:hAnsi="Times New Roman" w:cs="Times New Roman"/>
-                <w:sz w:val="24"/>
-                <w:szCs w:val="24"/>
-              </w:rPr>
-              <w:t>110</w:t>
-            </w:r>
-          </w:p>
-        </w:tc>
-        <w:tc>
-          <w:tcPr>
-            <w:tcW w:w="2268" w:type="dxa"/>
-          </w:tcPr>
-          <w:p>
-            <w:pPr>
-              <w:rPr>
-                <w:rFonts w:ascii="Times New Roman" w:hAnsi="Times New Roman" w:cs="Times New Roman"/>
-                <w:sz w:val="24"/>
-                <w:szCs w:val="24"/>
-              </w:rPr>
-            </w:pPr>
-            <w:r>
-              <w:rPr>
-                <w:rFonts w:ascii="Times New Roman" w:hAnsi="Times New Roman" w:cs="Times New Roman"/>
-                <w:sz w:val="24"/>
-                <w:szCs w:val="24"/>
-              </w:rPr>
-              <w:t>4</w:t>
-            </w:r>
-          </w:p>
-        </w:tc>
-        <w:tc>
-          <w:tcPr>
-            <w:tcW w:w="2552" w:type="dxa"/>
-          </w:tcPr>
-          <w:p>
-            <w:pPr>
-              <w:rPr>
-                <w:rFonts w:ascii="Times New Roman" w:hAnsi="Times New Roman" w:cs="Times New Roman"/>
-                <w:sz w:val="24"/>
-                <w:szCs w:val="24"/>
-              </w:rPr>
-            </w:pPr>
-            <w:r>
-              <w:rPr>
-                <w:rFonts w:ascii="Times New Roman" w:hAnsi="Times New Roman" w:cs="Times New Roman"/>
-                <w:sz w:val="24"/>
-                <w:szCs w:val="24"/>
-              </w:rPr>
-              <w:t>3.64 %</w:t>
-            </w:r>
-          </w:p>
-        </w:tc>
-      </w:tr>
-    </w:tbl>
     <w:p>
       <w:pPr>
         <w:rPr>

--- a/Trillium supplemental tables.docx
+++ b/Trillium supplemental tables.docx
@@ -11639,6 +11639,2029 @@
                 <w:szCs w:val="24"/>
               </w:rPr>
               <w:t>1.89</w:t>
+            </w:r>
+          </w:p>
+        </w:tc>
+      </w:tr>
+    </w:tbl>
+    <w:p>
+      <w:pPr>
+        <w:rPr>
+          <w:rFonts w:ascii="Times New Roman" w:hAnsi="Times New Roman" w:cs="Times New Roman"/>
+          <w:sz w:val="24"/>
+          <w:szCs w:val="24"/>
+        </w:rPr>
+      </w:pPr>
+    </w:p>
+    <w:p>
+      <w:pPr>
+        <w:rPr>
+          <w:rFonts w:ascii="Times New Roman" w:hAnsi="Times New Roman" w:cs="Times New Roman"/>
+          <w:sz w:val="24"/>
+          <w:szCs w:val="24"/>
+        </w:rPr>
+      </w:pPr>
+    </w:p>
+    <w:p>
+      <w:pPr>
+        <w:rPr>
+          <w:rFonts w:ascii="Times New Roman" w:hAnsi="Times New Roman" w:cs="Times New Roman"/>
+          <w:sz w:val="24"/>
+          <w:szCs w:val="24"/>
+        </w:rPr>
+      </w:pPr>
+      <w:r>
+        <w:rPr>
+          <w:rFonts w:ascii="Times New Roman" w:hAnsi="Times New Roman" w:cs="Times New Roman"/>
+          <w:sz w:val="24"/>
+          <w:szCs w:val="24"/>
+        </w:rPr>
+        <w:br w:type="page"/>
+      </w:r>
+    </w:p>
+    <w:p>
+      <w:pPr>
+        <w:rPr>
+          <w:rFonts w:ascii="Times New Roman" w:hAnsi="Times New Roman" w:cs="Times New Roman"/>
+          <w:sz w:val="24"/>
+          <w:szCs w:val="24"/>
+        </w:rPr>
+      </w:pPr>
+      <w:r>
+        <w:rPr>
+          <w:rFonts w:ascii="Times New Roman" w:hAnsi="Times New Roman" w:cs="Times New Roman"/>
+          <w:sz w:val="24"/>
+          <w:szCs w:val="24"/>
+        </w:rPr>
+        <w:lastRenderedPageBreak/>
+        <w:t>Table S</w:t>
+      </w:r>
+      <w:r>
+        <w:rPr>
+          <w:rFonts w:ascii="Times New Roman" w:hAnsi="Times New Roman" w:cs="Times New Roman"/>
+          <w:sz w:val="24"/>
+          <w:szCs w:val="24"/>
+        </w:rPr>
+        <w:t>7</w:t>
+      </w:r>
+      <w:r>
+        <w:rPr>
+          <w:rFonts w:ascii="Times New Roman" w:hAnsi="Times New Roman" w:cs="Times New Roman"/>
+          <w:sz w:val="24"/>
+          <w:szCs w:val="24"/>
+        </w:rPr>
+        <w:t xml:space="preserve">. Posterior summaries of the </w:t>
+      </w:r>
+      <w:r>
+        <w:rPr>
+          <w:rFonts w:ascii="Times New Roman" w:hAnsi="Times New Roman" w:cs="Times New Roman"/>
+          <w:sz w:val="24"/>
+          <w:szCs w:val="24"/>
+        </w:rPr>
+        <w:t xml:space="preserve">base </w:t>
+      </w:r>
+      <w:r>
+        <w:rPr>
+          <w:rFonts w:ascii="Times New Roman" w:hAnsi="Times New Roman" w:cs="Times New Roman"/>
+          <w:sz w:val="24"/>
+          <w:szCs w:val="24"/>
+        </w:rPr>
+        <w:t>integrated nested Laplace approximation</w:t>
+      </w:r>
+      <w:r>
+        <w:rPr>
+          <w:rFonts w:ascii="Times New Roman" w:hAnsi="Times New Roman" w:cs="Times New Roman"/>
+          <w:sz w:val="24"/>
+          <w:szCs w:val="24"/>
+        </w:rPr>
+        <w:t xml:space="preserve"> (INLA) model results </w:t>
+      </w:r>
+      <w:r>
+        <w:rPr>
+          <w:rFonts w:ascii="Times New Roman" w:hAnsi="Times New Roman" w:cs="Times New Roman"/>
+          <w:sz w:val="24"/>
+          <w:szCs w:val="24"/>
+        </w:rPr>
+        <w:t>(</w:t>
+      </w:r>
+      <w:r>
+        <w:rPr>
+          <w:rFonts w:ascii="Times New Roman" w:hAnsi="Times New Roman" w:cs="Times New Roman"/>
+          <w:sz w:val="24"/>
+          <w:szCs w:val="24"/>
+        </w:rPr>
+        <w:t xml:space="preserve">no </w:t>
+      </w:r>
+      <w:r>
+        <w:rPr>
+          <w:rFonts w:ascii="Times New Roman" w:hAnsi="Times New Roman" w:cs="Times New Roman"/>
+          <w:sz w:val="24"/>
+          <w:szCs w:val="24"/>
+        </w:rPr>
+        <w:t>stochastic partial differential equation</w:t>
+      </w:r>
+      <w:r>
+        <w:rPr>
+          <w:rFonts w:ascii="Times New Roman" w:hAnsi="Times New Roman" w:cs="Times New Roman"/>
+          <w:sz w:val="24"/>
+          <w:szCs w:val="24"/>
+        </w:rPr>
+        <w:t>)</w:t>
+      </w:r>
+      <w:r>
+        <w:rPr>
+          <w:rFonts w:ascii="Times New Roman" w:hAnsi="Times New Roman" w:cs="Times New Roman"/>
+          <w:sz w:val="24"/>
+          <w:szCs w:val="24"/>
+        </w:rPr>
+        <w:t xml:space="preserve">. The deviance information criterion was </w:t>
+      </w:r>
+      <w:r>
+        <w:rPr>
+          <w:rFonts w:ascii="Times New Roman" w:hAnsi="Times New Roman" w:cs="Times New Roman"/>
+          <w:sz w:val="24"/>
+          <w:szCs w:val="24"/>
+        </w:rPr>
+        <w:t>4676.30</w:t>
+      </w:r>
+      <w:r>
+        <w:rPr>
+          <w:rFonts w:ascii="Times New Roman" w:hAnsi="Times New Roman" w:cs="Times New Roman"/>
+          <w:sz w:val="24"/>
+          <w:szCs w:val="24"/>
+        </w:rPr>
+        <w:t>.</w:t>
+      </w:r>
+    </w:p>
+    <w:tbl>
+      <w:tblPr>
+        <w:tblStyle w:val="TableGrid"/>
+        <w:tblW w:w="0" w:type="auto"/>
+        <w:tblLook w:val="04A0" w:firstRow="1" w:lastRow="0" w:firstColumn="1" w:lastColumn="0" w:noHBand="0" w:noVBand="1"/>
+      </w:tblPr>
+      <w:tblGrid>
+        <w:gridCol w:w="1850"/>
+        <w:gridCol w:w="1406"/>
+        <w:gridCol w:w="2294"/>
+        <w:gridCol w:w="1850"/>
+        <w:gridCol w:w="1850"/>
+        <w:gridCol w:w="1850"/>
+        <w:gridCol w:w="1850"/>
+      </w:tblGrid>
+      <w:tr>
+        <w:tc>
+          <w:tcPr>
+            <w:tcW w:w="1850" w:type="dxa"/>
+          </w:tcPr>
+          <w:p>
+            <w:pPr>
+              <w:jc w:val="center"/>
+              <w:rPr>
+                <w:rFonts w:ascii="Times New Roman" w:hAnsi="Times New Roman" w:cs="Times New Roman"/>
+                <w:b/>
+                <w:bCs/>
+                <w:sz w:val="24"/>
+                <w:szCs w:val="24"/>
+              </w:rPr>
+            </w:pPr>
+            <w:r>
+              <w:rPr>
+                <w:rFonts w:ascii="Times New Roman" w:hAnsi="Times New Roman" w:cs="Times New Roman"/>
+                <w:b/>
+                <w:bCs/>
+                <w:sz w:val="24"/>
+                <w:szCs w:val="24"/>
+              </w:rPr>
+              <w:t>Fixed effects</w:t>
+            </w:r>
+          </w:p>
+        </w:tc>
+        <w:tc>
+          <w:tcPr>
+            <w:tcW w:w="1406" w:type="dxa"/>
+          </w:tcPr>
+          <w:p>
+            <w:pPr>
+              <w:jc w:val="center"/>
+              <w:rPr>
+                <w:rFonts w:ascii="Times New Roman" w:hAnsi="Times New Roman" w:cs="Times New Roman"/>
+                <w:b/>
+                <w:bCs/>
+                <w:sz w:val="24"/>
+                <w:szCs w:val="24"/>
+              </w:rPr>
+            </w:pPr>
+            <w:r>
+              <w:rPr>
+                <w:rFonts w:ascii="Times New Roman" w:hAnsi="Times New Roman" w:cs="Times New Roman"/>
+                <w:b/>
+                <w:bCs/>
+                <w:sz w:val="24"/>
+                <w:szCs w:val="24"/>
+              </w:rPr>
+              <w:t>Mean</w:t>
+            </w:r>
+          </w:p>
+        </w:tc>
+        <w:tc>
+          <w:tcPr>
+            <w:tcW w:w="2294" w:type="dxa"/>
+          </w:tcPr>
+          <w:p>
+            <w:pPr>
+              <w:jc w:val="center"/>
+              <w:rPr>
+                <w:rFonts w:ascii="Times New Roman" w:hAnsi="Times New Roman" w:cs="Times New Roman"/>
+                <w:b/>
+                <w:bCs/>
+                <w:sz w:val="24"/>
+                <w:szCs w:val="24"/>
+              </w:rPr>
+            </w:pPr>
+            <w:r>
+              <w:rPr>
+                <w:rFonts w:ascii="Times New Roman" w:hAnsi="Times New Roman" w:cs="Times New Roman"/>
+                <w:b/>
+                <w:bCs/>
+                <w:sz w:val="24"/>
+                <w:szCs w:val="24"/>
+              </w:rPr>
+              <w:t>Standard deviation</w:t>
+            </w:r>
+          </w:p>
+        </w:tc>
+        <w:tc>
+          <w:tcPr>
+            <w:tcW w:w="1850" w:type="dxa"/>
+          </w:tcPr>
+          <w:p>
+            <w:pPr>
+              <w:jc w:val="center"/>
+              <w:rPr>
+                <w:rFonts w:ascii="Times New Roman" w:hAnsi="Times New Roman" w:cs="Times New Roman"/>
+                <w:b/>
+                <w:bCs/>
+                <w:sz w:val="24"/>
+                <w:szCs w:val="24"/>
+              </w:rPr>
+            </w:pPr>
+            <w:r>
+              <w:rPr>
+                <w:rFonts w:ascii="Times New Roman" w:hAnsi="Times New Roman" w:cs="Times New Roman"/>
+                <w:b/>
+                <w:bCs/>
+                <w:sz w:val="24"/>
+                <w:szCs w:val="24"/>
+              </w:rPr>
+              <w:t>0.025 quantile</w:t>
+            </w:r>
+          </w:p>
+        </w:tc>
+        <w:tc>
+          <w:tcPr>
+            <w:tcW w:w="1850" w:type="dxa"/>
+          </w:tcPr>
+          <w:p>
+            <w:pPr>
+              <w:jc w:val="center"/>
+              <w:rPr>
+                <w:rFonts w:ascii="Times New Roman" w:hAnsi="Times New Roman" w:cs="Times New Roman"/>
+                <w:b/>
+                <w:bCs/>
+                <w:sz w:val="24"/>
+                <w:szCs w:val="24"/>
+              </w:rPr>
+            </w:pPr>
+            <w:r>
+              <w:rPr>
+                <w:rFonts w:ascii="Times New Roman" w:hAnsi="Times New Roman" w:cs="Times New Roman"/>
+                <w:b/>
+                <w:bCs/>
+                <w:sz w:val="24"/>
+                <w:szCs w:val="24"/>
+              </w:rPr>
+              <w:t>0.5 quantile</w:t>
+            </w:r>
+          </w:p>
+        </w:tc>
+        <w:tc>
+          <w:tcPr>
+            <w:tcW w:w="1850" w:type="dxa"/>
+          </w:tcPr>
+          <w:p>
+            <w:pPr>
+              <w:jc w:val="center"/>
+              <w:rPr>
+                <w:rFonts w:ascii="Times New Roman" w:hAnsi="Times New Roman" w:cs="Times New Roman"/>
+                <w:b/>
+                <w:bCs/>
+                <w:sz w:val="24"/>
+                <w:szCs w:val="24"/>
+              </w:rPr>
+            </w:pPr>
+            <w:r>
+              <w:rPr>
+                <w:rFonts w:ascii="Times New Roman" w:hAnsi="Times New Roman" w:cs="Times New Roman"/>
+                <w:b/>
+                <w:bCs/>
+                <w:sz w:val="24"/>
+                <w:szCs w:val="24"/>
+              </w:rPr>
+              <w:t>0.975 quantile</w:t>
+            </w:r>
+          </w:p>
+        </w:tc>
+        <w:tc>
+          <w:tcPr>
+            <w:tcW w:w="1850" w:type="dxa"/>
+          </w:tcPr>
+          <w:p>
+            <w:pPr>
+              <w:jc w:val="center"/>
+              <w:rPr>
+                <w:rFonts w:ascii="Times New Roman" w:hAnsi="Times New Roman" w:cs="Times New Roman"/>
+                <w:b/>
+                <w:bCs/>
+                <w:sz w:val="24"/>
+                <w:szCs w:val="24"/>
+              </w:rPr>
+            </w:pPr>
+            <w:r>
+              <w:rPr>
+                <w:rFonts w:ascii="Times New Roman" w:hAnsi="Times New Roman" w:cs="Times New Roman"/>
+                <w:b/>
+                <w:bCs/>
+                <w:sz w:val="24"/>
+                <w:szCs w:val="24"/>
+              </w:rPr>
+              <w:t>M</w:t>
+            </w:r>
+            <w:r>
+              <w:rPr>
+                <w:rFonts w:ascii="Times New Roman" w:hAnsi="Times New Roman" w:cs="Times New Roman"/>
+                <w:b/>
+                <w:bCs/>
+                <w:sz w:val="24"/>
+                <w:szCs w:val="24"/>
+              </w:rPr>
+              <w:t>ode</w:t>
+            </w:r>
+          </w:p>
+        </w:tc>
+      </w:tr>
+      <w:tr>
+        <w:tc>
+          <w:tcPr>
+            <w:tcW w:w="1850" w:type="dxa"/>
+          </w:tcPr>
+          <w:p>
+            <w:pPr>
+              <w:jc w:val="center"/>
+              <w:rPr>
+                <w:rFonts w:ascii="Times New Roman" w:hAnsi="Times New Roman" w:cs="Times New Roman"/>
+                <w:sz w:val="24"/>
+                <w:szCs w:val="24"/>
+              </w:rPr>
+            </w:pPr>
+            <w:r>
+              <w:rPr>
+                <w:rFonts w:ascii="Times New Roman" w:hAnsi="Times New Roman" w:cs="Times New Roman"/>
+                <w:sz w:val="24"/>
+                <w:szCs w:val="24"/>
+              </w:rPr>
+              <w:t>Intercept</w:t>
+            </w:r>
+          </w:p>
+        </w:tc>
+        <w:tc>
+          <w:tcPr>
+            <w:tcW w:w="1406" w:type="dxa"/>
+          </w:tcPr>
+          <w:p>
+            <w:pPr>
+              <w:jc w:val="center"/>
+              <w:rPr>
+                <w:rFonts w:ascii="Times New Roman" w:hAnsi="Times New Roman" w:cs="Times New Roman"/>
+                <w:sz w:val="24"/>
+                <w:szCs w:val="24"/>
+              </w:rPr>
+            </w:pPr>
+            <w:r>
+              <w:rPr>
+                <w:rFonts w:ascii="Times New Roman" w:hAnsi="Times New Roman" w:cs="Times New Roman"/>
+                <w:sz w:val="24"/>
+                <w:szCs w:val="24"/>
+              </w:rPr>
+              <w:t>16.4</w:t>
+            </w:r>
+          </w:p>
+        </w:tc>
+        <w:tc>
+          <w:tcPr>
+            <w:tcW w:w="2294" w:type="dxa"/>
+          </w:tcPr>
+          <w:p>
+            <w:pPr>
+              <w:jc w:val="center"/>
+              <w:rPr>
+                <w:rFonts w:ascii="Times New Roman" w:hAnsi="Times New Roman" w:cs="Times New Roman"/>
+                <w:sz w:val="24"/>
+                <w:szCs w:val="24"/>
+              </w:rPr>
+            </w:pPr>
+            <w:r>
+              <w:rPr>
+                <w:rFonts w:ascii="Times New Roman" w:hAnsi="Times New Roman" w:cs="Times New Roman"/>
+                <w:sz w:val="24"/>
+                <w:szCs w:val="24"/>
+              </w:rPr>
+              <w:t>1.35</w:t>
+            </w:r>
+          </w:p>
+        </w:tc>
+        <w:tc>
+          <w:tcPr>
+            <w:tcW w:w="1850" w:type="dxa"/>
+          </w:tcPr>
+          <w:p>
+            <w:pPr>
+              <w:jc w:val="center"/>
+              <w:rPr>
+                <w:rFonts w:ascii="Times New Roman" w:hAnsi="Times New Roman" w:cs="Times New Roman"/>
+                <w:sz w:val="24"/>
+                <w:szCs w:val="24"/>
+              </w:rPr>
+            </w:pPr>
+            <w:r>
+              <w:rPr>
+                <w:rFonts w:ascii="Times New Roman" w:hAnsi="Times New Roman" w:cs="Times New Roman"/>
+                <w:sz w:val="24"/>
+                <w:szCs w:val="24"/>
+              </w:rPr>
+              <w:t>13.8</w:t>
+            </w:r>
+          </w:p>
+        </w:tc>
+        <w:tc>
+          <w:tcPr>
+            <w:tcW w:w="1850" w:type="dxa"/>
+          </w:tcPr>
+          <w:p>
+            <w:pPr>
+              <w:jc w:val="center"/>
+              <w:rPr>
+                <w:rFonts w:ascii="Times New Roman" w:hAnsi="Times New Roman" w:cs="Times New Roman"/>
+                <w:sz w:val="24"/>
+                <w:szCs w:val="24"/>
+              </w:rPr>
+            </w:pPr>
+            <w:r>
+              <w:rPr>
+                <w:rFonts w:ascii="Times New Roman" w:hAnsi="Times New Roman" w:cs="Times New Roman"/>
+                <w:sz w:val="24"/>
+                <w:szCs w:val="24"/>
+              </w:rPr>
+              <w:t>16.4</w:t>
+            </w:r>
+          </w:p>
+        </w:tc>
+        <w:tc>
+          <w:tcPr>
+            <w:tcW w:w="1850" w:type="dxa"/>
+          </w:tcPr>
+          <w:p>
+            <w:pPr>
+              <w:jc w:val="center"/>
+              <w:rPr>
+                <w:rFonts w:ascii="Times New Roman" w:hAnsi="Times New Roman" w:cs="Times New Roman"/>
+                <w:sz w:val="24"/>
+                <w:szCs w:val="24"/>
+              </w:rPr>
+            </w:pPr>
+            <w:r>
+              <w:rPr>
+                <w:rFonts w:ascii="Times New Roman" w:hAnsi="Times New Roman" w:cs="Times New Roman"/>
+                <w:sz w:val="24"/>
+                <w:szCs w:val="24"/>
+              </w:rPr>
+              <w:t>19.1</w:t>
+            </w:r>
+          </w:p>
+        </w:tc>
+        <w:tc>
+          <w:tcPr>
+            <w:tcW w:w="1850" w:type="dxa"/>
+          </w:tcPr>
+          <w:p>
+            <w:pPr>
+              <w:jc w:val="center"/>
+              <w:rPr>
+                <w:rFonts w:ascii="Times New Roman" w:hAnsi="Times New Roman" w:cs="Times New Roman"/>
+                <w:sz w:val="24"/>
+                <w:szCs w:val="24"/>
+              </w:rPr>
+            </w:pPr>
+            <w:r>
+              <w:rPr>
+                <w:rFonts w:ascii="Times New Roman" w:hAnsi="Times New Roman" w:cs="Times New Roman"/>
+                <w:sz w:val="24"/>
+                <w:szCs w:val="24"/>
+              </w:rPr>
+              <w:t>16.4</w:t>
+            </w:r>
+          </w:p>
+        </w:tc>
+      </w:tr>
+      <w:tr>
+        <w:tc>
+          <w:tcPr>
+            <w:tcW w:w="1850" w:type="dxa"/>
+          </w:tcPr>
+          <w:p>
+            <w:pPr>
+              <w:jc w:val="center"/>
+              <w:rPr>
+                <w:rFonts w:ascii="Times New Roman" w:hAnsi="Times New Roman" w:cs="Times New Roman"/>
+                <w:sz w:val="24"/>
+                <w:szCs w:val="24"/>
+              </w:rPr>
+            </w:pPr>
+            <w:r>
+              <w:rPr>
+                <w:rFonts w:ascii="Times New Roman" w:hAnsi="Times New Roman" w:cs="Times New Roman"/>
+                <w:sz w:val="24"/>
+                <w:szCs w:val="24"/>
+              </w:rPr>
+              <w:t>Trillium no. in 5 km</w:t>
+            </w:r>
+            <w:r>
+              <w:rPr>
+                <w:rFonts w:ascii="Times New Roman" w:hAnsi="Times New Roman" w:cs="Times New Roman"/>
+                <w:sz w:val="24"/>
+                <w:szCs w:val="24"/>
+                <w:vertAlign w:val="superscript"/>
+              </w:rPr>
+              <w:t>2</w:t>
+            </w:r>
+            <w:r>
+              <w:rPr>
+                <w:rFonts w:ascii="Times New Roman" w:hAnsi="Times New Roman" w:cs="Times New Roman"/>
+                <w:sz w:val="24"/>
+                <w:szCs w:val="24"/>
+              </w:rPr>
+              <w:t xml:space="preserve"> grid</w:t>
+            </w:r>
+          </w:p>
+        </w:tc>
+        <w:tc>
+          <w:tcPr>
+            <w:tcW w:w="1406" w:type="dxa"/>
+          </w:tcPr>
+          <w:p>
+            <w:pPr>
+              <w:jc w:val="center"/>
+              <w:rPr>
+                <w:rFonts w:ascii="Times New Roman" w:hAnsi="Times New Roman" w:cs="Times New Roman"/>
+                <w:sz w:val="24"/>
+                <w:szCs w:val="24"/>
+              </w:rPr>
+            </w:pPr>
+            <w:r>
+              <w:rPr>
+                <w:rFonts w:ascii="Times New Roman" w:hAnsi="Times New Roman" w:cs="Times New Roman"/>
+                <w:sz w:val="24"/>
+                <w:szCs w:val="24"/>
+              </w:rPr>
+              <w:t>0.001</w:t>
+            </w:r>
+          </w:p>
+        </w:tc>
+        <w:tc>
+          <w:tcPr>
+            <w:tcW w:w="2294" w:type="dxa"/>
+          </w:tcPr>
+          <w:p>
+            <w:pPr>
+              <w:jc w:val="center"/>
+              <w:rPr>
+                <w:rFonts w:ascii="Times New Roman" w:hAnsi="Times New Roman" w:cs="Times New Roman"/>
+                <w:sz w:val="24"/>
+                <w:szCs w:val="24"/>
+              </w:rPr>
+            </w:pPr>
+            <w:r>
+              <w:rPr>
+                <w:rFonts w:ascii="Times New Roman" w:hAnsi="Times New Roman" w:cs="Times New Roman"/>
+                <w:sz w:val="24"/>
+                <w:szCs w:val="24"/>
+              </w:rPr>
+              <w:t>0.000</w:t>
+            </w:r>
+          </w:p>
+        </w:tc>
+        <w:tc>
+          <w:tcPr>
+            <w:tcW w:w="1850" w:type="dxa"/>
+          </w:tcPr>
+          <w:p>
+            <w:pPr>
+              <w:jc w:val="center"/>
+              <w:rPr>
+                <w:rFonts w:ascii="Times New Roman" w:hAnsi="Times New Roman" w:cs="Times New Roman"/>
+                <w:sz w:val="24"/>
+                <w:szCs w:val="24"/>
+              </w:rPr>
+            </w:pPr>
+            <w:r>
+              <w:rPr>
+                <w:rFonts w:ascii="Times New Roman" w:hAnsi="Times New Roman" w:cs="Times New Roman"/>
+                <w:sz w:val="24"/>
+                <w:szCs w:val="24"/>
+              </w:rPr>
+              <w:t>0.000</w:t>
+            </w:r>
+          </w:p>
+        </w:tc>
+        <w:tc>
+          <w:tcPr>
+            <w:tcW w:w="1850" w:type="dxa"/>
+          </w:tcPr>
+          <w:p>
+            <w:pPr>
+              <w:jc w:val="center"/>
+              <w:rPr>
+                <w:rFonts w:ascii="Times New Roman" w:hAnsi="Times New Roman" w:cs="Times New Roman"/>
+                <w:sz w:val="24"/>
+                <w:szCs w:val="24"/>
+              </w:rPr>
+            </w:pPr>
+            <w:r>
+              <w:rPr>
+                <w:rFonts w:ascii="Times New Roman" w:hAnsi="Times New Roman" w:cs="Times New Roman"/>
+                <w:sz w:val="24"/>
+                <w:szCs w:val="24"/>
+              </w:rPr>
+              <w:t>0.001</w:t>
+            </w:r>
+          </w:p>
+        </w:tc>
+        <w:tc>
+          <w:tcPr>
+            <w:tcW w:w="1850" w:type="dxa"/>
+          </w:tcPr>
+          <w:p>
+            <w:pPr>
+              <w:jc w:val="center"/>
+              <w:rPr>
+                <w:rFonts w:ascii="Times New Roman" w:hAnsi="Times New Roman" w:cs="Times New Roman"/>
+                <w:sz w:val="24"/>
+                <w:szCs w:val="24"/>
+              </w:rPr>
+            </w:pPr>
+            <w:r>
+              <w:rPr>
+                <w:rFonts w:ascii="Times New Roman" w:hAnsi="Times New Roman" w:cs="Times New Roman"/>
+                <w:sz w:val="24"/>
+                <w:szCs w:val="24"/>
+              </w:rPr>
+              <w:t>0.001</w:t>
+            </w:r>
+          </w:p>
+        </w:tc>
+        <w:tc>
+          <w:tcPr>
+            <w:tcW w:w="1850" w:type="dxa"/>
+          </w:tcPr>
+          <w:p>
+            <w:pPr>
+              <w:jc w:val="center"/>
+              <w:rPr>
+                <w:rFonts w:ascii="Times New Roman" w:hAnsi="Times New Roman" w:cs="Times New Roman"/>
+                <w:sz w:val="24"/>
+                <w:szCs w:val="24"/>
+              </w:rPr>
+            </w:pPr>
+            <w:r>
+              <w:rPr>
+                <w:rFonts w:ascii="Times New Roman" w:hAnsi="Times New Roman" w:cs="Times New Roman"/>
+                <w:sz w:val="24"/>
+                <w:szCs w:val="24"/>
+              </w:rPr>
+              <w:t>0.001</w:t>
+            </w:r>
+          </w:p>
+        </w:tc>
+      </w:tr>
+      <w:tr>
+        <w:tc>
+          <w:tcPr>
+            <w:tcW w:w="1850" w:type="dxa"/>
+          </w:tcPr>
+          <w:p>
+            <w:pPr>
+              <w:jc w:val="center"/>
+              <w:rPr>
+                <w:rFonts w:ascii="Times New Roman" w:hAnsi="Times New Roman" w:cs="Times New Roman"/>
+                <w:sz w:val="24"/>
+                <w:szCs w:val="24"/>
+              </w:rPr>
+            </w:pPr>
+            <w:r>
+              <w:rPr>
+                <w:rFonts w:ascii="Times New Roman" w:hAnsi="Times New Roman" w:cs="Times New Roman"/>
+                <w:sz w:val="24"/>
+                <w:szCs w:val="24"/>
+              </w:rPr>
+              <w:t>Mean diurnal range</w:t>
+            </w:r>
+          </w:p>
+        </w:tc>
+        <w:tc>
+          <w:tcPr>
+            <w:tcW w:w="1406" w:type="dxa"/>
+          </w:tcPr>
+          <w:p>
+            <w:pPr>
+              <w:jc w:val="center"/>
+              <w:rPr>
+                <w:rFonts w:ascii="Times New Roman" w:hAnsi="Times New Roman" w:cs="Times New Roman"/>
+                <w:sz w:val="24"/>
+                <w:szCs w:val="24"/>
+              </w:rPr>
+            </w:pPr>
+            <w:r>
+              <w:rPr>
+                <w:rFonts w:ascii="Times New Roman" w:hAnsi="Times New Roman" w:cs="Times New Roman"/>
+                <w:sz w:val="24"/>
+                <w:szCs w:val="24"/>
+              </w:rPr>
+              <w:t>-0.445</w:t>
+            </w:r>
+          </w:p>
+        </w:tc>
+        <w:tc>
+          <w:tcPr>
+            <w:tcW w:w="2294" w:type="dxa"/>
+          </w:tcPr>
+          <w:p>
+            <w:pPr>
+              <w:jc w:val="center"/>
+              <w:rPr>
+                <w:rFonts w:ascii="Times New Roman" w:hAnsi="Times New Roman" w:cs="Times New Roman"/>
+                <w:sz w:val="24"/>
+                <w:szCs w:val="24"/>
+              </w:rPr>
+            </w:pPr>
+            <w:r>
+              <w:rPr>
+                <w:rFonts w:ascii="Times New Roman" w:hAnsi="Times New Roman" w:cs="Times New Roman"/>
+                <w:sz w:val="24"/>
+                <w:szCs w:val="24"/>
+              </w:rPr>
+              <w:t>0.058</w:t>
+            </w:r>
+          </w:p>
+        </w:tc>
+        <w:tc>
+          <w:tcPr>
+            <w:tcW w:w="1850" w:type="dxa"/>
+          </w:tcPr>
+          <w:p>
+            <w:pPr>
+              <w:jc w:val="center"/>
+              <w:rPr>
+                <w:rFonts w:ascii="Times New Roman" w:hAnsi="Times New Roman" w:cs="Times New Roman"/>
+                <w:sz w:val="24"/>
+                <w:szCs w:val="24"/>
+              </w:rPr>
+            </w:pPr>
+            <w:r>
+              <w:rPr>
+                <w:rFonts w:ascii="Times New Roman" w:hAnsi="Times New Roman" w:cs="Times New Roman"/>
+                <w:sz w:val="24"/>
+                <w:szCs w:val="24"/>
+              </w:rPr>
+              <w:t>-0.558</w:t>
+            </w:r>
+          </w:p>
+        </w:tc>
+        <w:tc>
+          <w:tcPr>
+            <w:tcW w:w="1850" w:type="dxa"/>
+          </w:tcPr>
+          <w:p>
+            <w:pPr>
+              <w:jc w:val="center"/>
+              <w:rPr>
+                <w:rFonts w:ascii="Times New Roman" w:hAnsi="Times New Roman" w:cs="Times New Roman"/>
+                <w:sz w:val="24"/>
+                <w:szCs w:val="24"/>
+              </w:rPr>
+            </w:pPr>
+            <w:r>
+              <w:rPr>
+                <w:rFonts w:ascii="Times New Roman" w:hAnsi="Times New Roman" w:cs="Times New Roman"/>
+                <w:sz w:val="24"/>
+                <w:szCs w:val="24"/>
+              </w:rPr>
+              <w:t>-0.445</w:t>
+            </w:r>
+          </w:p>
+        </w:tc>
+        <w:tc>
+          <w:tcPr>
+            <w:tcW w:w="1850" w:type="dxa"/>
+          </w:tcPr>
+          <w:p>
+            <w:pPr>
+              <w:jc w:val="center"/>
+              <w:rPr>
+                <w:rFonts w:ascii="Times New Roman" w:hAnsi="Times New Roman" w:cs="Times New Roman"/>
+                <w:sz w:val="24"/>
+                <w:szCs w:val="24"/>
+              </w:rPr>
+            </w:pPr>
+            <w:r>
+              <w:rPr>
+                <w:rFonts w:ascii="Times New Roman" w:hAnsi="Times New Roman" w:cs="Times New Roman"/>
+                <w:sz w:val="24"/>
+                <w:szCs w:val="24"/>
+              </w:rPr>
+              <w:t>-0.333</w:t>
+            </w:r>
+          </w:p>
+        </w:tc>
+        <w:tc>
+          <w:tcPr>
+            <w:tcW w:w="1850" w:type="dxa"/>
+          </w:tcPr>
+          <w:p>
+            <w:pPr>
+              <w:jc w:val="center"/>
+              <w:rPr>
+                <w:rFonts w:ascii="Times New Roman" w:hAnsi="Times New Roman" w:cs="Times New Roman"/>
+                <w:sz w:val="24"/>
+                <w:szCs w:val="24"/>
+              </w:rPr>
+            </w:pPr>
+            <w:r>
+              <w:rPr>
+                <w:rFonts w:ascii="Times New Roman" w:hAnsi="Times New Roman" w:cs="Times New Roman"/>
+                <w:sz w:val="24"/>
+                <w:szCs w:val="24"/>
+              </w:rPr>
+              <w:t>-0.445</w:t>
+            </w:r>
+          </w:p>
+        </w:tc>
+      </w:tr>
+      <w:tr>
+        <w:tc>
+          <w:tcPr>
+            <w:tcW w:w="1850" w:type="dxa"/>
+          </w:tcPr>
+          <w:p>
+            <w:pPr>
+              <w:jc w:val="center"/>
+              <w:rPr>
+                <w:rFonts w:ascii="Times New Roman" w:hAnsi="Times New Roman" w:cs="Times New Roman"/>
+                <w:sz w:val="24"/>
+                <w:szCs w:val="24"/>
+              </w:rPr>
+            </w:pPr>
+            <w:r>
+              <w:rPr>
+                <w:rFonts w:ascii="Times New Roman" w:hAnsi="Times New Roman" w:cs="Times New Roman"/>
+                <w:sz w:val="24"/>
+                <w:szCs w:val="24"/>
+              </w:rPr>
+              <w:t>Min. temp. of coldest month</w:t>
+            </w:r>
+          </w:p>
+        </w:tc>
+        <w:tc>
+          <w:tcPr>
+            <w:tcW w:w="1406" w:type="dxa"/>
+          </w:tcPr>
+          <w:p>
+            <w:pPr>
+              <w:jc w:val="center"/>
+              <w:rPr>
+                <w:rFonts w:ascii="Times New Roman" w:hAnsi="Times New Roman" w:cs="Times New Roman"/>
+                <w:sz w:val="24"/>
+                <w:szCs w:val="24"/>
+              </w:rPr>
+            </w:pPr>
+            <w:r>
+              <w:rPr>
+                <w:rFonts w:ascii="Times New Roman" w:hAnsi="Times New Roman" w:cs="Times New Roman"/>
+                <w:sz w:val="24"/>
+                <w:szCs w:val="24"/>
+              </w:rPr>
+              <w:t>0.245</w:t>
+            </w:r>
+          </w:p>
+        </w:tc>
+        <w:tc>
+          <w:tcPr>
+            <w:tcW w:w="2294" w:type="dxa"/>
+          </w:tcPr>
+          <w:p>
+            <w:pPr>
+              <w:jc w:val="center"/>
+              <w:rPr>
+                <w:rFonts w:ascii="Times New Roman" w:hAnsi="Times New Roman" w:cs="Times New Roman"/>
+                <w:sz w:val="24"/>
+                <w:szCs w:val="24"/>
+              </w:rPr>
+            </w:pPr>
+            <w:r>
+              <w:rPr>
+                <w:rFonts w:ascii="Times New Roman" w:hAnsi="Times New Roman" w:cs="Times New Roman"/>
+                <w:sz w:val="24"/>
+                <w:szCs w:val="24"/>
+              </w:rPr>
+              <w:t>0.032</w:t>
+            </w:r>
+          </w:p>
+        </w:tc>
+        <w:tc>
+          <w:tcPr>
+            <w:tcW w:w="1850" w:type="dxa"/>
+          </w:tcPr>
+          <w:p>
+            <w:pPr>
+              <w:jc w:val="center"/>
+              <w:rPr>
+                <w:rFonts w:ascii="Times New Roman" w:hAnsi="Times New Roman" w:cs="Times New Roman"/>
+                <w:sz w:val="24"/>
+                <w:szCs w:val="24"/>
+              </w:rPr>
+            </w:pPr>
+            <w:r>
+              <w:rPr>
+                <w:rFonts w:ascii="Times New Roman" w:hAnsi="Times New Roman" w:cs="Times New Roman"/>
+                <w:sz w:val="24"/>
+                <w:szCs w:val="24"/>
+              </w:rPr>
+              <w:t>0.182</w:t>
+            </w:r>
+          </w:p>
+        </w:tc>
+        <w:tc>
+          <w:tcPr>
+            <w:tcW w:w="1850" w:type="dxa"/>
+          </w:tcPr>
+          <w:p>
+            <w:pPr>
+              <w:jc w:val="center"/>
+              <w:rPr>
+                <w:rFonts w:ascii="Times New Roman" w:hAnsi="Times New Roman" w:cs="Times New Roman"/>
+                <w:sz w:val="24"/>
+                <w:szCs w:val="24"/>
+              </w:rPr>
+            </w:pPr>
+            <w:r>
+              <w:rPr>
+                <w:rFonts w:ascii="Times New Roman" w:hAnsi="Times New Roman" w:cs="Times New Roman"/>
+                <w:sz w:val="24"/>
+                <w:szCs w:val="24"/>
+              </w:rPr>
+              <w:t>0.245</w:t>
+            </w:r>
+          </w:p>
+        </w:tc>
+        <w:tc>
+          <w:tcPr>
+            <w:tcW w:w="1850" w:type="dxa"/>
+          </w:tcPr>
+          <w:p>
+            <w:pPr>
+              <w:jc w:val="center"/>
+              <w:rPr>
+                <w:rFonts w:ascii="Times New Roman" w:hAnsi="Times New Roman" w:cs="Times New Roman"/>
+                <w:sz w:val="24"/>
+                <w:szCs w:val="24"/>
+              </w:rPr>
+            </w:pPr>
+            <w:r>
+              <w:rPr>
+                <w:rFonts w:ascii="Times New Roman" w:hAnsi="Times New Roman" w:cs="Times New Roman"/>
+                <w:sz w:val="24"/>
+                <w:szCs w:val="24"/>
+              </w:rPr>
+              <w:t>0.309</w:t>
+            </w:r>
+          </w:p>
+        </w:tc>
+        <w:tc>
+          <w:tcPr>
+            <w:tcW w:w="1850" w:type="dxa"/>
+          </w:tcPr>
+          <w:p>
+            <w:pPr>
+              <w:jc w:val="center"/>
+              <w:rPr>
+                <w:rFonts w:ascii="Times New Roman" w:hAnsi="Times New Roman" w:cs="Times New Roman"/>
+                <w:sz w:val="24"/>
+                <w:szCs w:val="24"/>
+              </w:rPr>
+            </w:pPr>
+            <w:r>
+              <w:rPr>
+                <w:rFonts w:ascii="Times New Roman" w:hAnsi="Times New Roman" w:cs="Times New Roman"/>
+                <w:sz w:val="24"/>
+                <w:szCs w:val="24"/>
+              </w:rPr>
+              <w:t>0.245</w:t>
+            </w:r>
+          </w:p>
+        </w:tc>
+      </w:tr>
+      <w:tr>
+        <w:tc>
+          <w:tcPr>
+            <w:tcW w:w="1850" w:type="dxa"/>
+          </w:tcPr>
+          <w:p>
+            <w:pPr>
+              <w:jc w:val="center"/>
+              <w:rPr>
+                <w:rFonts w:ascii="Times New Roman" w:hAnsi="Times New Roman" w:cs="Times New Roman"/>
+                <w:sz w:val="24"/>
+                <w:szCs w:val="24"/>
+              </w:rPr>
+            </w:pPr>
+            <w:r>
+              <w:rPr>
+                <w:rFonts w:ascii="Times New Roman" w:hAnsi="Times New Roman" w:cs="Times New Roman"/>
+                <w:sz w:val="24"/>
+                <w:szCs w:val="24"/>
+              </w:rPr>
+              <w:t>Mean temp. of wettest quart.</w:t>
+            </w:r>
+          </w:p>
+        </w:tc>
+        <w:tc>
+          <w:tcPr>
+            <w:tcW w:w="1406" w:type="dxa"/>
+          </w:tcPr>
+          <w:p>
+            <w:pPr>
+              <w:jc w:val="center"/>
+              <w:rPr>
+                <w:rFonts w:ascii="Times New Roman" w:hAnsi="Times New Roman" w:cs="Times New Roman"/>
+                <w:sz w:val="24"/>
+                <w:szCs w:val="24"/>
+              </w:rPr>
+            </w:pPr>
+            <w:r>
+              <w:rPr>
+                <w:rFonts w:ascii="Times New Roman" w:hAnsi="Times New Roman" w:cs="Times New Roman"/>
+                <w:sz w:val="24"/>
+                <w:szCs w:val="24"/>
+              </w:rPr>
+              <w:t>-0.007</w:t>
+            </w:r>
+          </w:p>
+        </w:tc>
+        <w:tc>
+          <w:tcPr>
+            <w:tcW w:w="2294" w:type="dxa"/>
+          </w:tcPr>
+          <w:p>
+            <w:pPr>
+              <w:jc w:val="center"/>
+              <w:rPr>
+                <w:rFonts w:ascii="Times New Roman" w:hAnsi="Times New Roman" w:cs="Times New Roman"/>
+                <w:sz w:val="24"/>
+                <w:szCs w:val="24"/>
+              </w:rPr>
+            </w:pPr>
+            <w:r>
+              <w:rPr>
+                <w:rFonts w:ascii="Times New Roman" w:hAnsi="Times New Roman" w:cs="Times New Roman"/>
+                <w:sz w:val="24"/>
+                <w:szCs w:val="24"/>
+              </w:rPr>
+              <w:t>0.011</w:t>
+            </w:r>
+          </w:p>
+        </w:tc>
+        <w:tc>
+          <w:tcPr>
+            <w:tcW w:w="1850" w:type="dxa"/>
+          </w:tcPr>
+          <w:p>
+            <w:pPr>
+              <w:jc w:val="center"/>
+              <w:rPr>
+                <w:rFonts w:ascii="Times New Roman" w:hAnsi="Times New Roman" w:cs="Times New Roman"/>
+                <w:sz w:val="24"/>
+                <w:szCs w:val="24"/>
+              </w:rPr>
+            </w:pPr>
+            <w:r>
+              <w:rPr>
+                <w:rFonts w:ascii="Times New Roman" w:hAnsi="Times New Roman" w:cs="Times New Roman"/>
+                <w:sz w:val="24"/>
+                <w:szCs w:val="24"/>
+              </w:rPr>
+              <w:t>-0.029</w:t>
+            </w:r>
+          </w:p>
+        </w:tc>
+        <w:tc>
+          <w:tcPr>
+            <w:tcW w:w="1850" w:type="dxa"/>
+          </w:tcPr>
+          <w:p>
+            <w:pPr>
+              <w:jc w:val="center"/>
+              <w:rPr>
+                <w:rFonts w:ascii="Times New Roman" w:hAnsi="Times New Roman" w:cs="Times New Roman"/>
+                <w:sz w:val="24"/>
+                <w:szCs w:val="24"/>
+              </w:rPr>
+            </w:pPr>
+            <w:r>
+              <w:rPr>
+                <w:rFonts w:ascii="Times New Roman" w:hAnsi="Times New Roman" w:cs="Times New Roman"/>
+                <w:sz w:val="24"/>
+                <w:szCs w:val="24"/>
+              </w:rPr>
+              <w:t>-0.007</w:t>
+            </w:r>
+          </w:p>
+        </w:tc>
+        <w:tc>
+          <w:tcPr>
+            <w:tcW w:w="1850" w:type="dxa"/>
+          </w:tcPr>
+          <w:p>
+            <w:pPr>
+              <w:jc w:val="center"/>
+              <w:rPr>
+                <w:rFonts w:ascii="Times New Roman" w:hAnsi="Times New Roman" w:cs="Times New Roman"/>
+                <w:sz w:val="24"/>
+                <w:szCs w:val="24"/>
+              </w:rPr>
+            </w:pPr>
+            <w:r>
+              <w:rPr>
+                <w:rFonts w:ascii="Times New Roman" w:hAnsi="Times New Roman" w:cs="Times New Roman"/>
+                <w:sz w:val="24"/>
+                <w:szCs w:val="24"/>
+              </w:rPr>
+              <w:t>0.015</w:t>
+            </w:r>
+          </w:p>
+        </w:tc>
+        <w:tc>
+          <w:tcPr>
+            <w:tcW w:w="1850" w:type="dxa"/>
+          </w:tcPr>
+          <w:p>
+            <w:pPr>
+              <w:jc w:val="center"/>
+              <w:rPr>
+                <w:rFonts w:ascii="Times New Roman" w:hAnsi="Times New Roman" w:cs="Times New Roman"/>
+                <w:sz w:val="24"/>
+                <w:szCs w:val="24"/>
+              </w:rPr>
+            </w:pPr>
+            <w:r>
+              <w:rPr>
+                <w:rFonts w:ascii="Times New Roman" w:hAnsi="Times New Roman" w:cs="Times New Roman"/>
+                <w:sz w:val="24"/>
+                <w:szCs w:val="24"/>
+              </w:rPr>
+              <w:t>-0.007</w:t>
+            </w:r>
+          </w:p>
+        </w:tc>
+      </w:tr>
+      <w:tr>
+        <w:tc>
+          <w:tcPr>
+            <w:tcW w:w="1850" w:type="dxa"/>
+          </w:tcPr>
+          <w:p>
+            <w:pPr>
+              <w:jc w:val="center"/>
+              <w:rPr>
+                <w:rFonts w:ascii="Times New Roman" w:hAnsi="Times New Roman" w:cs="Times New Roman"/>
+                <w:sz w:val="24"/>
+                <w:szCs w:val="24"/>
+              </w:rPr>
+            </w:pPr>
+            <w:r>
+              <w:rPr>
+                <w:rFonts w:ascii="Times New Roman" w:hAnsi="Times New Roman" w:cs="Times New Roman"/>
+                <w:sz w:val="24"/>
+                <w:szCs w:val="24"/>
+              </w:rPr>
+              <w:t>Mean temp. of driest quart.</w:t>
+            </w:r>
+          </w:p>
+        </w:tc>
+        <w:tc>
+          <w:tcPr>
+            <w:tcW w:w="1406" w:type="dxa"/>
+          </w:tcPr>
+          <w:p>
+            <w:pPr>
+              <w:jc w:val="center"/>
+              <w:rPr>
+                <w:rFonts w:ascii="Times New Roman" w:hAnsi="Times New Roman" w:cs="Times New Roman"/>
+                <w:sz w:val="24"/>
+                <w:szCs w:val="24"/>
+              </w:rPr>
+            </w:pPr>
+            <w:r>
+              <w:rPr>
+                <w:rFonts w:ascii="Times New Roman" w:hAnsi="Times New Roman" w:cs="Times New Roman"/>
+                <w:sz w:val="24"/>
+                <w:szCs w:val="24"/>
+              </w:rPr>
+              <w:t>-0.069</w:t>
+            </w:r>
+          </w:p>
+        </w:tc>
+        <w:tc>
+          <w:tcPr>
+            <w:tcW w:w="2294" w:type="dxa"/>
+          </w:tcPr>
+          <w:p>
+            <w:pPr>
+              <w:jc w:val="center"/>
+              <w:rPr>
+                <w:rFonts w:ascii="Times New Roman" w:hAnsi="Times New Roman" w:cs="Times New Roman"/>
+                <w:sz w:val="24"/>
+                <w:szCs w:val="24"/>
+              </w:rPr>
+            </w:pPr>
+            <w:r>
+              <w:rPr>
+                <w:rFonts w:ascii="Times New Roman" w:hAnsi="Times New Roman" w:cs="Times New Roman"/>
+                <w:sz w:val="24"/>
+                <w:szCs w:val="24"/>
+              </w:rPr>
+              <w:t>0.028</w:t>
+            </w:r>
+          </w:p>
+        </w:tc>
+        <w:tc>
+          <w:tcPr>
+            <w:tcW w:w="1850" w:type="dxa"/>
+          </w:tcPr>
+          <w:p>
+            <w:pPr>
+              <w:jc w:val="center"/>
+              <w:rPr>
+                <w:rFonts w:ascii="Times New Roman" w:hAnsi="Times New Roman" w:cs="Times New Roman"/>
+                <w:sz w:val="24"/>
+                <w:szCs w:val="24"/>
+              </w:rPr>
+            </w:pPr>
+            <w:r>
+              <w:rPr>
+                <w:rFonts w:ascii="Times New Roman" w:hAnsi="Times New Roman" w:cs="Times New Roman"/>
+                <w:sz w:val="24"/>
+                <w:szCs w:val="24"/>
+              </w:rPr>
+              <w:t>-0.123</w:t>
+            </w:r>
+          </w:p>
+        </w:tc>
+        <w:tc>
+          <w:tcPr>
+            <w:tcW w:w="1850" w:type="dxa"/>
+          </w:tcPr>
+          <w:p>
+            <w:pPr>
+              <w:jc w:val="center"/>
+              <w:rPr>
+                <w:rFonts w:ascii="Times New Roman" w:hAnsi="Times New Roman" w:cs="Times New Roman"/>
+                <w:sz w:val="24"/>
+                <w:szCs w:val="24"/>
+              </w:rPr>
+            </w:pPr>
+            <w:r>
+              <w:rPr>
+                <w:rFonts w:ascii="Times New Roman" w:hAnsi="Times New Roman" w:cs="Times New Roman"/>
+                <w:sz w:val="24"/>
+                <w:szCs w:val="24"/>
+              </w:rPr>
+              <w:t>-0.069</w:t>
+            </w:r>
+          </w:p>
+        </w:tc>
+        <w:tc>
+          <w:tcPr>
+            <w:tcW w:w="1850" w:type="dxa"/>
+          </w:tcPr>
+          <w:p>
+            <w:pPr>
+              <w:jc w:val="center"/>
+              <w:rPr>
+                <w:rFonts w:ascii="Times New Roman" w:hAnsi="Times New Roman" w:cs="Times New Roman"/>
+                <w:sz w:val="24"/>
+                <w:szCs w:val="24"/>
+              </w:rPr>
+            </w:pPr>
+            <w:r>
+              <w:rPr>
+                <w:rFonts w:ascii="Times New Roman" w:hAnsi="Times New Roman" w:cs="Times New Roman"/>
+                <w:sz w:val="24"/>
+                <w:szCs w:val="24"/>
+              </w:rPr>
+              <w:t>-0.015</w:t>
+            </w:r>
+          </w:p>
+        </w:tc>
+        <w:tc>
+          <w:tcPr>
+            <w:tcW w:w="1850" w:type="dxa"/>
+          </w:tcPr>
+          <w:p>
+            <w:pPr>
+              <w:jc w:val="center"/>
+              <w:rPr>
+                <w:rFonts w:ascii="Times New Roman" w:hAnsi="Times New Roman" w:cs="Times New Roman"/>
+                <w:sz w:val="24"/>
+                <w:szCs w:val="24"/>
+              </w:rPr>
+            </w:pPr>
+            <w:r>
+              <w:rPr>
+                <w:rFonts w:ascii="Times New Roman" w:hAnsi="Times New Roman" w:cs="Times New Roman"/>
+                <w:sz w:val="24"/>
+                <w:szCs w:val="24"/>
+              </w:rPr>
+              <w:t>-0.069</w:t>
+            </w:r>
+          </w:p>
+        </w:tc>
+      </w:tr>
+      <w:tr>
+        <w:tc>
+          <w:tcPr>
+            <w:tcW w:w="1850" w:type="dxa"/>
+          </w:tcPr>
+          <w:p>
+            <w:pPr>
+              <w:jc w:val="center"/>
+              <w:rPr>
+                <w:rFonts w:ascii="Times New Roman" w:hAnsi="Times New Roman" w:cs="Times New Roman"/>
+                <w:sz w:val="24"/>
+                <w:szCs w:val="24"/>
+              </w:rPr>
+            </w:pPr>
+            <w:r>
+              <w:rPr>
+                <w:rFonts w:ascii="Times New Roman" w:hAnsi="Times New Roman" w:cs="Times New Roman"/>
+                <w:sz w:val="24"/>
+                <w:szCs w:val="24"/>
+              </w:rPr>
+              <w:t>Mean temp of warmest quart.</w:t>
+            </w:r>
+          </w:p>
+        </w:tc>
+        <w:tc>
+          <w:tcPr>
+            <w:tcW w:w="1406" w:type="dxa"/>
+          </w:tcPr>
+          <w:p>
+            <w:pPr>
+              <w:jc w:val="center"/>
+              <w:rPr>
+                <w:rFonts w:ascii="Times New Roman" w:hAnsi="Times New Roman" w:cs="Times New Roman"/>
+                <w:sz w:val="24"/>
+                <w:szCs w:val="24"/>
+              </w:rPr>
+            </w:pPr>
+            <w:r>
+              <w:rPr>
+                <w:rFonts w:ascii="Times New Roman" w:hAnsi="Times New Roman" w:cs="Times New Roman"/>
+                <w:sz w:val="24"/>
+                <w:szCs w:val="24"/>
+              </w:rPr>
+              <w:t>-0.659</w:t>
+            </w:r>
+          </w:p>
+        </w:tc>
+        <w:tc>
+          <w:tcPr>
+            <w:tcW w:w="2294" w:type="dxa"/>
+          </w:tcPr>
+          <w:p>
+            <w:pPr>
+              <w:jc w:val="center"/>
+              <w:rPr>
+                <w:rFonts w:ascii="Times New Roman" w:hAnsi="Times New Roman" w:cs="Times New Roman"/>
+                <w:sz w:val="24"/>
+                <w:szCs w:val="24"/>
+              </w:rPr>
+            </w:pPr>
+            <w:r>
+              <w:rPr>
+                <w:rFonts w:ascii="Times New Roman" w:hAnsi="Times New Roman" w:cs="Times New Roman"/>
+                <w:sz w:val="24"/>
+                <w:szCs w:val="24"/>
+              </w:rPr>
+              <w:t>0.063</w:t>
+            </w:r>
+          </w:p>
+        </w:tc>
+        <w:tc>
+          <w:tcPr>
+            <w:tcW w:w="1850" w:type="dxa"/>
+          </w:tcPr>
+          <w:p>
+            <w:pPr>
+              <w:jc w:val="center"/>
+              <w:rPr>
+                <w:rFonts w:ascii="Times New Roman" w:hAnsi="Times New Roman" w:cs="Times New Roman"/>
+                <w:sz w:val="24"/>
+                <w:szCs w:val="24"/>
+              </w:rPr>
+            </w:pPr>
+            <w:r>
+              <w:rPr>
+                <w:rFonts w:ascii="Times New Roman" w:hAnsi="Times New Roman" w:cs="Times New Roman"/>
+                <w:sz w:val="24"/>
+                <w:szCs w:val="24"/>
+              </w:rPr>
+              <w:t>-0.783</w:t>
+            </w:r>
+          </w:p>
+        </w:tc>
+        <w:tc>
+          <w:tcPr>
+            <w:tcW w:w="1850" w:type="dxa"/>
+          </w:tcPr>
+          <w:p>
+            <w:pPr>
+              <w:jc w:val="center"/>
+              <w:rPr>
+                <w:rFonts w:ascii="Times New Roman" w:hAnsi="Times New Roman" w:cs="Times New Roman"/>
+                <w:sz w:val="24"/>
+                <w:szCs w:val="24"/>
+              </w:rPr>
+            </w:pPr>
+            <w:r>
+              <w:rPr>
+                <w:rFonts w:ascii="Times New Roman" w:hAnsi="Times New Roman" w:cs="Times New Roman"/>
+                <w:sz w:val="24"/>
+                <w:szCs w:val="24"/>
+              </w:rPr>
+              <w:t>-0.659</w:t>
+            </w:r>
+          </w:p>
+        </w:tc>
+        <w:tc>
+          <w:tcPr>
+            <w:tcW w:w="1850" w:type="dxa"/>
+          </w:tcPr>
+          <w:p>
+            <w:pPr>
+              <w:jc w:val="center"/>
+              <w:rPr>
+                <w:rFonts w:ascii="Times New Roman" w:hAnsi="Times New Roman" w:cs="Times New Roman"/>
+                <w:sz w:val="24"/>
+                <w:szCs w:val="24"/>
+              </w:rPr>
+            </w:pPr>
+            <w:r>
+              <w:rPr>
+                <w:rFonts w:ascii="Times New Roman" w:hAnsi="Times New Roman" w:cs="Times New Roman"/>
+                <w:sz w:val="24"/>
+                <w:szCs w:val="24"/>
+              </w:rPr>
+              <w:t>-0.535</w:t>
+            </w:r>
+          </w:p>
+        </w:tc>
+        <w:tc>
+          <w:tcPr>
+            <w:tcW w:w="1850" w:type="dxa"/>
+          </w:tcPr>
+          <w:p>
+            <w:pPr>
+              <w:jc w:val="center"/>
+              <w:rPr>
+                <w:rFonts w:ascii="Times New Roman" w:hAnsi="Times New Roman" w:cs="Times New Roman"/>
+                <w:sz w:val="24"/>
+                <w:szCs w:val="24"/>
+              </w:rPr>
+            </w:pPr>
+            <w:r>
+              <w:rPr>
+                <w:rFonts w:ascii="Times New Roman" w:hAnsi="Times New Roman" w:cs="Times New Roman"/>
+                <w:sz w:val="24"/>
+                <w:szCs w:val="24"/>
+              </w:rPr>
+              <w:t>-0.659</w:t>
+            </w:r>
+          </w:p>
+        </w:tc>
+      </w:tr>
+      <w:tr>
+        <w:tc>
+          <w:tcPr>
+            <w:tcW w:w="1850" w:type="dxa"/>
+          </w:tcPr>
+          <w:p>
+            <w:pPr>
+              <w:jc w:val="center"/>
+              <w:rPr>
+                <w:rFonts w:ascii="Times New Roman" w:hAnsi="Times New Roman" w:cs="Times New Roman"/>
+                <w:sz w:val="24"/>
+                <w:szCs w:val="24"/>
+              </w:rPr>
+            </w:pPr>
+            <w:proofErr w:type="spellStart"/>
+            <w:r>
+              <w:rPr>
+                <w:rFonts w:ascii="Times New Roman" w:hAnsi="Times New Roman" w:cs="Times New Roman"/>
+                <w:sz w:val="24"/>
+                <w:szCs w:val="24"/>
+              </w:rPr>
+              <w:t>Precip</w:t>
+            </w:r>
+            <w:proofErr w:type="spellEnd"/>
+            <w:r>
+              <w:rPr>
+                <w:rFonts w:ascii="Times New Roman" w:hAnsi="Times New Roman" w:cs="Times New Roman"/>
+                <w:sz w:val="24"/>
+                <w:szCs w:val="24"/>
+              </w:rPr>
+              <w:t>. of driest month</w:t>
+            </w:r>
+          </w:p>
+        </w:tc>
+        <w:tc>
+          <w:tcPr>
+            <w:tcW w:w="1406" w:type="dxa"/>
+          </w:tcPr>
+          <w:p>
+            <w:pPr>
+              <w:jc w:val="center"/>
+              <w:rPr>
+                <w:rFonts w:ascii="Times New Roman" w:hAnsi="Times New Roman" w:cs="Times New Roman"/>
+                <w:sz w:val="24"/>
+                <w:szCs w:val="24"/>
+              </w:rPr>
+            </w:pPr>
+            <w:r>
+              <w:rPr>
+                <w:rFonts w:ascii="Times New Roman" w:hAnsi="Times New Roman" w:cs="Times New Roman"/>
+                <w:sz w:val="24"/>
+                <w:szCs w:val="24"/>
+              </w:rPr>
+              <w:t>-0.017</w:t>
+            </w:r>
+          </w:p>
+        </w:tc>
+        <w:tc>
+          <w:tcPr>
+            <w:tcW w:w="2294" w:type="dxa"/>
+          </w:tcPr>
+          <w:p>
+            <w:pPr>
+              <w:jc w:val="center"/>
+              <w:rPr>
+                <w:rFonts w:ascii="Times New Roman" w:hAnsi="Times New Roman" w:cs="Times New Roman"/>
+                <w:sz w:val="24"/>
+                <w:szCs w:val="24"/>
+              </w:rPr>
+            </w:pPr>
+            <w:r>
+              <w:rPr>
+                <w:rFonts w:ascii="Times New Roman" w:hAnsi="Times New Roman" w:cs="Times New Roman"/>
+                <w:sz w:val="24"/>
+                <w:szCs w:val="24"/>
+              </w:rPr>
+              <w:t>0.005</w:t>
+            </w:r>
+          </w:p>
+        </w:tc>
+        <w:tc>
+          <w:tcPr>
+            <w:tcW w:w="1850" w:type="dxa"/>
+          </w:tcPr>
+          <w:p>
+            <w:pPr>
+              <w:jc w:val="center"/>
+              <w:rPr>
+                <w:rFonts w:ascii="Times New Roman" w:hAnsi="Times New Roman" w:cs="Times New Roman"/>
+                <w:sz w:val="24"/>
+                <w:szCs w:val="24"/>
+              </w:rPr>
+            </w:pPr>
+            <w:r>
+              <w:rPr>
+                <w:rFonts w:ascii="Times New Roman" w:hAnsi="Times New Roman" w:cs="Times New Roman"/>
+                <w:sz w:val="24"/>
+                <w:szCs w:val="24"/>
+              </w:rPr>
+              <w:t>-0.026</w:t>
+            </w:r>
+          </w:p>
+        </w:tc>
+        <w:tc>
+          <w:tcPr>
+            <w:tcW w:w="1850" w:type="dxa"/>
+          </w:tcPr>
+          <w:p>
+            <w:pPr>
+              <w:jc w:val="center"/>
+              <w:rPr>
+                <w:rFonts w:ascii="Times New Roman" w:hAnsi="Times New Roman" w:cs="Times New Roman"/>
+                <w:sz w:val="24"/>
+                <w:szCs w:val="24"/>
+              </w:rPr>
+            </w:pPr>
+            <w:r>
+              <w:rPr>
+                <w:rFonts w:ascii="Times New Roman" w:hAnsi="Times New Roman" w:cs="Times New Roman"/>
+                <w:sz w:val="24"/>
+                <w:szCs w:val="24"/>
+              </w:rPr>
+              <w:t>-0.017</w:t>
+            </w:r>
+          </w:p>
+        </w:tc>
+        <w:tc>
+          <w:tcPr>
+            <w:tcW w:w="1850" w:type="dxa"/>
+          </w:tcPr>
+          <w:p>
+            <w:pPr>
+              <w:jc w:val="center"/>
+              <w:rPr>
+                <w:rFonts w:ascii="Times New Roman" w:hAnsi="Times New Roman" w:cs="Times New Roman"/>
+                <w:sz w:val="24"/>
+                <w:szCs w:val="24"/>
+              </w:rPr>
+            </w:pPr>
+            <w:r>
+              <w:rPr>
+                <w:rFonts w:ascii="Times New Roman" w:hAnsi="Times New Roman" w:cs="Times New Roman"/>
+                <w:sz w:val="24"/>
+                <w:szCs w:val="24"/>
+              </w:rPr>
+              <w:t>-0.008</w:t>
+            </w:r>
+          </w:p>
+        </w:tc>
+        <w:tc>
+          <w:tcPr>
+            <w:tcW w:w="1850" w:type="dxa"/>
+          </w:tcPr>
+          <w:p>
+            <w:pPr>
+              <w:jc w:val="center"/>
+              <w:rPr>
+                <w:rFonts w:ascii="Times New Roman" w:hAnsi="Times New Roman" w:cs="Times New Roman"/>
+                <w:sz w:val="24"/>
+                <w:szCs w:val="24"/>
+              </w:rPr>
+            </w:pPr>
+            <w:r>
+              <w:rPr>
+                <w:rFonts w:ascii="Times New Roman" w:hAnsi="Times New Roman" w:cs="Times New Roman"/>
+                <w:sz w:val="24"/>
+                <w:szCs w:val="24"/>
+              </w:rPr>
+              <w:t>-0.017</w:t>
+            </w:r>
+          </w:p>
+        </w:tc>
+      </w:tr>
+      <w:tr>
+        <w:tc>
+          <w:tcPr>
+            <w:tcW w:w="1850" w:type="dxa"/>
+          </w:tcPr>
+          <w:p>
+            <w:pPr>
+              <w:jc w:val="center"/>
+              <w:rPr>
+                <w:rFonts w:ascii="Times New Roman" w:hAnsi="Times New Roman" w:cs="Times New Roman"/>
+                <w:sz w:val="24"/>
+                <w:szCs w:val="24"/>
+              </w:rPr>
+            </w:pPr>
+            <w:r>
+              <w:rPr>
+                <w:rFonts w:ascii="Times New Roman" w:hAnsi="Times New Roman" w:cs="Times New Roman"/>
+                <w:sz w:val="24"/>
+                <w:szCs w:val="24"/>
+              </w:rPr>
+              <w:t>Cropland cover</w:t>
+            </w:r>
+          </w:p>
+        </w:tc>
+        <w:tc>
+          <w:tcPr>
+            <w:tcW w:w="1406" w:type="dxa"/>
+          </w:tcPr>
+          <w:p>
+            <w:pPr>
+              <w:jc w:val="center"/>
+              <w:rPr>
+                <w:rFonts w:ascii="Times New Roman" w:hAnsi="Times New Roman" w:cs="Times New Roman"/>
+                <w:sz w:val="24"/>
+                <w:szCs w:val="24"/>
+              </w:rPr>
+            </w:pPr>
+            <w:r>
+              <w:rPr>
+                <w:rFonts w:ascii="Times New Roman" w:hAnsi="Times New Roman" w:cs="Times New Roman"/>
+                <w:sz w:val="24"/>
+                <w:szCs w:val="24"/>
+              </w:rPr>
+              <w:t>1.62</w:t>
+            </w:r>
+          </w:p>
+        </w:tc>
+        <w:tc>
+          <w:tcPr>
+            <w:tcW w:w="2294" w:type="dxa"/>
+          </w:tcPr>
+          <w:p>
+            <w:pPr>
+              <w:jc w:val="center"/>
+              <w:rPr>
+                <w:rFonts w:ascii="Times New Roman" w:hAnsi="Times New Roman" w:cs="Times New Roman"/>
+                <w:sz w:val="24"/>
+                <w:szCs w:val="24"/>
+              </w:rPr>
+            </w:pPr>
+            <w:r>
+              <w:rPr>
+                <w:rFonts w:ascii="Times New Roman" w:hAnsi="Times New Roman" w:cs="Times New Roman"/>
+                <w:sz w:val="24"/>
+                <w:szCs w:val="24"/>
+              </w:rPr>
+              <w:t>0.273</w:t>
+            </w:r>
+          </w:p>
+        </w:tc>
+        <w:tc>
+          <w:tcPr>
+            <w:tcW w:w="1850" w:type="dxa"/>
+          </w:tcPr>
+          <w:p>
+            <w:pPr>
+              <w:jc w:val="center"/>
+              <w:rPr>
+                <w:rFonts w:ascii="Times New Roman" w:hAnsi="Times New Roman" w:cs="Times New Roman"/>
+                <w:sz w:val="24"/>
+                <w:szCs w:val="24"/>
+              </w:rPr>
+            </w:pPr>
+            <w:r>
+              <w:rPr>
+                <w:rFonts w:ascii="Times New Roman" w:hAnsi="Times New Roman" w:cs="Times New Roman"/>
+                <w:sz w:val="24"/>
+                <w:szCs w:val="24"/>
+              </w:rPr>
+              <w:t>1.09</w:t>
+            </w:r>
+          </w:p>
+        </w:tc>
+        <w:tc>
+          <w:tcPr>
+            <w:tcW w:w="1850" w:type="dxa"/>
+          </w:tcPr>
+          <w:p>
+            <w:pPr>
+              <w:jc w:val="center"/>
+              <w:rPr>
+                <w:rFonts w:ascii="Times New Roman" w:hAnsi="Times New Roman" w:cs="Times New Roman"/>
+                <w:sz w:val="24"/>
+                <w:szCs w:val="24"/>
+              </w:rPr>
+            </w:pPr>
+            <w:r>
+              <w:rPr>
+                <w:rFonts w:ascii="Times New Roman" w:hAnsi="Times New Roman" w:cs="Times New Roman"/>
+                <w:sz w:val="24"/>
+                <w:szCs w:val="24"/>
+              </w:rPr>
+              <w:t>1.62</w:t>
+            </w:r>
+          </w:p>
+        </w:tc>
+        <w:tc>
+          <w:tcPr>
+            <w:tcW w:w="1850" w:type="dxa"/>
+          </w:tcPr>
+          <w:p>
+            <w:pPr>
+              <w:jc w:val="center"/>
+              <w:rPr>
+                <w:rFonts w:ascii="Times New Roman" w:hAnsi="Times New Roman" w:cs="Times New Roman"/>
+                <w:sz w:val="24"/>
+                <w:szCs w:val="24"/>
+              </w:rPr>
+            </w:pPr>
+            <w:r>
+              <w:rPr>
+                <w:rFonts w:ascii="Times New Roman" w:hAnsi="Times New Roman" w:cs="Times New Roman"/>
+                <w:sz w:val="24"/>
+                <w:szCs w:val="24"/>
+              </w:rPr>
+              <w:t>2.16</w:t>
+            </w:r>
+          </w:p>
+        </w:tc>
+        <w:tc>
+          <w:tcPr>
+            <w:tcW w:w="1850" w:type="dxa"/>
+          </w:tcPr>
+          <w:p>
+            <w:pPr>
+              <w:jc w:val="center"/>
+              <w:rPr>
+                <w:rFonts w:ascii="Times New Roman" w:hAnsi="Times New Roman" w:cs="Times New Roman"/>
+                <w:sz w:val="24"/>
+                <w:szCs w:val="24"/>
+              </w:rPr>
+            </w:pPr>
+            <w:r>
+              <w:rPr>
+                <w:rFonts w:ascii="Times New Roman" w:hAnsi="Times New Roman" w:cs="Times New Roman"/>
+                <w:sz w:val="24"/>
+                <w:szCs w:val="24"/>
+              </w:rPr>
+              <w:t>1.62</w:t>
+            </w:r>
+          </w:p>
+        </w:tc>
+      </w:tr>
+      <w:tr>
+        <w:tc>
+          <w:tcPr>
+            <w:tcW w:w="1850" w:type="dxa"/>
+          </w:tcPr>
+          <w:p>
+            <w:pPr>
+              <w:jc w:val="center"/>
+              <w:rPr>
+                <w:rFonts w:ascii="Times New Roman" w:hAnsi="Times New Roman" w:cs="Times New Roman"/>
+                <w:sz w:val="24"/>
+                <w:szCs w:val="24"/>
+              </w:rPr>
+            </w:pPr>
+            <w:r>
+              <w:rPr>
+                <w:rFonts w:ascii="Times New Roman" w:hAnsi="Times New Roman" w:cs="Times New Roman"/>
+                <w:sz w:val="24"/>
+                <w:szCs w:val="24"/>
+              </w:rPr>
+              <w:t>Footprint</w:t>
+            </w:r>
+          </w:p>
+        </w:tc>
+        <w:tc>
+          <w:tcPr>
+            <w:tcW w:w="1406" w:type="dxa"/>
+          </w:tcPr>
+          <w:p>
+            <w:pPr>
+              <w:jc w:val="center"/>
+              <w:rPr>
+                <w:rFonts w:ascii="Times New Roman" w:hAnsi="Times New Roman" w:cs="Times New Roman"/>
+                <w:sz w:val="24"/>
+                <w:szCs w:val="24"/>
+              </w:rPr>
+            </w:pPr>
+            <w:r>
+              <w:rPr>
+                <w:rFonts w:ascii="Times New Roman" w:hAnsi="Times New Roman" w:cs="Times New Roman"/>
+                <w:sz w:val="24"/>
+                <w:szCs w:val="24"/>
+              </w:rPr>
+              <w:t>0.011</w:t>
+            </w:r>
+          </w:p>
+        </w:tc>
+        <w:tc>
+          <w:tcPr>
+            <w:tcW w:w="2294" w:type="dxa"/>
+          </w:tcPr>
+          <w:p>
+            <w:pPr>
+              <w:jc w:val="center"/>
+              <w:rPr>
+                <w:rFonts w:ascii="Times New Roman" w:hAnsi="Times New Roman" w:cs="Times New Roman"/>
+                <w:sz w:val="24"/>
+                <w:szCs w:val="24"/>
+              </w:rPr>
+            </w:pPr>
+            <w:r>
+              <w:rPr>
+                <w:rFonts w:ascii="Times New Roman" w:hAnsi="Times New Roman" w:cs="Times New Roman"/>
+                <w:sz w:val="24"/>
+                <w:szCs w:val="24"/>
+              </w:rPr>
+              <w:t>0.004</w:t>
+            </w:r>
+          </w:p>
+        </w:tc>
+        <w:tc>
+          <w:tcPr>
+            <w:tcW w:w="1850" w:type="dxa"/>
+          </w:tcPr>
+          <w:p>
+            <w:pPr>
+              <w:jc w:val="center"/>
+              <w:rPr>
+                <w:rFonts w:ascii="Times New Roman" w:hAnsi="Times New Roman" w:cs="Times New Roman"/>
+                <w:sz w:val="24"/>
+                <w:szCs w:val="24"/>
+              </w:rPr>
+            </w:pPr>
+            <w:r>
+              <w:rPr>
+                <w:rFonts w:ascii="Times New Roman" w:hAnsi="Times New Roman" w:cs="Times New Roman"/>
+                <w:sz w:val="24"/>
+                <w:szCs w:val="24"/>
+              </w:rPr>
+              <w:t>0.002</w:t>
+            </w:r>
+          </w:p>
+        </w:tc>
+        <w:tc>
+          <w:tcPr>
+            <w:tcW w:w="1850" w:type="dxa"/>
+          </w:tcPr>
+          <w:p>
+            <w:pPr>
+              <w:jc w:val="center"/>
+              <w:rPr>
+                <w:rFonts w:ascii="Times New Roman" w:hAnsi="Times New Roman" w:cs="Times New Roman"/>
+                <w:sz w:val="24"/>
+                <w:szCs w:val="24"/>
+              </w:rPr>
+            </w:pPr>
+            <w:r>
+              <w:rPr>
+                <w:rFonts w:ascii="Times New Roman" w:hAnsi="Times New Roman" w:cs="Times New Roman"/>
+                <w:sz w:val="24"/>
+                <w:szCs w:val="24"/>
+              </w:rPr>
+              <w:t>0.011</w:t>
+            </w:r>
+          </w:p>
+        </w:tc>
+        <w:tc>
+          <w:tcPr>
+            <w:tcW w:w="1850" w:type="dxa"/>
+          </w:tcPr>
+          <w:p>
+            <w:pPr>
+              <w:jc w:val="center"/>
+              <w:rPr>
+                <w:rFonts w:ascii="Times New Roman" w:hAnsi="Times New Roman" w:cs="Times New Roman"/>
+                <w:sz w:val="24"/>
+                <w:szCs w:val="24"/>
+              </w:rPr>
+            </w:pPr>
+            <w:r>
+              <w:rPr>
+                <w:rFonts w:ascii="Times New Roman" w:hAnsi="Times New Roman" w:cs="Times New Roman"/>
+                <w:sz w:val="24"/>
+                <w:szCs w:val="24"/>
+              </w:rPr>
+              <w:t>0.020</w:t>
+            </w:r>
+          </w:p>
+        </w:tc>
+        <w:tc>
+          <w:tcPr>
+            <w:tcW w:w="1850" w:type="dxa"/>
+          </w:tcPr>
+          <w:p>
+            <w:pPr>
+              <w:jc w:val="center"/>
+              <w:rPr>
+                <w:rFonts w:ascii="Times New Roman" w:hAnsi="Times New Roman" w:cs="Times New Roman"/>
+                <w:sz w:val="24"/>
+                <w:szCs w:val="24"/>
+              </w:rPr>
+            </w:pPr>
+            <w:r>
+              <w:rPr>
+                <w:rFonts w:ascii="Times New Roman" w:hAnsi="Times New Roman" w:cs="Times New Roman"/>
+                <w:sz w:val="24"/>
+                <w:szCs w:val="24"/>
+              </w:rPr>
+              <w:t>0.011</w:t>
             </w:r>
           </w:p>
         </w:tc>
@@ -12293,7 +14316,6 @@
   <w:style w:type="character" w:default="1" w:styleId="DefaultParagraphFont">
     <w:name w:val="Default Paragraph Font"/>
     <w:uiPriority w:val="1"/>
-    <w:semiHidden/>
     <w:unhideWhenUsed/>
   </w:style>
   <w:style w:type="table" w:default="1" w:styleId="TableNormal">
